--- a/lab3-si.docx
+++ b/lab3-si.docx
@@ -443,6 +443,390 @@
                   </pic:nvPicPr>
                   <pic:blipFill>
                     <a:blip r:embed="rId8"/>
+                    <a:stretch>
+                      <a:fillRect/>
+                    </a:stretch>
+                  </pic:blipFill>
+                  <pic:spPr>
+                    <a:xfrm>
+                      <a:off x="0" y="0"/>
+                      <a:ext cx="5943600" cy="3343275"/>
+                    </a:xfrm>
+                    <a:prstGeom prst="rect">
+                      <a:avLst/>
+                    </a:prstGeom>
+                  </pic:spPr>
+                </pic:pic>
+              </a:graphicData>
+            </a:graphic>
+          </wp:inline>
+        </w:drawing>
+      </w:r>
+    </w:p>
+    <w:p>
+      <w:pPr>
+        <w:rPr>
+          <w:rFonts w:ascii="Times New Roman" w:hAnsi="Times New Roman" w:cs="Times New Roman"/>
+          <w:noProof/>
+          <w:sz w:val="24"/>
+          <w:szCs w:val="24"/>
+          <w:lang w:val="ro-RO"/>
+        </w:rPr>
+      </w:pPr>
+    </w:p>
+    <w:p>
+      <w:pPr>
+        <w:rPr>
+          <w:rFonts w:ascii="Times New Roman" w:hAnsi="Times New Roman" w:cs="Times New Roman"/>
+          <w:noProof/>
+          <w:sz w:val="24"/>
+          <w:szCs w:val="24"/>
+          <w:lang w:val="ro-RO"/>
+        </w:rPr>
+      </w:pPr>
+      <w:r>
+        <w:rPr>
+          <w:rFonts w:ascii="Times New Roman" w:hAnsi="Times New Roman" w:cs="Times New Roman"/>
+          <w:noProof/>
+          <w:sz w:val="24"/>
+          <w:szCs w:val="24"/>
+          <w:lang w:val="ro-RO"/>
+        </w:rPr>
+        <w:br w:type="page"/>
+      </w:r>
+    </w:p>
+    <w:p>
+      <w:pPr>
+        <w:rPr>
+          <w:rFonts w:ascii="Times New Roman" w:hAnsi="Times New Roman" w:cs="Times New Roman"/>
+          <w:noProof/>
+          <w:sz w:val="24"/>
+          <w:szCs w:val="24"/>
+          <w:lang w:val="ro-RO"/>
+        </w:rPr>
+      </w:pPr>
+      <w:r>
+        <w:rPr>
+          <w:rFonts w:ascii="Times New Roman" w:hAnsi="Times New Roman" w:cs="Times New Roman"/>
+          <w:noProof/>
+          <w:sz w:val="24"/>
+          <w:szCs w:val="24"/>
+          <w:lang w:val="ro-RO"/>
+        </w:rPr>
+        <w:lastRenderedPageBreak/>
+        <w:t>B1.</w:t>
+      </w:r>
+    </w:p>
+    <w:p>
+      <w:pPr>
+        <w:rPr>
+          <w:rFonts w:ascii="Times New Roman" w:hAnsi="Times New Roman" w:cs="Times New Roman"/>
+          <w:noProof/>
+          <w:sz w:val="24"/>
+          <w:szCs w:val="24"/>
+          <w:lang w:val="ro-RO"/>
+        </w:rPr>
+      </w:pPr>
+      <w:r>
+        <w:rPr>
+          <w:noProof/>
+        </w:rPr>
+        <w:drawing>
+          <wp:inline distT="0" distB="0" distL="0" distR="0" wp14:anchorId="3A04F988" wp14:editId="2769AE3B">
+            <wp:extent cx="5943600" cy="3343275"/>
+            <wp:effectExtent l="0" t="0" r="0" b="9525"/>
+            <wp:docPr id="6" name="Picture 6"/>
+            <wp:cNvGraphicFramePr>
+              <a:graphicFrameLocks xmlns:a="http://schemas.openxmlformats.org/drawingml/2006/main" noChangeAspect="1"/>
+            </wp:cNvGraphicFramePr>
+            <a:graphic xmlns:a="http://schemas.openxmlformats.org/drawingml/2006/main">
+              <a:graphicData uri="http://schemas.openxmlformats.org/drawingml/2006/picture">
+                <pic:pic xmlns:pic="http://schemas.openxmlformats.org/drawingml/2006/picture">
+                  <pic:nvPicPr>
+                    <pic:cNvPr id="1" name=""/>
+                    <pic:cNvPicPr/>
+                  </pic:nvPicPr>
+                  <pic:blipFill>
+                    <a:blip r:embed="rId9"/>
+                    <a:stretch>
+                      <a:fillRect/>
+                    </a:stretch>
+                  </pic:blipFill>
+                  <pic:spPr>
+                    <a:xfrm>
+                      <a:off x="0" y="0"/>
+                      <a:ext cx="5943600" cy="3343275"/>
+                    </a:xfrm>
+                    <a:prstGeom prst="rect">
+                      <a:avLst/>
+                    </a:prstGeom>
+                  </pic:spPr>
+                </pic:pic>
+              </a:graphicData>
+            </a:graphic>
+          </wp:inline>
+        </w:drawing>
+      </w:r>
+    </w:p>
+    <w:p>
+      <w:pPr>
+        <w:rPr>
+          <w:rFonts w:ascii="Times New Roman" w:hAnsi="Times New Roman" w:cs="Times New Roman"/>
+          <w:noProof/>
+          <w:sz w:val="24"/>
+          <w:szCs w:val="24"/>
+          <w:lang w:val="ro-RO"/>
+        </w:rPr>
+      </w:pPr>
+      <w:r>
+        <w:rPr>
+          <w:noProof/>
+        </w:rPr>
+        <w:drawing>
+          <wp:inline distT="0" distB="0" distL="0" distR="0" wp14:anchorId="6A35AC5E" wp14:editId="25D55B23">
+            <wp:extent cx="5943600" cy="3343275"/>
+            <wp:effectExtent l="0" t="0" r="0" b="9525"/>
+            <wp:docPr id="8" name="Picture 8"/>
+            <wp:cNvGraphicFramePr>
+              <a:graphicFrameLocks xmlns:a="http://schemas.openxmlformats.org/drawingml/2006/main" noChangeAspect="1"/>
+            </wp:cNvGraphicFramePr>
+            <a:graphic xmlns:a="http://schemas.openxmlformats.org/drawingml/2006/main">
+              <a:graphicData uri="http://schemas.openxmlformats.org/drawingml/2006/picture">
+                <pic:pic xmlns:pic="http://schemas.openxmlformats.org/drawingml/2006/picture">
+                  <pic:nvPicPr>
+                    <pic:cNvPr id="1" name=""/>
+                    <pic:cNvPicPr/>
+                  </pic:nvPicPr>
+                  <pic:blipFill>
+                    <a:blip r:embed="rId10"/>
+                    <a:stretch>
+                      <a:fillRect/>
+                    </a:stretch>
+                  </pic:blipFill>
+                  <pic:spPr>
+                    <a:xfrm>
+                      <a:off x="0" y="0"/>
+                      <a:ext cx="5943600" cy="3343275"/>
+                    </a:xfrm>
+                    <a:prstGeom prst="rect">
+                      <a:avLst/>
+                    </a:prstGeom>
+                  </pic:spPr>
+                </pic:pic>
+              </a:graphicData>
+            </a:graphic>
+          </wp:inline>
+        </w:drawing>
+      </w:r>
+    </w:p>
+    <w:p>
+      <w:pPr>
+        <w:rPr>
+          <w:rFonts w:ascii="Times New Roman" w:hAnsi="Times New Roman" w:cs="Times New Roman"/>
+          <w:noProof/>
+          <w:sz w:val="24"/>
+          <w:szCs w:val="24"/>
+          <w:lang w:val="ro-RO"/>
+        </w:rPr>
+      </w:pPr>
+      <w:r>
+        <w:rPr>
+          <w:rFonts w:ascii="Times New Roman" w:hAnsi="Times New Roman" w:cs="Times New Roman"/>
+          <w:noProof/>
+          <w:sz w:val="24"/>
+          <w:szCs w:val="24"/>
+          <w:lang w:val="ro-RO"/>
+        </w:rPr>
+        <w:br w:type="page"/>
+      </w:r>
+    </w:p>
+    <w:p>
+      <w:pPr>
+        <w:rPr>
+          <w:rFonts w:ascii="Times New Roman" w:hAnsi="Times New Roman" w:cs="Times New Roman"/>
+          <w:noProof/>
+          <w:sz w:val="24"/>
+          <w:szCs w:val="24"/>
+          <w:lang w:val="ro-RO"/>
+        </w:rPr>
+      </w:pPr>
+      <w:r>
+        <w:rPr>
+          <w:rFonts w:ascii="Times New Roman" w:hAnsi="Times New Roman" w:cs="Times New Roman"/>
+          <w:noProof/>
+          <w:sz w:val="24"/>
+          <w:szCs w:val="24"/>
+          <w:lang w:val="ro-RO"/>
+        </w:rPr>
+        <w:lastRenderedPageBreak/>
+        <w:t>B2.</w:t>
+      </w:r>
+    </w:p>
+    <w:p>
+      <w:pPr>
+        <w:rPr>
+          <w:rFonts w:ascii="Times New Roman" w:hAnsi="Times New Roman" w:cs="Times New Roman"/>
+          <w:noProof/>
+          <w:sz w:val="24"/>
+          <w:szCs w:val="24"/>
+          <w:lang w:val="ro-RO"/>
+        </w:rPr>
+      </w:pPr>
+      <w:r>
+        <w:rPr>
+          <w:noProof/>
+        </w:rPr>
+        <w:drawing>
+          <wp:inline distT="0" distB="0" distL="0" distR="0" wp14:anchorId="46F77B59" wp14:editId="4D07CBC6">
+            <wp:extent cx="5943600" cy="3343275"/>
+            <wp:effectExtent l="0" t="0" r="0" b="9525"/>
+            <wp:docPr id="9" name="Picture 9"/>
+            <wp:cNvGraphicFramePr>
+              <a:graphicFrameLocks xmlns:a="http://schemas.openxmlformats.org/drawingml/2006/main" noChangeAspect="1"/>
+            </wp:cNvGraphicFramePr>
+            <a:graphic xmlns:a="http://schemas.openxmlformats.org/drawingml/2006/main">
+              <a:graphicData uri="http://schemas.openxmlformats.org/drawingml/2006/picture">
+                <pic:pic xmlns:pic="http://schemas.openxmlformats.org/drawingml/2006/picture">
+                  <pic:nvPicPr>
+                    <pic:cNvPr id="1" name=""/>
+                    <pic:cNvPicPr/>
+                  </pic:nvPicPr>
+                  <pic:blipFill>
+                    <a:blip r:embed="rId11"/>
+                    <a:stretch>
+                      <a:fillRect/>
+                    </a:stretch>
+                  </pic:blipFill>
+                  <pic:spPr>
+                    <a:xfrm>
+                      <a:off x="0" y="0"/>
+                      <a:ext cx="5943600" cy="3343275"/>
+                    </a:xfrm>
+                    <a:prstGeom prst="rect">
+                      <a:avLst/>
+                    </a:prstGeom>
+                  </pic:spPr>
+                </pic:pic>
+              </a:graphicData>
+            </a:graphic>
+          </wp:inline>
+        </w:drawing>
+      </w:r>
+    </w:p>
+    <w:p>
+      <w:pPr>
+        <w:rPr>
+          <w:rFonts w:ascii="Times New Roman" w:hAnsi="Times New Roman" w:cs="Times New Roman"/>
+          <w:noProof/>
+          <w:sz w:val="24"/>
+          <w:szCs w:val="24"/>
+          <w:lang w:val="ro-RO"/>
+        </w:rPr>
+      </w:pPr>
+      <w:r>
+        <w:rPr>
+          <w:rFonts w:ascii="Times New Roman" w:hAnsi="Times New Roman" w:cs="Times New Roman"/>
+          <w:noProof/>
+          <w:sz w:val="24"/>
+          <w:szCs w:val="24"/>
+          <w:lang w:val="ro-RO"/>
+        </w:rPr>
+        <w:br w:type="page"/>
+      </w:r>
+    </w:p>
+    <w:p>
+      <w:pPr>
+        <w:rPr>
+          <w:rFonts w:ascii="Times New Roman" w:hAnsi="Times New Roman" w:cs="Times New Roman"/>
+          <w:noProof/>
+          <w:sz w:val="24"/>
+          <w:szCs w:val="24"/>
+          <w:lang w:val="ro-RO"/>
+        </w:rPr>
+      </w:pPr>
+      <w:r>
+        <w:rPr>
+          <w:rFonts w:ascii="Times New Roman" w:hAnsi="Times New Roman" w:cs="Times New Roman"/>
+          <w:noProof/>
+          <w:sz w:val="24"/>
+          <w:szCs w:val="24"/>
+          <w:lang w:val="ro-RO"/>
+        </w:rPr>
+        <w:lastRenderedPageBreak/>
+        <w:t>B3.</w:t>
+      </w:r>
+    </w:p>
+    <w:p>
+      <w:pPr>
+        <w:rPr>
+          <w:rFonts w:ascii="Times New Roman" w:hAnsi="Times New Roman" w:cs="Times New Roman"/>
+          <w:noProof/>
+          <w:sz w:val="24"/>
+          <w:szCs w:val="24"/>
+          <w:lang w:val="ro-RO"/>
+        </w:rPr>
+      </w:pPr>
+      <w:r>
+        <w:rPr>
+          <w:noProof/>
+        </w:rPr>
+        <w:drawing>
+          <wp:inline distT="0" distB="0" distL="0" distR="0" wp14:anchorId="22B729FD" wp14:editId="2B07C1AD">
+            <wp:extent cx="5943600" cy="3343275"/>
+            <wp:effectExtent l="0" t="0" r="0" b="9525"/>
+            <wp:docPr id="10" name="Picture 10"/>
+            <wp:cNvGraphicFramePr>
+              <a:graphicFrameLocks xmlns:a="http://schemas.openxmlformats.org/drawingml/2006/main" noChangeAspect="1"/>
+            </wp:cNvGraphicFramePr>
+            <a:graphic xmlns:a="http://schemas.openxmlformats.org/drawingml/2006/main">
+              <a:graphicData uri="http://schemas.openxmlformats.org/drawingml/2006/picture">
+                <pic:pic xmlns:pic="http://schemas.openxmlformats.org/drawingml/2006/picture">
+                  <pic:nvPicPr>
+                    <pic:cNvPr id="1" name=""/>
+                    <pic:cNvPicPr/>
+                  </pic:nvPicPr>
+                  <pic:blipFill>
+                    <a:blip r:embed="rId12"/>
+                    <a:stretch>
+                      <a:fillRect/>
+                    </a:stretch>
+                  </pic:blipFill>
+                  <pic:spPr>
+                    <a:xfrm>
+                      <a:off x="0" y="0"/>
+                      <a:ext cx="5943600" cy="3343275"/>
+                    </a:xfrm>
+                    <a:prstGeom prst="rect">
+                      <a:avLst/>
+                    </a:prstGeom>
+                  </pic:spPr>
+                </pic:pic>
+              </a:graphicData>
+            </a:graphic>
+          </wp:inline>
+        </w:drawing>
+      </w:r>
+      <w:r>
+        <w:rPr>
+          <w:noProof/>
+        </w:rPr>
+        <w:drawing>
+          <wp:inline distT="0" distB="0" distL="0" distR="0" wp14:anchorId="2E3DF216" wp14:editId="5A05A024">
+            <wp:extent cx="5943600" cy="3343275"/>
+            <wp:effectExtent l="0" t="0" r="0" b="9525"/>
+            <wp:docPr id="11" name="Picture 11"/>
+            <wp:cNvGraphicFramePr>
+              <a:graphicFrameLocks xmlns:a="http://schemas.openxmlformats.org/drawingml/2006/main" noChangeAspect="1"/>
+            </wp:cNvGraphicFramePr>
+            <a:graphic xmlns:a="http://schemas.openxmlformats.org/drawingml/2006/main">
+              <a:graphicData uri="http://schemas.openxmlformats.org/drawingml/2006/picture">
+                <pic:pic xmlns:pic="http://schemas.openxmlformats.org/drawingml/2006/picture">
+                  <pic:nvPicPr>
+                    <pic:cNvPr id="1" name=""/>
+                    <pic:cNvPicPr/>
+                  </pic:nvPicPr>
+                  <pic:blipFill>
+                    <a:blip r:embed="rId13"/>
                     <a:stretch>
                       <a:fillRect/>
                     </a:stretch>

--- a/lab3-si.docx
+++ b/lab3-si.docx
@@ -132,15 +132,472 @@
           <w:lang w:val="ro-RO"/>
         </w:rPr>
       </w:pPr>
-      <w:r>
-        <w:rPr>
-          <w:rFonts w:ascii="Times New Roman" w:hAnsi="Times New Roman" w:cs="Times New Roman"/>
-          <w:noProof/>
-          <w:sz w:val="24"/>
-          <w:szCs w:val="24"/>
-          <w:lang w:val="ro-RO"/>
-        </w:rPr>
-        <w:t>A2.</w:t>
+      <w:proofErr w:type="spellStart"/>
+      <w:r>
+        <w:rPr>
+          <w:rFonts w:ascii="Times New Roman" w:hAnsi="Times New Roman" w:cs="Times New Roman"/>
+          <w:sz w:val="24"/>
+          <w:szCs w:val="24"/>
+        </w:rPr>
+        <w:t>În</w:t>
+      </w:r>
+      <w:proofErr w:type="spellEnd"/>
+      <w:r>
+        <w:rPr>
+          <w:rFonts w:ascii="Times New Roman" w:hAnsi="Times New Roman" w:cs="Times New Roman"/>
+          <w:sz w:val="24"/>
+          <w:szCs w:val="24"/>
+        </w:rPr>
+        <w:t xml:space="preserve"> formular, </w:t>
+      </w:r>
+      <w:proofErr w:type="spellStart"/>
+      <w:r>
+        <w:rPr>
+          <w:rFonts w:ascii="Times New Roman" w:hAnsi="Times New Roman" w:cs="Times New Roman"/>
+          <w:sz w:val="24"/>
+          <w:szCs w:val="24"/>
+        </w:rPr>
+        <w:t>câmpul</w:t>
+      </w:r>
+      <w:proofErr w:type="spellEnd"/>
+      <w:r>
+        <w:rPr>
+          <w:rFonts w:ascii="Times New Roman" w:hAnsi="Times New Roman" w:cs="Times New Roman"/>
+          <w:sz w:val="24"/>
+          <w:szCs w:val="24"/>
+        </w:rPr>
+        <w:t xml:space="preserve"> </w:t>
+      </w:r>
+      <w:r>
+        <w:rPr>
+          <w:rStyle w:val="HTMLCode"/>
+          <w:rFonts w:ascii="Times New Roman" w:eastAsiaTheme="minorHAnsi" w:hAnsi="Times New Roman" w:cs="Times New Roman"/>
+          <w:sz w:val="24"/>
+          <w:szCs w:val="24"/>
+        </w:rPr>
+        <w:t>name</w:t>
+      </w:r>
+      <w:r>
+        <w:rPr>
+          <w:rFonts w:ascii="Times New Roman" w:hAnsi="Times New Roman" w:cs="Times New Roman"/>
+          <w:sz w:val="24"/>
+          <w:szCs w:val="24"/>
+        </w:rPr>
+        <w:t xml:space="preserve"> </w:t>
+      </w:r>
+      <w:proofErr w:type="spellStart"/>
+      <w:r>
+        <w:rPr>
+          <w:rFonts w:ascii="Times New Roman" w:hAnsi="Times New Roman" w:cs="Times New Roman"/>
+          <w:sz w:val="24"/>
+          <w:szCs w:val="24"/>
+        </w:rPr>
+        <w:t>este</w:t>
+      </w:r>
+      <w:proofErr w:type="spellEnd"/>
+      <w:r>
+        <w:rPr>
+          <w:rFonts w:ascii="Times New Roman" w:hAnsi="Times New Roman" w:cs="Times New Roman"/>
+          <w:sz w:val="24"/>
+          <w:szCs w:val="24"/>
+        </w:rPr>
+        <w:t xml:space="preserve"> </w:t>
+      </w:r>
+      <w:proofErr w:type="spellStart"/>
+      <w:r>
+        <w:rPr>
+          <w:rFonts w:ascii="Times New Roman" w:hAnsi="Times New Roman" w:cs="Times New Roman"/>
+          <w:sz w:val="24"/>
+          <w:szCs w:val="24"/>
+        </w:rPr>
+        <w:t>restricționat</w:t>
+      </w:r>
+      <w:proofErr w:type="spellEnd"/>
+      <w:r>
+        <w:rPr>
+          <w:rFonts w:ascii="Times New Roman" w:hAnsi="Times New Roman" w:cs="Times New Roman"/>
+          <w:sz w:val="24"/>
+          <w:szCs w:val="24"/>
+        </w:rPr>
+        <w:t xml:space="preserve"> la o </w:t>
+      </w:r>
+      <w:proofErr w:type="spellStart"/>
+      <w:r>
+        <w:rPr>
+          <w:rFonts w:ascii="Times New Roman" w:hAnsi="Times New Roman" w:cs="Times New Roman"/>
+          <w:sz w:val="24"/>
+          <w:szCs w:val="24"/>
+        </w:rPr>
+        <w:t>enumerare</w:t>
+      </w:r>
+      <w:proofErr w:type="spellEnd"/>
+      <w:r>
+        <w:rPr>
+          <w:rFonts w:ascii="Times New Roman" w:hAnsi="Times New Roman" w:cs="Times New Roman"/>
+          <w:sz w:val="24"/>
+          <w:szCs w:val="24"/>
+        </w:rPr>
+        <w:t xml:space="preserve"> </w:t>
+      </w:r>
+      <w:proofErr w:type="spellStart"/>
+      <w:r>
+        <w:rPr>
+          <w:rFonts w:ascii="Times New Roman" w:hAnsi="Times New Roman" w:cs="Times New Roman"/>
+          <w:sz w:val="24"/>
+          <w:szCs w:val="24"/>
+        </w:rPr>
+        <w:t>exactă</w:t>
+      </w:r>
+      <w:proofErr w:type="spellEnd"/>
+      <w:r>
+        <w:rPr>
+          <w:rFonts w:ascii="Times New Roman" w:hAnsi="Times New Roman" w:cs="Times New Roman"/>
+          <w:sz w:val="24"/>
+          <w:szCs w:val="24"/>
+        </w:rPr>
+        <w:t xml:space="preserve"> (</w:t>
+      </w:r>
+      <w:proofErr w:type="spellStart"/>
+      <w:r>
+        <w:rPr>
+          <w:rStyle w:val="HTMLCode"/>
+          <w:rFonts w:ascii="Times New Roman" w:eastAsiaTheme="minorHAnsi" w:hAnsi="Times New Roman" w:cs="Times New Roman"/>
+          <w:sz w:val="24"/>
+          <w:szCs w:val="24"/>
+        </w:rPr>
+        <w:t>enum</w:t>
+      </w:r>
+      <w:proofErr w:type="spellEnd"/>
+      <w:r>
+        <w:rPr>
+          <w:rFonts w:ascii="Times New Roman" w:hAnsi="Times New Roman" w:cs="Times New Roman"/>
+          <w:sz w:val="24"/>
+          <w:szCs w:val="24"/>
+        </w:rPr>
+        <w:t xml:space="preserve">), </w:t>
+      </w:r>
+      <w:proofErr w:type="spellStart"/>
+      <w:r>
+        <w:rPr>
+          <w:rFonts w:ascii="Times New Roman" w:hAnsi="Times New Roman" w:cs="Times New Roman"/>
+          <w:sz w:val="24"/>
+          <w:szCs w:val="24"/>
+        </w:rPr>
+        <w:t>afișând</w:t>
+      </w:r>
+      <w:proofErr w:type="spellEnd"/>
+      <w:r>
+        <w:rPr>
+          <w:rFonts w:ascii="Times New Roman" w:hAnsi="Times New Roman" w:cs="Times New Roman"/>
+          <w:sz w:val="24"/>
+          <w:szCs w:val="24"/>
+        </w:rPr>
+        <w:t xml:space="preserve"> </w:t>
+      </w:r>
+      <w:proofErr w:type="spellStart"/>
+      <w:r>
+        <w:rPr>
+          <w:rFonts w:ascii="Times New Roman" w:hAnsi="Times New Roman" w:cs="Times New Roman"/>
+          <w:sz w:val="24"/>
+          <w:szCs w:val="24"/>
+        </w:rPr>
+        <w:t>doar</w:t>
+      </w:r>
+      <w:proofErr w:type="spellEnd"/>
+      <w:r>
+        <w:rPr>
+          <w:rFonts w:ascii="Times New Roman" w:hAnsi="Times New Roman" w:cs="Times New Roman"/>
+          <w:sz w:val="24"/>
+          <w:szCs w:val="24"/>
+        </w:rPr>
+        <w:t xml:space="preserve"> </w:t>
+      </w:r>
+      <w:proofErr w:type="spellStart"/>
+      <w:r>
+        <w:rPr>
+          <w:rFonts w:ascii="Times New Roman" w:hAnsi="Times New Roman" w:cs="Times New Roman"/>
+          <w:sz w:val="24"/>
+          <w:szCs w:val="24"/>
+        </w:rPr>
+        <w:t>dispozitivele</w:t>
+      </w:r>
+      <w:proofErr w:type="spellEnd"/>
+      <w:r>
+        <w:rPr>
+          <w:rFonts w:ascii="Times New Roman" w:hAnsi="Times New Roman" w:cs="Times New Roman"/>
+          <w:sz w:val="24"/>
+          <w:szCs w:val="24"/>
+        </w:rPr>
+        <w:t xml:space="preserve"> definite (</w:t>
+      </w:r>
+      <w:r>
+        <w:rPr>
+          <w:rStyle w:val="HTMLCode"/>
+          <w:rFonts w:ascii="Times New Roman" w:eastAsiaTheme="minorHAnsi" w:hAnsi="Times New Roman" w:cs="Times New Roman"/>
+          <w:sz w:val="24"/>
+          <w:szCs w:val="24"/>
+        </w:rPr>
+        <w:t>"</w:t>
+      </w:r>
+      <w:proofErr w:type="spellStart"/>
+      <w:r>
+        <w:rPr>
+          <w:rStyle w:val="HTMLCode"/>
+          <w:rFonts w:ascii="Times New Roman" w:eastAsiaTheme="minorHAnsi" w:hAnsi="Times New Roman" w:cs="Times New Roman"/>
+          <w:sz w:val="24"/>
+          <w:szCs w:val="24"/>
+        </w:rPr>
+        <w:t>lampa_led</w:t>
+      </w:r>
+      <w:proofErr w:type="spellEnd"/>
+      <w:r>
+        <w:rPr>
+          <w:rStyle w:val="HTMLCode"/>
+          <w:rFonts w:ascii="Times New Roman" w:eastAsiaTheme="minorHAnsi" w:hAnsi="Times New Roman" w:cs="Times New Roman"/>
+          <w:sz w:val="24"/>
+          <w:szCs w:val="24"/>
+        </w:rPr>
+        <w:t>"</w:t>
+      </w:r>
+      <w:r>
+        <w:rPr>
+          <w:rFonts w:ascii="Times New Roman" w:hAnsi="Times New Roman" w:cs="Times New Roman"/>
+          <w:sz w:val="24"/>
+          <w:szCs w:val="24"/>
+        </w:rPr>
+        <w:t xml:space="preserve">, </w:t>
+      </w:r>
+      <w:r>
+        <w:rPr>
+          <w:rStyle w:val="HTMLCode"/>
+          <w:rFonts w:ascii="Times New Roman" w:eastAsiaTheme="minorHAnsi" w:hAnsi="Times New Roman" w:cs="Times New Roman"/>
+          <w:sz w:val="24"/>
+          <w:szCs w:val="24"/>
+        </w:rPr>
+        <w:t>"radiator"</w:t>
+      </w:r>
+      <w:r>
+        <w:rPr>
+          <w:rFonts w:ascii="Times New Roman" w:hAnsi="Times New Roman" w:cs="Times New Roman"/>
+          <w:sz w:val="24"/>
+          <w:szCs w:val="24"/>
+        </w:rPr>
+        <w:t xml:space="preserve">, etc.). </w:t>
+      </w:r>
+      <w:proofErr w:type="spellStart"/>
+      <w:r>
+        <w:rPr>
+          <w:rFonts w:ascii="Times New Roman" w:hAnsi="Times New Roman" w:cs="Times New Roman"/>
+          <w:sz w:val="24"/>
+          <w:szCs w:val="24"/>
+        </w:rPr>
+        <w:t>Câmpul</w:t>
+      </w:r>
+      <w:proofErr w:type="spellEnd"/>
+      <w:r>
+        <w:rPr>
+          <w:rFonts w:ascii="Times New Roman" w:hAnsi="Times New Roman" w:cs="Times New Roman"/>
+          <w:sz w:val="24"/>
+          <w:szCs w:val="24"/>
+        </w:rPr>
+        <w:t xml:space="preserve"> </w:t>
+      </w:r>
+      <w:r>
+        <w:rPr>
+          <w:rStyle w:val="HTMLCode"/>
+          <w:rFonts w:ascii="Times New Roman" w:eastAsiaTheme="minorHAnsi" w:hAnsi="Times New Roman" w:cs="Times New Roman"/>
+          <w:sz w:val="24"/>
+          <w:szCs w:val="24"/>
+        </w:rPr>
+        <w:t>hours</w:t>
+      </w:r>
+      <w:r>
+        <w:rPr>
+          <w:rFonts w:ascii="Times New Roman" w:hAnsi="Times New Roman" w:cs="Times New Roman"/>
+          <w:sz w:val="24"/>
+          <w:szCs w:val="24"/>
+        </w:rPr>
+        <w:t xml:space="preserve"> </w:t>
+      </w:r>
+      <w:proofErr w:type="spellStart"/>
+      <w:r>
+        <w:rPr>
+          <w:rFonts w:ascii="Times New Roman" w:hAnsi="Times New Roman" w:cs="Times New Roman"/>
+          <w:sz w:val="24"/>
+          <w:szCs w:val="24"/>
+        </w:rPr>
+        <w:t>impune</w:t>
+      </w:r>
+      <w:proofErr w:type="spellEnd"/>
+      <w:r>
+        <w:rPr>
+          <w:rFonts w:ascii="Times New Roman" w:hAnsi="Times New Roman" w:cs="Times New Roman"/>
+          <w:sz w:val="24"/>
+          <w:szCs w:val="24"/>
+        </w:rPr>
+        <w:t xml:space="preserve"> </w:t>
+      </w:r>
+      <w:proofErr w:type="spellStart"/>
+      <w:r>
+        <w:rPr>
+          <w:rFonts w:ascii="Times New Roman" w:hAnsi="Times New Roman" w:cs="Times New Roman"/>
+          <w:sz w:val="24"/>
+          <w:szCs w:val="24"/>
+        </w:rPr>
+        <w:t>limite</w:t>
+      </w:r>
+      <w:proofErr w:type="spellEnd"/>
+      <w:r>
+        <w:rPr>
+          <w:rFonts w:ascii="Times New Roman" w:hAnsi="Times New Roman" w:cs="Times New Roman"/>
+          <w:sz w:val="24"/>
+          <w:szCs w:val="24"/>
+        </w:rPr>
+        <w:t xml:space="preserve"> </w:t>
+      </w:r>
+      <w:proofErr w:type="spellStart"/>
+      <w:r>
+        <w:rPr>
+          <w:rFonts w:ascii="Times New Roman" w:hAnsi="Times New Roman" w:cs="Times New Roman"/>
+          <w:sz w:val="24"/>
+          <w:szCs w:val="24"/>
+        </w:rPr>
+        <w:t>matematice</w:t>
+      </w:r>
+      <w:proofErr w:type="spellEnd"/>
+      <w:r>
+        <w:rPr>
+          <w:rFonts w:ascii="Times New Roman" w:hAnsi="Times New Roman" w:cs="Times New Roman"/>
+          <w:sz w:val="24"/>
+          <w:szCs w:val="24"/>
+        </w:rPr>
+        <w:t xml:space="preserve"> </w:t>
+      </w:r>
+      <w:proofErr w:type="spellStart"/>
+      <w:r>
+        <w:rPr>
+          <w:rFonts w:ascii="Times New Roman" w:hAnsi="Times New Roman" w:cs="Times New Roman"/>
+          <w:sz w:val="24"/>
+          <w:szCs w:val="24"/>
+        </w:rPr>
+        <w:t>stricte</w:t>
+      </w:r>
+      <w:proofErr w:type="spellEnd"/>
+      <w:r>
+        <w:rPr>
+          <w:rFonts w:ascii="Times New Roman" w:hAnsi="Times New Roman" w:cs="Times New Roman"/>
+          <w:sz w:val="24"/>
+          <w:szCs w:val="24"/>
+        </w:rPr>
+        <w:t xml:space="preserve"> validate direct </w:t>
+      </w:r>
+      <w:proofErr w:type="spellStart"/>
+      <w:r>
+        <w:rPr>
+          <w:rFonts w:ascii="Times New Roman" w:hAnsi="Times New Roman" w:cs="Times New Roman"/>
+          <w:sz w:val="24"/>
+          <w:szCs w:val="24"/>
+        </w:rPr>
+        <w:t>prin</w:t>
+      </w:r>
+      <w:proofErr w:type="spellEnd"/>
+      <w:r>
+        <w:rPr>
+          <w:rFonts w:ascii="Times New Roman" w:hAnsi="Times New Roman" w:cs="Times New Roman"/>
+          <w:sz w:val="24"/>
+          <w:szCs w:val="24"/>
+        </w:rPr>
+        <w:t xml:space="preserve"> </w:t>
+      </w:r>
+      <w:proofErr w:type="spellStart"/>
+      <w:r>
+        <w:rPr>
+          <w:rFonts w:ascii="Times New Roman" w:hAnsi="Times New Roman" w:cs="Times New Roman"/>
+          <w:sz w:val="24"/>
+          <w:szCs w:val="24"/>
+        </w:rPr>
+        <w:t>regulile</w:t>
+      </w:r>
+      <w:proofErr w:type="spellEnd"/>
+      <w:r>
+        <w:rPr>
+          <w:rFonts w:ascii="Times New Roman" w:hAnsi="Times New Roman" w:cs="Times New Roman"/>
+          <w:sz w:val="24"/>
+          <w:szCs w:val="24"/>
+        </w:rPr>
+        <w:t xml:space="preserve"> </w:t>
+      </w:r>
+      <w:proofErr w:type="spellStart"/>
+      <w:r>
+        <w:rPr>
+          <w:rStyle w:val="HTMLCode"/>
+          <w:rFonts w:ascii="Times New Roman" w:eastAsiaTheme="minorHAnsi" w:hAnsi="Times New Roman" w:cs="Times New Roman"/>
+          <w:sz w:val="24"/>
+          <w:szCs w:val="24"/>
+        </w:rPr>
+        <w:t>exclusiveMinimum</w:t>
+      </w:r>
+      <w:proofErr w:type="spellEnd"/>
+      <w:r>
+        <w:rPr>
+          <w:rFonts w:ascii="Times New Roman" w:hAnsi="Times New Roman" w:cs="Times New Roman"/>
+          <w:sz w:val="24"/>
+          <w:szCs w:val="24"/>
+        </w:rPr>
+        <w:t xml:space="preserve"> </w:t>
+      </w:r>
+      <w:proofErr w:type="spellStart"/>
+      <w:r>
+        <w:rPr>
+          <w:rFonts w:ascii="Times New Roman" w:hAnsi="Times New Roman" w:cs="Times New Roman"/>
+          <w:sz w:val="24"/>
+          <w:szCs w:val="24"/>
+        </w:rPr>
+        <w:t>și</w:t>
+      </w:r>
+      <w:proofErr w:type="spellEnd"/>
+      <w:r>
+        <w:rPr>
+          <w:rFonts w:ascii="Times New Roman" w:hAnsi="Times New Roman" w:cs="Times New Roman"/>
+          <w:sz w:val="24"/>
+          <w:szCs w:val="24"/>
+        </w:rPr>
+        <w:t xml:space="preserve"> </w:t>
+      </w:r>
+      <w:r>
+        <w:rPr>
+          <w:rStyle w:val="HTMLCode"/>
+          <w:rFonts w:ascii="Times New Roman" w:eastAsiaTheme="minorHAnsi" w:hAnsi="Times New Roman" w:cs="Times New Roman"/>
+          <w:sz w:val="24"/>
+          <w:szCs w:val="24"/>
+        </w:rPr>
+        <w:t>maximum</w:t>
+      </w:r>
+      <w:r>
+        <w:rPr>
+          <w:rFonts w:ascii="Times New Roman" w:hAnsi="Times New Roman" w:cs="Times New Roman"/>
+          <w:sz w:val="24"/>
+          <w:szCs w:val="24"/>
+        </w:rPr>
+        <w:t xml:space="preserve"> din </w:t>
+      </w:r>
+      <w:proofErr w:type="spellStart"/>
+      <w:r>
+        <w:rPr>
+          <w:rFonts w:ascii="Times New Roman" w:hAnsi="Times New Roman" w:cs="Times New Roman"/>
+          <w:sz w:val="24"/>
+          <w:szCs w:val="24"/>
+        </w:rPr>
+        <w:t>schemă</w:t>
+      </w:r>
+      <w:proofErr w:type="spellEnd"/>
+      <w:r>
+        <w:rPr>
+          <w:rFonts w:ascii="Times New Roman" w:hAnsi="Times New Roman" w:cs="Times New Roman"/>
+          <w:sz w:val="24"/>
+          <w:szCs w:val="24"/>
+        </w:rPr>
+        <w:t>.</w:t>
       </w:r>
     </w:p>
     <w:p>
@@ -161,7 +618,49 @@
           <w:szCs w:val="24"/>
           <w:lang w:val="ro-RO"/>
         </w:rPr>
+        <w:br w:type="page"/>
+      </w:r>
+    </w:p>
+    <w:p>
+      <w:pPr>
+        <w:rPr>
+          <w:rFonts w:ascii="Times New Roman" w:hAnsi="Times New Roman" w:cs="Times New Roman"/>
+          <w:noProof/>
+          <w:sz w:val="24"/>
+          <w:szCs w:val="24"/>
+          <w:lang w:val="ro-RO"/>
+        </w:rPr>
+      </w:pPr>
+      <w:r>
+        <w:rPr>
+          <w:rFonts w:ascii="Times New Roman" w:hAnsi="Times New Roman" w:cs="Times New Roman"/>
+          <w:noProof/>
+          <w:sz w:val="24"/>
+          <w:szCs w:val="24"/>
+          <w:lang w:val="ro-RO"/>
+        </w:rPr>
         <w:lastRenderedPageBreak/>
+        <w:t>A2.</w:t>
+      </w:r>
+    </w:p>
+    <w:p>
+      <w:pPr>
+        <w:rPr>
+          <w:rFonts w:ascii="Times New Roman" w:hAnsi="Times New Roman" w:cs="Times New Roman"/>
+          <w:noProof/>
+          <w:sz w:val="24"/>
+          <w:szCs w:val="24"/>
+          <w:lang w:val="ro-RO"/>
+        </w:rPr>
+      </w:pPr>
+      <w:r>
+        <w:rPr>
+          <w:rFonts w:ascii="Times New Roman" w:hAnsi="Times New Roman" w:cs="Times New Roman"/>
+          <w:noProof/>
+          <w:sz w:val="24"/>
+          <w:szCs w:val="24"/>
+          <w:lang w:val="ro-RO"/>
+        </w:rPr>
         <w:drawing>
           <wp:inline distT="0" distB="0" distL="0" distR="0" wp14:anchorId="6F9B2B7E" wp14:editId="3184B1CC">
             <wp:extent cx="5943600" cy="3343275"/>
@@ -269,6 +768,28 @@
           <w:szCs w:val="24"/>
           <w:lang w:val="ro-RO"/>
         </w:rPr>
+        <w:br w:type="page"/>
+      </w:r>
+    </w:p>
+    <w:p>
+      <w:pPr>
+        <w:rPr>
+          <w:rFonts w:ascii="Times New Roman" w:hAnsi="Times New Roman" w:cs="Times New Roman"/>
+          <w:noProof/>
+          <w:sz w:val="24"/>
+          <w:szCs w:val="24"/>
+          <w:lang w:val="ro-RO"/>
+        </w:rPr>
+      </w:pPr>
+      <w:r>
+        <w:rPr>
+          <w:rFonts w:ascii="Times New Roman" w:hAnsi="Times New Roman" w:cs="Times New Roman"/>
+          <w:noProof/>
+          <w:sz w:val="24"/>
+          <w:szCs w:val="24"/>
+          <w:lang w:val="ro-RO"/>
+        </w:rPr>
+        <w:lastRenderedPageBreak/>
         <w:t>A3.</w:t>
       </w:r>
     </w:p>
@@ -344,7 +865,6 @@
           <w:szCs w:val="24"/>
           <w:lang w:val="ro-RO"/>
         </w:rPr>
-        <w:lastRenderedPageBreak/>
         <w:t xml:space="preserve">FastMCP a împachetat (încapsulat) lista într-un obiect rădăcină . Specificația JSON Schema și standardul MCP pentru outputSchema cer ca nivelul rădăcină al unui rezultat structurat să fie un obiect JSON, nu un array de sine stătător. Pentru a genera o schemă validă conform specificației, FastMCP convertește automat tipul de bază list[str] într-un obiect cu un câmp dedicat ce deține elementele listei. </w:t>
       </w:r>
     </w:p>
@@ -367,6 +887,606 @@
           <w:lang w:val="ro-RO"/>
         </w:rPr>
         <w:t>A4.</w:t>
+      </w:r>
+    </w:p>
+    <w:p>
+      <w:pPr>
+        <w:rPr>
+          <w:rFonts w:ascii="Times New Roman" w:hAnsi="Times New Roman" w:cs="Times New Roman"/>
+          <w:noProof/>
+          <w:sz w:val="24"/>
+          <w:szCs w:val="24"/>
+          <w:lang w:val="ro-RO"/>
+        </w:rPr>
+      </w:pPr>
+      <w:proofErr w:type="spellStart"/>
+      <w:r>
+        <w:rPr>
+          <w:rFonts w:ascii="Times New Roman" w:hAnsi="Times New Roman" w:cs="Times New Roman"/>
+          <w:sz w:val="24"/>
+          <w:szCs w:val="24"/>
+        </w:rPr>
+        <w:t>Numele</w:t>
+      </w:r>
+      <w:proofErr w:type="spellEnd"/>
+      <w:r>
+        <w:rPr>
+          <w:rFonts w:ascii="Times New Roman" w:hAnsi="Times New Roman" w:cs="Times New Roman"/>
+          <w:sz w:val="24"/>
+          <w:szCs w:val="24"/>
+        </w:rPr>
+        <w:t xml:space="preserve"> </w:t>
+      </w:r>
+      <w:proofErr w:type="spellStart"/>
+      <w:r>
+        <w:rPr>
+          <w:rStyle w:val="HTMLCode"/>
+          <w:rFonts w:ascii="Times New Roman" w:eastAsiaTheme="minorHAnsi" w:hAnsi="Times New Roman" w:cs="Times New Roman"/>
+          <w:sz w:val="24"/>
+          <w:szCs w:val="24"/>
+        </w:rPr>
+        <w:t>frigider</w:t>
+      </w:r>
+      <w:proofErr w:type="spellEnd"/>
+      <w:r>
+        <w:rPr>
+          <w:rFonts w:ascii="Times New Roman" w:hAnsi="Times New Roman" w:cs="Times New Roman"/>
+          <w:sz w:val="24"/>
+          <w:szCs w:val="24"/>
+        </w:rPr>
+        <w:t xml:space="preserve"> </w:t>
+      </w:r>
+      <w:proofErr w:type="spellStart"/>
+      <w:r>
+        <w:rPr>
+          <w:rFonts w:ascii="Times New Roman" w:hAnsi="Times New Roman" w:cs="Times New Roman"/>
+          <w:sz w:val="24"/>
+          <w:szCs w:val="24"/>
+        </w:rPr>
+        <w:t>este</w:t>
+      </w:r>
+      <w:proofErr w:type="spellEnd"/>
+      <w:r>
+        <w:rPr>
+          <w:rFonts w:ascii="Times New Roman" w:hAnsi="Times New Roman" w:cs="Times New Roman"/>
+          <w:sz w:val="24"/>
+          <w:szCs w:val="24"/>
+        </w:rPr>
+        <w:t xml:space="preserve"> o </w:t>
+      </w:r>
+      <w:proofErr w:type="spellStart"/>
+      <w:r>
+        <w:rPr>
+          <w:rFonts w:ascii="Times New Roman" w:hAnsi="Times New Roman" w:cs="Times New Roman"/>
+          <w:sz w:val="24"/>
+          <w:szCs w:val="24"/>
+        </w:rPr>
+        <w:t>eroare</w:t>
+      </w:r>
+      <w:proofErr w:type="spellEnd"/>
+      <w:r>
+        <w:rPr>
+          <w:rFonts w:ascii="Times New Roman" w:hAnsi="Times New Roman" w:cs="Times New Roman"/>
+          <w:sz w:val="24"/>
+          <w:szCs w:val="24"/>
+        </w:rPr>
+        <w:t xml:space="preserve"> </w:t>
+      </w:r>
+      <w:proofErr w:type="spellStart"/>
+      <w:r>
+        <w:rPr>
+          <w:rFonts w:ascii="Times New Roman" w:hAnsi="Times New Roman" w:cs="Times New Roman"/>
+          <w:sz w:val="24"/>
+          <w:szCs w:val="24"/>
+        </w:rPr>
+        <w:t>prinsă</w:t>
+      </w:r>
+      <w:proofErr w:type="spellEnd"/>
+      <w:r>
+        <w:rPr>
+          <w:rFonts w:ascii="Times New Roman" w:hAnsi="Times New Roman" w:cs="Times New Roman"/>
+          <w:sz w:val="24"/>
+          <w:szCs w:val="24"/>
+        </w:rPr>
+        <w:t xml:space="preserve"> de </w:t>
+      </w:r>
+      <w:proofErr w:type="spellStart"/>
+      <w:r>
+        <w:rPr>
+          <w:rFonts w:ascii="Times New Roman" w:hAnsi="Times New Roman" w:cs="Times New Roman"/>
+          <w:sz w:val="24"/>
+          <w:szCs w:val="24"/>
+        </w:rPr>
+        <w:t>validarea</w:t>
+      </w:r>
+      <w:proofErr w:type="spellEnd"/>
+      <w:r>
+        <w:rPr>
+          <w:rFonts w:ascii="Times New Roman" w:hAnsi="Times New Roman" w:cs="Times New Roman"/>
+          <w:sz w:val="24"/>
+          <w:szCs w:val="24"/>
+        </w:rPr>
+        <w:t xml:space="preserve"> </w:t>
+      </w:r>
+      <w:proofErr w:type="spellStart"/>
+      <w:r>
+        <w:rPr>
+          <w:rFonts w:ascii="Times New Roman" w:hAnsi="Times New Roman" w:cs="Times New Roman"/>
+          <w:sz w:val="24"/>
+          <w:szCs w:val="24"/>
+        </w:rPr>
+        <w:t>schemei</w:t>
+      </w:r>
+      <w:proofErr w:type="spellEnd"/>
+      <w:r>
+        <w:rPr>
+          <w:rFonts w:ascii="Times New Roman" w:hAnsi="Times New Roman" w:cs="Times New Roman"/>
+          <w:sz w:val="24"/>
+          <w:szCs w:val="24"/>
+        </w:rPr>
+        <w:t xml:space="preserve"> de </w:t>
+      </w:r>
+      <w:proofErr w:type="spellStart"/>
+      <w:r>
+        <w:rPr>
+          <w:rFonts w:ascii="Times New Roman" w:hAnsi="Times New Roman" w:cs="Times New Roman"/>
+          <w:sz w:val="24"/>
+          <w:szCs w:val="24"/>
+        </w:rPr>
+        <w:t>intrare</w:t>
+      </w:r>
+      <w:proofErr w:type="spellEnd"/>
+      <w:r>
+        <w:rPr>
+          <w:rFonts w:ascii="Times New Roman" w:hAnsi="Times New Roman" w:cs="Times New Roman"/>
+          <w:sz w:val="24"/>
+          <w:szCs w:val="24"/>
+        </w:rPr>
+        <w:t xml:space="preserve"> (nu face </w:t>
+      </w:r>
+      <w:proofErr w:type="spellStart"/>
+      <w:r>
+        <w:rPr>
+          <w:rFonts w:ascii="Times New Roman" w:hAnsi="Times New Roman" w:cs="Times New Roman"/>
+          <w:sz w:val="24"/>
+          <w:szCs w:val="24"/>
+        </w:rPr>
+        <w:t>parte</w:t>
+      </w:r>
+      <w:proofErr w:type="spellEnd"/>
+      <w:r>
+        <w:rPr>
+          <w:rFonts w:ascii="Times New Roman" w:hAnsi="Times New Roman" w:cs="Times New Roman"/>
+          <w:sz w:val="24"/>
+          <w:szCs w:val="24"/>
+        </w:rPr>
+        <w:t xml:space="preserve"> din </w:t>
+      </w:r>
+      <w:proofErr w:type="spellStart"/>
+      <w:r>
+        <w:rPr>
+          <w:rStyle w:val="HTMLCode"/>
+          <w:rFonts w:ascii="Times New Roman" w:eastAsiaTheme="minorHAnsi" w:hAnsi="Times New Roman" w:cs="Times New Roman"/>
+          <w:sz w:val="24"/>
+          <w:szCs w:val="24"/>
+        </w:rPr>
+        <w:t>enum</w:t>
+      </w:r>
+      <w:proofErr w:type="spellEnd"/>
+      <w:r>
+        <w:rPr>
+          <w:rFonts w:ascii="Times New Roman" w:hAnsi="Times New Roman" w:cs="Times New Roman"/>
+          <w:sz w:val="24"/>
+          <w:szCs w:val="24"/>
+        </w:rPr>
+        <w:t xml:space="preserve">), </w:t>
+      </w:r>
+      <w:proofErr w:type="spellStart"/>
+      <w:r>
+        <w:rPr>
+          <w:rFonts w:ascii="Times New Roman" w:hAnsi="Times New Roman" w:cs="Times New Roman"/>
+          <w:sz w:val="24"/>
+          <w:szCs w:val="24"/>
+        </w:rPr>
+        <w:t>deci</w:t>
+      </w:r>
+      <w:proofErr w:type="spellEnd"/>
+      <w:r>
+        <w:rPr>
+          <w:rFonts w:ascii="Times New Roman" w:hAnsi="Times New Roman" w:cs="Times New Roman"/>
+          <w:sz w:val="24"/>
+          <w:szCs w:val="24"/>
+        </w:rPr>
+        <w:t xml:space="preserve"> </w:t>
+      </w:r>
+      <w:proofErr w:type="spellStart"/>
+      <w:r>
+        <w:rPr>
+          <w:rFonts w:ascii="Times New Roman" w:hAnsi="Times New Roman" w:cs="Times New Roman"/>
+          <w:sz w:val="24"/>
+          <w:szCs w:val="24"/>
+        </w:rPr>
+        <w:t>cererea</w:t>
+      </w:r>
+      <w:proofErr w:type="spellEnd"/>
+      <w:r>
+        <w:rPr>
+          <w:rFonts w:ascii="Times New Roman" w:hAnsi="Times New Roman" w:cs="Times New Roman"/>
+          <w:sz w:val="24"/>
+          <w:szCs w:val="24"/>
+        </w:rPr>
+        <w:t xml:space="preserve"> </w:t>
+      </w:r>
+      <w:proofErr w:type="spellStart"/>
+      <w:r>
+        <w:rPr>
+          <w:rFonts w:ascii="Times New Roman" w:hAnsi="Times New Roman" w:cs="Times New Roman"/>
+          <w:sz w:val="24"/>
+          <w:szCs w:val="24"/>
+        </w:rPr>
+        <w:t>este</w:t>
+      </w:r>
+      <w:proofErr w:type="spellEnd"/>
+      <w:r>
+        <w:rPr>
+          <w:rFonts w:ascii="Times New Roman" w:hAnsi="Times New Roman" w:cs="Times New Roman"/>
+          <w:sz w:val="24"/>
+          <w:szCs w:val="24"/>
+        </w:rPr>
+        <w:t xml:space="preserve"> </w:t>
+      </w:r>
+      <w:proofErr w:type="spellStart"/>
+      <w:r>
+        <w:rPr>
+          <w:rFonts w:ascii="Times New Roman" w:hAnsi="Times New Roman" w:cs="Times New Roman"/>
+          <w:sz w:val="24"/>
+          <w:szCs w:val="24"/>
+        </w:rPr>
+        <w:t>respinsă</w:t>
+      </w:r>
+      <w:proofErr w:type="spellEnd"/>
+      <w:r>
+        <w:rPr>
+          <w:rFonts w:ascii="Times New Roman" w:hAnsi="Times New Roman" w:cs="Times New Roman"/>
+          <w:sz w:val="24"/>
+          <w:szCs w:val="24"/>
+        </w:rPr>
+        <w:t xml:space="preserve"> </w:t>
+      </w:r>
+      <w:proofErr w:type="spellStart"/>
+      <w:r>
+        <w:rPr>
+          <w:rFonts w:ascii="Times New Roman" w:hAnsi="Times New Roman" w:cs="Times New Roman"/>
+          <w:sz w:val="24"/>
+          <w:szCs w:val="24"/>
+        </w:rPr>
+        <w:t>înainte</w:t>
+      </w:r>
+      <w:proofErr w:type="spellEnd"/>
+      <w:r>
+        <w:rPr>
+          <w:rFonts w:ascii="Times New Roman" w:hAnsi="Times New Roman" w:cs="Times New Roman"/>
+          <w:sz w:val="24"/>
+          <w:szCs w:val="24"/>
+        </w:rPr>
+        <w:t xml:space="preserve"> de </w:t>
+      </w:r>
+      <w:proofErr w:type="spellStart"/>
+      <w:r>
+        <w:rPr>
+          <w:rFonts w:ascii="Times New Roman" w:hAnsi="Times New Roman" w:cs="Times New Roman"/>
+          <w:sz w:val="24"/>
+          <w:szCs w:val="24"/>
+        </w:rPr>
+        <w:t>execuția</w:t>
+      </w:r>
+      <w:proofErr w:type="spellEnd"/>
+      <w:r>
+        <w:rPr>
+          <w:rFonts w:ascii="Times New Roman" w:hAnsi="Times New Roman" w:cs="Times New Roman"/>
+          <w:sz w:val="24"/>
+          <w:szCs w:val="24"/>
+        </w:rPr>
+        <w:t xml:space="preserve"> </w:t>
+      </w:r>
+      <w:proofErr w:type="spellStart"/>
+      <w:r>
+        <w:rPr>
+          <w:rFonts w:ascii="Times New Roman" w:hAnsi="Times New Roman" w:cs="Times New Roman"/>
+          <w:sz w:val="24"/>
+          <w:szCs w:val="24"/>
+        </w:rPr>
+        <w:t>funcției</w:t>
+      </w:r>
+      <w:proofErr w:type="spellEnd"/>
+      <w:r>
+        <w:rPr>
+          <w:rFonts w:ascii="Times New Roman" w:hAnsi="Times New Roman" w:cs="Times New Roman"/>
+          <w:sz w:val="24"/>
+          <w:szCs w:val="24"/>
+        </w:rPr>
+        <w:t xml:space="preserve">. </w:t>
+      </w:r>
+      <w:proofErr w:type="spellStart"/>
+      <w:r>
+        <w:rPr>
+          <w:rFonts w:ascii="Times New Roman" w:hAnsi="Times New Roman" w:cs="Times New Roman"/>
+          <w:sz w:val="24"/>
+          <w:szCs w:val="24"/>
+        </w:rPr>
+        <w:t>Orele</w:t>
+      </w:r>
+      <w:proofErr w:type="spellEnd"/>
+      <w:r>
+        <w:rPr>
+          <w:rFonts w:ascii="Times New Roman" w:hAnsi="Times New Roman" w:cs="Times New Roman"/>
+          <w:sz w:val="24"/>
+          <w:szCs w:val="24"/>
+        </w:rPr>
+        <w:t xml:space="preserve"> </w:t>
+      </w:r>
+      <w:proofErr w:type="spellStart"/>
+      <w:r>
+        <w:rPr>
+          <w:rFonts w:ascii="Times New Roman" w:hAnsi="Times New Roman" w:cs="Times New Roman"/>
+          <w:sz w:val="24"/>
+          <w:szCs w:val="24"/>
+        </w:rPr>
+        <w:t>în</w:t>
+      </w:r>
+      <w:proofErr w:type="spellEnd"/>
+      <w:r>
+        <w:rPr>
+          <w:rFonts w:ascii="Times New Roman" w:hAnsi="Times New Roman" w:cs="Times New Roman"/>
+          <w:sz w:val="24"/>
+          <w:szCs w:val="24"/>
+        </w:rPr>
+        <w:t xml:space="preserve"> afara </w:t>
+      </w:r>
+      <w:proofErr w:type="spellStart"/>
+      <w:r>
+        <w:rPr>
+          <w:rFonts w:ascii="Times New Roman" w:hAnsi="Times New Roman" w:cs="Times New Roman"/>
+          <w:sz w:val="24"/>
+          <w:szCs w:val="24"/>
+        </w:rPr>
+        <w:t>limitei</w:t>
+      </w:r>
+      <w:proofErr w:type="spellEnd"/>
+      <w:r>
+        <w:rPr>
+          <w:rFonts w:ascii="Times New Roman" w:hAnsi="Times New Roman" w:cs="Times New Roman"/>
+          <w:sz w:val="24"/>
+          <w:szCs w:val="24"/>
+        </w:rPr>
+        <w:t xml:space="preserve"> (</w:t>
+      </w:r>
+      <w:r>
+        <w:rPr>
+          <w:rStyle w:val="HTMLCode"/>
+          <w:rFonts w:ascii="Times New Roman" w:eastAsiaTheme="minorHAnsi" w:hAnsi="Times New Roman" w:cs="Times New Roman"/>
+          <w:sz w:val="24"/>
+          <w:szCs w:val="24"/>
+        </w:rPr>
+        <w:t>hours=30</w:t>
+      </w:r>
+      <w:r>
+        <w:rPr>
+          <w:rFonts w:ascii="Times New Roman" w:hAnsi="Times New Roman" w:cs="Times New Roman"/>
+          <w:sz w:val="24"/>
+          <w:szCs w:val="24"/>
+        </w:rPr>
+        <w:t xml:space="preserve">) </w:t>
+      </w:r>
+      <w:proofErr w:type="spellStart"/>
+      <w:r>
+        <w:rPr>
+          <w:rFonts w:ascii="Times New Roman" w:hAnsi="Times New Roman" w:cs="Times New Roman"/>
+          <w:sz w:val="24"/>
+          <w:szCs w:val="24"/>
+        </w:rPr>
+        <w:t>încalcă</w:t>
+      </w:r>
+      <w:proofErr w:type="spellEnd"/>
+      <w:r>
+        <w:rPr>
+          <w:rFonts w:ascii="Times New Roman" w:hAnsi="Times New Roman" w:cs="Times New Roman"/>
+          <w:sz w:val="24"/>
+          <w:szCs w:val="24"/>
+        </w:rPr>
+        <w:t xml:space="preserve"> </w:t>
+      </w:r>
+      <w:proofErr w:type="spellStart"/>
+      <w:r>
+        <w:rPr>
+          <w:rFonts w:ascii="Times New Roman" w:hAnsi="Times New Roman" w:cs="Times New Roman"/>
+          <w:sz w:val="24"/>
+          <w:szCs w:val="24"/>
+        </w:rPr>
+        <w:t>regula</w:t>
+      </w:r>
+      <w:proofErr w:type="spellEnd"/>
+      <w:r>
+        <w:rPr>
+          <w:rFonts w:ascii="Times New Roman" w:hAnsi="Times New Roman" w:cs="Times New Roman"/>
+          <w:sz w:val="24"/>
+          <w:szCs w:val="24"/>
+        </w:rPr>
+        <w:t xml:space="preserve"> </w:t>
+      </w:r>
+      <w:r>
+        <w:rPr>
+          <w:rStyle w:val="HTMLCode"/>
+          <w:rFonts w:ascii="Times New Roman" w:eastAsiaTheme="minorHAnsi" w:hAnsi="Times New Roman" w:cs="Times New Roman"/>
+          <w:sz w:val="24"/>
+          <w:szCs w:val="24"/>
+        </w:rPr>
+        <w:t>maximum</w:t>
+      </w:r>
+      <w:r>
+        <w:rPr>
+          <w:rFonts w:ascii="Times New Roman" w:hAnsi="Times New Roman" w:cs="Times New Roman"/>
+          <w:sz w:val="24"/>
+          <w:szCs w:val="24"/>
+        </w:rPr>
+        <w:t xml:space="preserve">. </w:t>
+      </w:r>
+      <w:proofErr w:type="spellStart"/>
+      <w:r>
+        <w:rPr>
+          <w:rFonts w:ascii="Times New Roman" w:hAnsi="Times New Roman" w:cs="Times New Roman"/>
+          <w:sz w:val="24"/>
+          <w:szCs w:val="24"/>
+        </w:rPr>
+        <w:t>Ambele</w:t>
+      </w:r>
+      <w:proofErr w:type="spellEnd"/>
+      <w:r>
+        <w:rPr>
+          <w:rFonts w:ascii="Times New Roman" w:hAnsi="Times New Roman" w:cs="Times New Roman"/>
+          <w:sz w:val="24"/>
+          <w:szCs w:val="24"/>
+        </w:rPr>
+        <w:t xml:space="preserve"> </w:t>
+      </w:r>
+      <w:proofErr w:type="spellStart"/>
+      <w:r>
+        <w:rPr>
+          <w:rFonts w:ascii="Times New Roman" w:hAnsi="Times New Roman" w:cs="Times New Roman"/>
+          <w:sz w:val="24"/>
+          <w:szCs w:val="24"/>
+        </w:rPr>
+        <w:t>cazuri</w:t>
+      </w:r>
+      <w:proofErr w:type="spellEnd"/>
+      <w:r>
+        <w:rPr>
+          <w:rFonts w:ascii="Times New Roman" w:hAnsi="Times New Roman" w:cs="Times New Roman"/>
+          <w:sz w:val="24"/>
+          <w:szCs w:val="24"/>
+        </w:rPr>
+        <w:t xml:space="preserve"> </w:t>
+      </w:r>
+      <w:proofErr w:type="spellStart"/>
+      <w:r>
+        <w:rPr>
+          <w:rFonts w:ascii="Times New Roman" w:hAnsi="Times New Roman" w:cs="Times New Roman"/>
+          <w:sz w:val="24"/>
+          <w:szCs w:val="24"/>
+        </w:rPr>
+        <w:t>întorc</w:t>
+      </w:r>
+      <w:proofErr w:type="spellEnd"/>
+      <w:r>
+        <w:rPr>
+          <w:rFonts w:ascii="Times New Roman" w:hAnsi="Times New Roman" w:cs="Times New Roman"/>
+          <w:sz w:val="24"/>
+          <w:szCs w:val="24"/>
+        </w:rPr>
+        <w:t xml:space="preserve"> un </w:t>
+      </w:r>
+      <w:proofErr w:type="spellStart"/>
+      <w:r>
+        <w:rPr>
+          <w:rFonts w:ascii="Times New Roman" w:hAnsi="Times New Roman" w:cs="Times New Roman"/>
+          <w:sz w:val="24"/>
+          <w:szCs w:val="24"/>
+        </w:rPr>
+        <w:t>rezultat</w:t>
+      </w:r>
+      <w:proofErr w:type="spellEnd"/>
+      <w:r>
+        <w:rPr>
+          <w:rFonts w:ascii="Times New Roman" w:hAnsi="Times New Roman" w:cs="Times New Roman"/>
+          <w:sz w:val="24"/>
+          <w:szCs w:val="24"/>
+        </w:rPr>
+        <w:t xml:space="preserve"> </w:t>
+      </w:r>
+      <w:proofErr w:type="spellStart"/>
+      <w:r>
+        <w:rPr>
+          <w:rFonts w:ascii="Times New Roman" w:hAnsi="Times New Roman" w:cs="Times New Roman"/>
+          <w:sz w:val="24"/>
+          <w:szCs w:val="24"/>
+        </w:rPr>
+        <w:t>marcat</w:t>
+      </w:r>
+      <w:proofErr w:type="spellEnd"/>
+      <w:r>
+        <w:rPr>
+          <w:rFonts w:ascii="Times New Roman" w:hAnsi="Times New Roman" w:cs="Times New Roman"/>
+          <w:sz w:val="24"/>
+          <w:szCs w:val="24"/>
+        </w:rPr>
+        <w:t xml:space="preserve"> cu </w:t>
+      </w:r>
+      <w:proofErr w:type="spellStart"/>
+      <w:r>
+        <w:rPr>
+          <w:rFonts w:ascii="Times New Roman" w:hAnsi="Times New Roman" w:cs="Times New Roman"/>
+          <w:sz w:val="24"/>
+          <w:szCs w:val="24"/>
+        </w:rPr>
+        <w:t>flagul</w:t>
+      </w:r>
+      <w:proofErr w:type="spellEnd"/>
+      <w:r>
+        <w:rPr>
+          <w:rFonts w:ascii="Times New Roman" w:hAnsi="Times New Roman" w:cs="Times New Roman"/>
+          <w:sz w:val="24"/>
+          <w:szCs w:val="24"/>
+        </w:rPr>
+        <w:t xml:space="preserve"> </w:t>
+      </w:r>
+      <w:proofErr w:type="spellStart"/>
+      <w:r>
+        <w:rPr>
+          <w:rStyle w:val="HTMLCode"/>
+          <w:rFonts w:ascii="Times New Roman" w:eastAsiaTheme="minorHAnsi" w:hAnsi="Times New Roman" w:cs="Times New Roman"/>
+          <w:sz w:val="24"/>
+          <w:szCs w:val="24"/>
+        </w:rPr>
+        <w:t>isError</w:t>
+      </w:r>
+      <w:proofErr w:type="spellEnd"/>
+      <w:r>
+        <w:rPr>
+          <w:rStyle w:val="HTMLCode"/>
+          <w:rFonts w:ascii="Times New Roman" w:eastAsiaTheme="minorHAnsi" w:hAnsi="Times New Roman" w:cs="Times New Roman"/>
+          <w:sz w:val="24"/>
+          <w:szCs w:val="24"/>
+        </w:rPr>
+        <w:t>: true</w:t>
+      </w:r>
+      <w:r>
+        <w:rPr>
+          <w:rFonts w:ascii="Times New Roman" w:hAnsi="Times New Roman" w:cs="Times New Roman"/>
+          <w:sz w:val="24"/>
+          <w:szCs w:val="24"/>
+        </w:rPr>
+        <w:t>.</w:t>
+      </w:r>
+    </w:p>
+    <w:p>
+      <w:pPr>
+        <w:rPr>
+          <w:rFonts w:ascii="Times New Roman" w:hAnsi="Times New Roman" w:cs="Times New Roman"/>
+          <w:noProof/>
+          <w:sz w:val="24"/>
+          <w:szCs w:val="24"/>
+          <w:lang w:val="ro-RO"/>
+        </w:rPr>
+      </w:pPr>
+      <w:r>
+        <w:rPr>
+          <w:rFonts w:ascii="Times New Roman" w:hAnsi="Times New Roman" w:cs="Times New Roman"/>
+          <w:noProof/>
+          <w:sz w:val="24"/>
+          <w:szCs w:val="24"/>
+          <w:lang w:val="ro-RO"/>
+        </w:rPr>
+        <w:br w:type="page"/>
       </w:r>
     </w:p>
     <w:p>
@@ -390,6 +1510,16 @@
           <w:lang w:val="ro-RO"/>
         </w:rPr>
       </w:pPr>
+      <w:r>
+        <w:rPr>
+          <w:rFonts w:ascii="Times New Roman" w:hAnsi="Times New Roman" w:cs="Times New Roman"/>
+          <w:noProof/>
+          <w:sz w:val="24"/>
+          <w:szCs w:val="24"/>
+          <w:lang w:val="ro-RO"/>
+        </w:rPr>
+        <w:t>A5.</w:t>
+      </w:r>
     </w:p>
     <w:p>
       <w:pPr>
@@ -407,24 +1537,6 @@
           <w:noProof/>
           <w:sz w:val="24"/>
           <w:szCs w:val="24"/>
-          <w:lang w:val="ro-RO"/>
-        </w:rPr>
-        <w:t>A5.</w:t>
-      </w:r>
-    </w:p>
-    <w:p>
-      <w:pPr>
-        <w:rPr>
-          <w:rFonts w:ascii="Times New Roman" w:hAnsi="Times New Roman" w:cs="Times New Roman"/>
-          <w:noProof/>
-          <w:sz w:val="24"/>
-          <w:szCs w:val="24"/>
-          <w:lang w:val="ro-RO"/>
-        </w:rPr>
-      </w:pPr>
-      <w:r>
-        <w:rPr>
-          <w:noProof/>
         </w:rPr>
         <w:drawing>
           <wp:inline distT="0" distB="0" distL="0" distR="0" wp14:anchorId="79D32592" wp14:editId="41C7BA6F">
@@ -467,6 +1579,625 @@
       <w:pPr>
         <w:rPr>
           <w:rFonts w:ascii="Times New Roman" w:hAnsi="Times New Roman" w:cs="Times New Roman"/>
+          <w:sz w:val="24"/>
+          <w:szCs w:val="24"/>
+        </w:rPr>
+      </w:pPr>
+      <w:proofErr w:type="spellStart"/>
+      <w:r>
+        <w:rPr>
+          <w:rFonts w:ascii="Times New Roman" w:hAnsi="Times New Roman" w:cs="Times New Roman"/>
+          <w:sz w:val="24"/>
+          <w:szCs w:val="24"/>
+        </w:rPr>
+        <w:t>Apelarea</w:t>
+      </w:r>
+      <w:proofErr w:type="spellEnd"/>
+      <w:r>
+        <w:rPr>
+          <w:rFonts w:ascii="Times New Roman" w:hAnsi="Times New Roman" w:cs="Times New Roman"/>
+          <w:sz w:val="24"/>
+          <w:szCs w:val="24"/>
+        </w:rPr>
+        <w:t xml:space="preserve"> </w:t>
+      </w:r>
+      <w:proofErr w:type="spellStart"/>
+      <w:r>
+        <w:rPr>
+          <w:rFonts w:ascii="Times New Roman" w:hAnsi="Times New Roman" w:cs="Times New Roman"/>
+          <w:sz w:val="24"/>
+          <w:szCs w:val="24"/>
+        </w:rPr>
+        <w:t>simultană</w:t>
+      </w:r>
+      <w:proofErr w:type="spellEnd"/>
+      <w:r>
+        <w:rPr>
+          <w:rFonts w:ascii="Times New Roman" w:hAnsi="Times New Roman" w:cs="Times New Roman"/>
+          <w:sz w:val="24"/>
+          <w:szCs w:val="24"/>
+        </w:rPr>
+        <w:t xml:space="preserve"> a </w:t>
+      </w:r>
+      <w:proofErr w:type="spellStart"/>
+      <w:r>
+        <w:rPr>
+          <w:rFonts w:ascii="Times New Roman" w:hAnsi="Times New Roman" w:cs="Times New Roman"/>
+          <w:sz w:val="24"/>
+          <w:szCs w:val="24"/>
+        </w:rPr>
+        <w:t>radiatorului</w:t>
+      </w:r>
+      <w:proofErr w:type="spellEnd"/>
+      <w:r>
+        <w:rPr>
+          <w:rFonts w:ascii="Times New Roman" w:hAnsi="Times New Roman" w:cs="Times New Roman"/>
+          <w:sz w:val="24"/>
+          <w:szCs w:val="24"/>
+        </w:rPr>
+        <w:t xml:space="preserve"> </w:t>
+      </w:r>
+      <w:proofErr w:type="spellStart"/>
+      <w:r>
+        <w:rPr>
+          <w:rFonts w:ascii="Times New Roman" w:hAnsi="Times New Roman" w:cs="Times New Roman"/>
+          <w:sz w:val="24"/>
+          <w:szCs w:val="24"/>
+        </w:rPr>
+        <w:t>și</w:t>
+      </w:r>
+      <w:proofErr w:type="spellEnd"/>
+      <w:r>
+        <w:rPr>
+          <w:rFonts w:ascii="Times New Roman" w:hAnsi="Times New Roman" w:cs="Times New Roman"/>
+          <w:sz w:val="24"/>
+          <w:szCs w:val="24"/>
+        </w:rPr>
+        <w:t xml:space="preserve"> </w:t>
+      </w:r>
+      <w:proofErr w:type="gramStart"/>
+      <w:r>
+        <w:rPr>
+          <w:rFonts w:ascii="Times New Roman" w:hAnsi="Times New Roman" w:cs="Times New Roman"/>
+          <w:sz w:val="24"/>
+          <w:szCs w:val="24"/>
+        </w:rPr>
+        <w:t>a</w:t>
+      </w:r>
+      <w:proofErr w:type="gramEnd"/>
+      <w:r>
+        <w:rPr>
+          <w:rFonts w:ascii="Times New Roman" w:hAnsi="Times New Roman" w:cs="Times New Roman"/>
+          <w:sz w:val="24"/>
+          <w:szCs w:val="24"/>
+        </w:rPr>
+        <w:t xml:space="preserve"> </w:t>
+      </w:r>
+      <w:proofErr w:type="spellStart"/>
+      <w:r>
+        <w:rPr>
+          <w:rFonts w:ascii="Times New Roman" w:hAnsi="Times New Roman" w:cs="Times New Roman"/>
+          <w:sz w:val="24"/>
+          <w:szCs w:val="24"/>
+        </w:rPr>
+        <w:t>aerului</w:t>
+      </w:r>
+      <w:proofErr w:type="spellEnd"/>
+      <w:r>
+        <w:rPr>
+          <w:rFonts w:ascii="Times New Roman" w:hAnsi="Times New Roman" w:cs="Times New Roman"/>
+          <w:sz w:val="24"/>
+          <w:szCs w:val="24"/>
+        </w:rPr>
+        <w:t xml:space="preserve"> </w:t>
+      </w:r>
+      <w:proofErr w:type="spellStart"/>
+      <w:r>
+        <w:rPr>
+          <w:rFonts w:ascii="Times New Roman" w:hAnsi="Times New Roman" w:cs="Times New Roman"/>
+          <w:sz w:val="24"/>
+          <w:szCs w:val="24"/>
+        </w:rPr>
+        <w:t>condiționat</w:t>
+      </w:r>
+      <w:proofErr w:type="spellEnd"/>
+      <w:r>
+        <w:rPr>
+          <w:rFonts w:ascii="Times New Roman" w:hAnsi="Times New Roman" w:cs="Times New Roman"/>
+          <w:sz w:val="24"/>
+          <w:szCs w:val="24"/>
+        </w:rPr>
+        <w:t xml:space="preserve"> </w:t>
+      </w:r>
+      <w:proofErr w:type="spellStart"/>
+      <w:r>
+        <w:rPr>
+          <w:rFonts w:ascii="Times New Roman" w:hAnsi="Times New Roman" w:cs="Times New Roman"/>
+          <w:sz w:val="24"/>
+          <w:szCs w:val="24"/>
+        </w:rPr>
+        <w:t>generează</w:t>
+      </w:r>
+      <w:proofErr w:type="spellEnd"/>
+      <w:r>
+        <w:rPr>
+          <w:rFonts w:ascii="Times New Roman" w:hAnsi="Times New Roman" w:cs="Times New Roman"/>
+          <w:sz w:val="24"/>
+          <w:szCs w:val="24"/>
+        </w:rPr>
+        <w:t xml:space="preserve"> un </w:t>
+      </w:r>
+      <w:proofErr w:type="spellStart"/>
+      <w:r>
+        <w:rPr>
+          <w:rFonts w:ascii="Times New Roman" w:hAnsi="Times New Roman" w:cs="Times New Roman"/>
+          <w:sz w:val="24"/>
+          <w:szCs w:val="24"/>
+        </w:rPr>
+        <w:t>mesaj</w:t>
+      </w:r>
+      <w:proofErr w:type="spellEnd"/>
+      <w:r>
+        <w:rPr>
+          <w:rFonts w:ascii="Times New Roman" w:hAnsi="Times New Roman" w:cs="Times New Roman"/>
+          <w:sz w:val="24"/>
+          <w:szCs w:val="24"/>
+        </w:rPr>
+        <w:t xml:space="preserve"> de conflict de </w:t>
+      </w:r>
+      <w:proofErr w:type="spellStart"/>
+      <w:r>
+        <w:rPr>
+          <w:rFonts w:ascii="Times New Roman" w:hAnsi="Times New Roman" w:cs="Times New Roman"/>
+          <w:sz w:val="24"/>
+          <w:szCs w:val="24"/>
+        </w:rPr>
+        <w:t>domeniu</w:t>
+      </w:r>
+      <w:proofErr w:type="spellEnd"/>
+      <w:r>
+        <w:rPr>
+          <w:rFonts w:ascii="Times New Roman" w:hAnsi="Times New Roman" w:cs="Times New Roman"/>
+          <w:sz w:val="24"/>
+          <w:szCs w:val="24"/>
+        </w:rPr>
+        <w:t xml:space="preserve"> ("conflict RIDICAT cu radiator..."). </w:t>
+      </w:r>
+      <w:proofErr w:type="spellStart"/>
+      <w:r>
+        <w:rPr>
+          <w:rFonts w:ascii="Times New Roman" w:hAnsi="Times New Roman" w:cs="Times New Roman"/>
+          <w:sz w:val="24"/>
+          <w:szCs w:val="24"/>
+        </w:rPr>
+        <w:t>Mesajul</w:t>
+      </w:r>
+      <w:proofErr w:type="spellEnd"/>
+      <w:r>
+        <w:rPr>
+          <w:rFonts w:ascii="Times New Roman" w:hAnsi="Times New Roman" w:cs="Times New Roman"/>
+          <w:sz w:val="24"/>
+          <w:szCs w:val="24"/>
+        </w:rPr>
+        <w:t xml:space="preserve"> de </w:t>
+      </w:r>
+      <w:proofErr w:type="spellStart"/>
+      <w:r>
+        <w:rPr>
+          <w:rFonts w:ascii="Times New Roman" w:hAnsi="Times New Roman" w:cs="Times New Roman"/>
+          <w:sz w:val="24"/>
+          <w:szCs w:val="24"/>
+        </w:rPr>
+        <w:t>eroare</w:t>
+      </w:r>
+      <w:proofErr w:type="spellEnd"/>
+      <w:r>
+        <w:rPr>
+          <w:rFonts w:ascii="Times New Roman" w:hAnsi="Times New Roman" w:cs="Times New Roman"/>
+          <w:sz w:val="24"/>
+          <w:szCs w:val="24"/>
+        </w:rPr>
+        <w:t xml:space="preserve"> </w:t>
+      </w:r>
+      <w:proofErr w:type="spellStart"/>
+      <w:r>
+        <w:rPr>
+          <w:rFonts w:ascii="Times New Roman" w:hAnsi="Times New Roman" w:cs="Times New Roman"/>
+          <w:sz w:val="24"/>
+          <w:szCs w:val="24"/>
+        </w:rPr>
+        <w:t>este</w:t>
+      </w:r>
+      <w:proofErr w:type="spellEnd"/>
+      <w:r>
+        <w:rPr>
+          <w:rFonts w:ascii="Times New Roman" w:hAnsi="Times New Roman" w:cs="Times New Roman"/>
+          <w:sz w:val="24"/>
+          <w:szCs w:val="24"/>
+        </w:rPr>
+        <w:t xml:space="preserve"> </w:t>
+      </w:r>
+      <w:proofErr w:type="spellStart"/>
+      <w:r>
+        <w:rPr>
+          <w:rFonts w:ascii="Times New Roman" w:hAnsi="Times New Roman" w:cs="Times New Roman"/>
+          <w:sz w:val="24"/>
+          <w:szCs w:val="24"/>
+        </w:rPr>
+        <w:t>definit</w:t>
+      </w:r>
+      <w:proofErr w:type="spellEnd"/>
+      <w:r>
+        <w:rPr>
+          <w:rFonts w:ascii="Times New Roman" w:hAnsi="Times New Roman" w:cs="Times New Roman"/>
+          <w:sz w:val="24"/>
+          <w:szCs w:val="24"/>
+        </w:rPr>
+        <w:t xml:space="preserve"> </w:t>
+      </w:r>
+      <w:proofErr w:type="spellStart"/>
+      <w:r>
+        <w:rPr>
+          <w:rFonts w:ascii="Times New Roman" w:hAnsi="Times New Roman" w:cs="Times New Roman"/>
+          <w:sz w:val="24"/>
+          <w:szCs w:val="24"/>
+        </w:rPr>
+        <w:t>și</w:t>
+      </w:r>
+      <w:proofErr w:type="spellEnd"/>
+      <w:r>
+        <w:rPr>
+          <w:rFonts w:ascii="Times New Roman" w:hAnsi="Times New Roman" w:cs="Times New Roman"/>
+          <w:sz w:val="24"/>
+          <w:szCs w:val="24"/>
+        </w:rPr>
+        <w:t xml:space="preserve"> </w:t>
+      </w:r>
+      <w:proofErr w:type="spellStart"/>
+      <w:r>
+        <w:rPr>
+          <w:rFonts w:ascii="Times New Roman" w:hAnsi="Times New Roman" w:cs="Times New Roman"/>
+          <w:sz w:val="24"/>
+          <w:szCs w:val="24"/>
+        </w:rPr>
+        <w:t>ridicat</w:t>
+      </w:r>
+      <w:proofErr w:type="spellEnd"/>
+      <w:r>
+        <w:rPr>
+          <w:rFonts w:ascii="Times New Roman" w:hAnsi="Times New Roman" w:cs="Times New Roman"/>
+          <w:sz w:val="24"/>
+          <w:szCs w:val="24"/>
+        </w:rPr>
+        <w:t xml:space="preserve"> ca </w:t>
+      </w:r>
+      <w:proofErr w:type="spellStart"/>
+      <w:r>
+        <w:rPr>
+          <w:rFonts w:ascii="Times New Roman" w:hAnsi="Times New Roman" w:cs="Times New Roman"/>
+          <w:sz w:val="24"/>
+          <w:szCs w:val="24"/>
+        </w:rPr>
+        <w:t>excepție</w:t>
+      </w:r>
+      <w:proofErr w:type="spellEnd"/>
+      <w:r>
+        <w:rPr>
+          <w:rFonts w:ascii="Times New Roman" w:hAnsi="Times New Roman" w:cs="Times New Roman"/>
+          <w:sz w:val="24"/>
+          <w:szCs w:val="24"/>
+        </w:rPr>
+        <w:t xml:space="preserve"> </w:t>
+      </w:r>
+      <w:proofErr w:type="spellStart"/>
+      <w:r>
+        <w:rPr>
+          <w:rStyle w:val="HTMLCode"/>
+          <w:rFonts w:ascii="Times New Roman" w:eastAsiaTheme="minorHAnsi" w:hAnsi="Times New Roman" w:cs="Times New Roman"/>
+          <w:sz w:val="24"/>
+          <w:szCs w:val="24"/>
+        </w:rPr>
+        <w:t>BuildingError</w:t>
+      </w:r>
+      <w:proofErr w:type="spellEnd"/>
+      <w:r>
+        <w:rPr>
+          <w:rFonts w:ascii="Times New Roman" w:hAnsi="Times New Roman" w:cs="Times New Roman"/>
+          <w:sz w:val="24"/>
+          <w:szCs w:val="24"/>
+        </w:rPr>
+        <w:t xml:space="preserve"> </w:t>
+      </w:r>
+      <w:proofErr w:type="spellStart"/>
+      <w:r>
+        <w:rPr>
+          <w:rFonts w:ascii="Times New Roman" w:hAnsi="Times New Roman" w:cs="Times New Roman"/>
+          <w:sz w:val="24"/>
+          <w:szCs w:val="24"/>
+        </w:rPr>
+        <w:t>în</w:t>
+      </w:r>
+      <w:proofErr w:type="spellEnd"/>
+      <w:r>
+        <w:rPr>
+          <w:rFonts w:ascii="Times New Roman" w:hAnsi="Times New Roman" w:cs="Times New Roman"/>
+          <w:sz w:val="24"/>
+          <w:szCs w:val="24"/>
+        </w:rPr>
+        <w:t xml:space="preserve"> </w:t>
+      </w:r>
+      <w:proofErr w:type="spellStart"/>
+      <w:r>
+        <w:rPr>
+          <w:rFonts w:ascii="Times New Roman" w:hAnsi="Times New Roman" w:cs="Times New Roman"/>
+          <w:sz w:val="24"/>
+          <w:szCs w:val="24"/>
+        </w:rPr>
+        <w:t>logica</w:t>
+      </w:r>
+      <w:proofErr w:type="spellEnd"/>
+      <w:r>
+        <w:rPr>
+          <w:rFonts w:ascii="Times New Roman" w:hAnsi="Times New Roman" w:cs="Times New Roman"/>
+          <w:sz w:val="24"/>
+          <w:szCs w:val="24"/>
+        </w:rPr>
+        <w:t xml:space="preserve"> </w:t>
+      </w:r>
+      <w:proofErr w:type="spellStart"/>
+      <w:r>
+        <w:rPr>
+          <w:rFonts w:ascii="Times New Roman" w:hAnsi="Times New Roman" w:cs="Times New Roman"/>
+          <w:sz w:val="24"/>
+          <w:szCs w:val="24"/>
+        </w:rPr>
+        <w:t>clădirii</w:t>
+      </w:r>
+      <w:proofErr w:type="spellEnd"/>
+      <w:r>
+        <w:rPr>
+          <w:rFonts w:ascii="Times New Roman" w:hAnsi="Times New Roman" w:cs="Times New Roman"/>
+          <w:sz w:val="24"/>
+          <w:szCs w:val="24"/>
+        </w:rPr>
+        <w:t xml:space="preserve"> din </w:t>
+      </w:r>
+      <w:r>
+        <w:rPr>
+          <w:rStyle w:val="HTMLCode"/>
+          <w:rFonts w:ascii="Times New Roman" w:eastAsiaTheme="minorHAnsi" w:hAnsi="Times New Roman" w:cs="Times New Roman"/>
+          <w:sz w:val="24"/>
+          <w:szCs w:val="24"/>
+        </w:rPr>
+        <w:t>building.py</w:t>
+      </w:r>
+      <w:r>
+        <w:rPr>
+          <w:rFonts w:ascii="Times New Roman" w:hAnsi="Times New Roman" w:cs="Times New Roman"/>
+          <w:sz w:val="24"/>
+          <w:szCs w:val="24"/>
+        </w:rPr>
+        <w:t xml:space="preserve">, </w:t>
+      </w:r>
+      <w:proofErr w:type="spellStart"/>
+      <w:r>
+        <w:rPr>
+          <w:rFonts w:ascii="Times New Roman" w:hAnsi="Times New Roman" w:cs="Times New Roman"/>
+          <w:sz w:val="24"/>
+          <w:szCs w:val="24"/>
+        </w:rPr>
+        <w:t>dar</w:t>
+      </w:r>
+      <w:proofErr w:type="spellEnd"/>
+      <w:r>
+        <w:rPr>
+          <w:rFonts w:ascii="Times New Roman" w:hAnsi="Times New Roman" w:cs="Times New Roman"/>
+          <w:sz w:val="24"/>
+          <w:szCs w:val="24"/>
+        </w:rPr>
+        <w:t xml:space="preserve"> </w:t>
+      </w:r>
+      <w:proofErr w:type="spellStart"/>
+      <w:r>
+        <w:rPr>
+          <w:rFonts w:ascii="Times New Roman" w:hAnsi="Times New Roman" w:cs="Times New Roman"/>
+          <w:sz w:val="24"/>
+          <w:szCs w:val="24"/>
+        </w:rPr>
+        <w:t>este</w:t>
+      </w:r>
+      <w:proofErr w:type="spellEnd"/>
+      <w:r>
+        <w:rPr>
+          <w:rFonts w:ascii="Times New Roman" w:hAnsi="Times New Roman" w:cs="Times New Roman"/>
+          <w:sz w:val="24"/>
+          <w:szCs w:val="24"/>
+        </w:rPr>
+        <w:t xml:space="preserve"> </w:t>
+      </w:r>
+      <w:proofErr w:type="spellStart"/>
+      <w:r>
+        <w:rPr>
+          <w:rFonts w:ascii="Times New Roman" w:hAnsi="Times New Roman" w:cs="Times New Roman"/>
+          <w:sz w:val="24"/>
+          <w:szCs w:val="24"/>
+        </w:rPr>
+        <w:t>prins</w:t>
+      </w:r>
+      <w:proofErr w:type="spellEnd"/>
+      <w:r>
+        <w:rPr>
+          <w:rFonts w:ascii="Times New Roman" w:hAnsi="Times New Roman" w:cs="Times New Roman"/>
+          <w:sz w:val="24"/>
+          <w:szCs w:val="24"/>
+        </w:rPr>
+        <w:t xml:space="preserve"> </w:t>
+      </w:r>
+      <w:proofErr w:type="spellStart"/>
+      <w:r>
+        <w:rPr>
+          <w:rFonts w:ascii="Times New Roman" w:hAnsi="Times New Roman" w:cs="Times New Roman"/>
+          <w:sz w:val="24"/>
+          <w:szCs w:val="24"/>
+        </w:rPr>
+        <w:t>și</w:t>
+      </w:r>
+      <w:proofErr w:type="spellEnd"/>
+      <w:r>
+        <w:rPr>
+          <w:rFonts w:ascii="Times New Roman" w:hAnsi="Times New Roman" w:cs="Times New Roman"/>
+          <w:sz w:val="24"/>
+          <w:szCs w:val="24"/>
+        </w:rPr>
+        <w:t xml:space="preserve"> </w:t>
+      </w:r>
+      <w:proofErr w:type="spellStart"/>
+      <w:r>
+        <w:rPr>
+          <w:rFonts w:ascii="Times New Roman" w:hAnsi="Times New Roman" w:cs="Times New Roman"/>
+          <w:sz w:val="24"/>
+          <w:szCs w:val="24"/>
+        </w:rPr>
+        <w:t>transformat</w:t>
+      </w:r>
+      <w:proofErr w:type="spellEnd"/>
+      <w:r>
+        <w:rPr>
+          <w:rFonts w:ascii="Times New Roman" w:hAnsi="Times New Roman" w:cs="Times New Roman"/>
+          <w:sz w:val="24"/>
+          <w:szCs w:val="24"/>
+        </w:rPr>
+        <w:t xml:space="preserve"> </w:t>
+      </w:r>
+      <w:proofErr w:type="spellStart"/>
+      <w:r>
+        <w:rPr>
+          <w:rFonts w:ascii="Times New Roman" w:hAnsi="Times New Roman" w:cs="Times New Roman"/>
+          <w:sz w:val="24"/>
+          <w:szCs w:val="24"/>
+        </w:rPr>
+        <w:t>în</w:t>
+      </w:r>
+      <w:proofErr w:type="spellEnd"/>
+      <w:r>
+        <w:rPr>
+          <w:rFonts w:ascii="Times New Roman" w:hAnsi="Times New Roman" w:cs="Times New Roman"/>
+          <w:sz w:val="24"/>
+          <w:szCs w:val="24"/>
+        </w:rPr>
+        <w:t xml:space="preserve"> </w:t>
+      </w:r>
+      <w:proofErr w:type="spellStart"/>
+      <w:r>
+        <w:rPr>
+          <w:rFonts w:ascii="Times New Roman" w:hAnsi="Times New Roman" w:cs="Times New Roman"/>
+          <w:sz w:val="24"/>
+          <w:szCs w:val="24"/>
+        </w:rPr>
+        <w:t>eroare</w:t>
+      </w:r>
+      <w:proofErr w:type="spellEnd"/>
+      <w:r>
+        <w:rPr>
+          <w:rFonts w:ascii="Times New Roman" w:hAnsi="Times New Roman" w:cs="Times New Roman"/>
+          <w:sz w:val="24"/>
+          <w:szCs w:val="24"/>
+        </w:rPr>
+        <w:t xml:space="preserve"> de </w:t>
+      </w:r>
+      <w:proofErr w:type="spellStart"/>
+      <w:r>
+        <w:rPr>
+          <w:rFonts w:ascii="Times New Roman" w:hAnsi="Times New Roman" w:cs="Times New Roman"/>
+          <w:sz w:val="24"/>
+          <w:szCs w:val="24"/>
+        </w:rPr>
+        <w:t>execuție</w:t>
+      </w:r>
+      <w:proofErr w:type="spellEnd"/>
+      <w:r>
+        <w:rPr>
+          <w:rFonts w:ascii="Times New Roman" w:hAnsi="Times New Roman" w:cs="Times New Roman"/>
+          <w:sz w:val="24"/>
+          <w:szCs w:val="24"/>
+        </w:rPr>
+        <w:t xml:space="preserve"> de </w:t>
+      </w:r>
+      <w:proofErr w:type="spellStart"/>
+      <w:r>
+        <w:rPr>
+          <w:rFonts w:ascii="Times New Roman" w:hAnsi="Times New Roman" w:cs="Times New Roman"/>
+          <w:sz w:val="24"/>
+          <w:szCs w:val="24"/>
+        </w:rPr>
+        <w:t>către</w:t>
+      </w:r>
+      <w:proofErr w:type="spellEnd"/>
+      <w:r>
+        <w:rPr>
+          <w:rFonts w:ascii="Times New Roman" w:hAnsi="Times New Roman" w:cs="Times New Roman"/>
+          <w:sz w:val="24"/>
+          <w:szCs w:val="24"/>
+        </w:rPr>
+        <w:t xml:space="preserve"> </w:t>
+      </w:r>
+      <w:proofErr w:type="spellStart"/>
+      <w:r>
+        <w:rPr>
+          <w:rFonts w:ascii="Times New Roman" w:hAnsi="Times New Roman" w:cs="Times New Roman"/>
+          <w:sz w:val="24"/>
+          <w:szCs w:val="24"/>
+        </w:rPr>
+        <w:t>adaptorul</w:t>
+      </w:r>
+      <w:proofErr w:type="spellEnd"/>
+      <w:r>
+        <w:rPr>
+          <w:rFonts w:ascii="Times New Roman" w:hAnsi="Times New Roman" w:cs="Times New Roman"/>
+          <w:sz w:val="24"/>
+          <w:szCs w:val="24"/>
+        </w:rPr>
+        <w:t xml:space="preserve"> din </w:t>
+      </w:r>
+      <w:r>
+        <w:rPr>
+          <w:rStyle w:val="HTMLCode"/>
+          <w:rFonts w:ascii="Times New Roman" w:eastAsiaTheme="minorHAnsi" w:hAnsi="Times New Roman" w:cs="Times New Roman"/>
+          <w:sz w:val="24"/>
+          <w:szCs w:val="24"/>
+        </w:rPr>
+        <w:t>server.py</w:t>
+      </w:r>
+      <w:r>
+        <w:rPr>
+          <w:rFonts w:ascii="Times New Roman" w:hAnsi="Times New Roman" w:cs="Times New Roman"/>
+          <w:sz w:val="24"/>
+          <w:szCs w:val="24"/>
+        </w:rPr>
+        <w:t>.</w:t>
+      </w:r>
+    </w:p>
+    <w:p>
+      <w:pPr>
+        <w:rPr>
+          <w:rFonts w:ascii="Times New Roman" w:hAnsi="Times New Roman" w:cs="Times New Roman"/>
+          <w:sz w:val="24"/>
+          <w:szCs w:val="24"/>
+        </w:rPr>
+      </w:pPr>
+      <w:r>
+        <w:rPr>
+          <w:rFonts w:ascii="Times New Roman" w:hAnsi="Times New Roman" w:cs="Times New Roman"/>
+          <w:sz w:val="24"/>
+          <w:szCs w:val="24"/>
+        </w:rPr>
+        <w:br w:type="page"/>
+      </w:r>
+    </w:p>
+    <w:p>
+      <w:pPr>
+        <w:rPr>
+          <w:rFonts w:ascii="Times New Roman" w:hAnsi="Times New Roman" w:cs="Times New Roman"/>
           <w:noProof/>
           <w:sz w:val="24"/>
           <w:szCs w:val="24"/>
@@ -492,7 +2223,7 @@
           <w:szCs w:val="24"/>
           <w:lang w:val="ro-RO"/>
         </w:rPr>
-        <w:br w:type="page"/>
+        <w:t>B1.</w:t>
       </w:r>
     </w:p>
     <w:p>
@@ -511,25 +2242,6 @@
           <w:noProof/>
           <w:sz w:val="24"/>
           <w:szCs w:val="24"/>
-          <w:lang w:val="ro-RO"/>
-        </w:rPr>
-        <w:lastRenderedPageBreak/>
-        <w:t>B1.</w:t>
-      </w:r>
-    </w:p>
-    <w:p>
-      <w:pPr>
-        <w:rPr>
-          <w:rFonts w:ascii="Times New Roman" w:hAnsi="Times New Roman" w:cs="Times New Roman"/>
-          <w:noProof/>
-          <w:sz w:val="24"/>
-          <w:szCs w:val="24"/>
-          <w:lang w:val="ro-RO"/>
-        </w:rPr>
-      </w:pPr>
-      <w:r>
-        <w:rPr>
-          <w:noProof/>
         </w:rPr>
         <w:drawing>
           <wp:inline distT="0" distB="0" distL="0" distR="0" wp14:anchorId="3A04F988" wp14:editId="2769AE3B">
@@ -580,7 +2292,10 @@
       </w:pPr>
       <w:r>
         <w:rPr>
-          <w:noProof/>
+          <w:rFonts w:ascii="Times New Roman" w:hAnsi="Times New Roman" w:cs="Times New Roman"/>
+          <w:noProof/>
+          <w:sz w:val="24"/>
+          <w:szCs w:val="24"/>
         </w:rPr>
         <w:drawing>
           <wp:inline distT="0" distB="0" distL="0" distR="0" wp14:anchorId="6A35AC5E" wp14:editId="25D55B23">
@@ -674,7 +2389,10 @@
       </w:pPr>
       <w:r>
         <w:rPr>
-          <w:noProof/>
+          <w:rFonts w:ascii="Times New Roman" w:hAnsi="Times New Roman" w:cs="Times New Roman"/>
+          <w:noProof/>
+          <w:sz w:val="24"/>
+          <w:szCs w:val="24"/>
         </w:rPr>
         <w:drawing>
           <wp:inline distT="0" distB="0" distL="0" distR="0" wp14:anchorId="46F77B59" wp14:editId="4D07CBC6">
@@ -717,43 +2435,404 @@
       <w:pPr>
         <w:rPr>
           <w:rFonts w:ascii="Times New Roman" w:hAnsi="Times New Roman" w:cs="Times New Roman"/>
-          <w:noProof/>
-          <w:sz w:val="24"/>
-          <w:szCs w:val="24"/>
-          <w:lang w:val="ro-RO"/>
+          <w:sz w:val="24"/>
+          <w:szCs w:val="24"/>
         </w:rPr>
       </w:pPr>
-      <w:r>
-        <w:rPr>
-          <w:rFonts w:ascii="Times New Roman" w:hAnsi="Times New Roman" w:cs="Times New Roman"/>
-          <w:noProof/>
-          <w:sz w:val="24"/>
-          <w:szCs w:val="24"/>
-          <w:lang w:val="ro-RO"/>
-        </w:rPr>
-        <w:br w:type="page"/>
+      <w:proofErr w:type="spellStart"/>
+      <w:r>
+        <w:rPr>
+          <w:rFonts w:ascii="Times New Roman" w:hAnsi="Times New Roman" w:cs="Times New Roman"/>
+          <w:sz w:val="24"/>
+          <w:szCs w:val="24"/>
+        </w:rPr>
+        <w:t>Oprirea</w:t>
+      </w:r>
+      <w:proofErr w:type="spellEnd"/>
+      <w:r>
+        <w:rPr>
+          <w:rFonts w:ascii="Times New Roman" w:hAnsi="Times New Roman" w:cs="Times New Roman"/>
+          <w:sz w:val="24"/>
+          <w:szCs w:val="24"/>
+        </w:rPr>
+        <w:t xml:space="preserve"> </w:t>
+      </w:r>
+      <w:proofErr w:type="spellStart"/>
+      <w:r>
+        <w:rPr>
+          <w:rFonts w:ascii="Times New Roman" w:hAnsi="Times New Roman" w:cs="Times New Roman"/>
+          <w:sz w:val="24"/>
+          <w:szCs w:val="24"/>
+        </w:rPr>
+        <w:t>procesului</w:t>
+      </w:r>
+      <w:proofErr w:type="spellEnd"/>
+      <w:r>
+        <w:rPr>
+          <w:rFonts w:ascii="Times New Roman" w:hAnsi="Times New Roman" w:cs="Times New Roman"/>
+          <w:sz w:val="24"/>
+          <w:szCs w:val="24"/>
+        </w:rPr>
+        <w:t xml:space="preserve"> (</w:t>
+      </w:r>
+      <w:proofErr w:type="spellStart"/>
+      <w:r>
+        <w:rPr>
+          <w:rFonts w:ascii="Times New Roman" w:hAnsi="Times New Roman" w:cs="Times New Roman"/>
+          <w:sz w:val="24"/>
+          <w:szCs w:val="24"/>
+        </w:rPr>
+        <w:t>Ctrl+C</w:t>
+      </w:r>
+      <w:proofErr w:type="spellEnd"/>
+      <w:r>
+        <w:rPr>
+          <w:rFonts w:ascii="Times New Roman" w:hAnsi="Times New Roman" w:cs="Times New Roman"/>
+          <w:sz w:val="24"/>
+          <w:szCs w:val="24"/>
+        </w:rPr>
+        <w:t xml:space="preserve">) </w:t>
+      </w:r>
+      <w:proofErr w:type="spellStart"/>
+      <w:r>
+        <w:rPr>
+          <w:rFonts w:ascii="Times New Roman" w:hAnsi="Times New Roman" w:cs="Times New Roman"/>
+          <w:sz w:val="24"/>
+          <w:szCs w:val="24"/>
+        </w:rPr>
+        <w:t>distruge</w:t>
+      </w:r>
+      <w:proofErr w:type="spellEnd"/>
+      <w:r>
+        <w:rPr>
+          <w:rFonts w:ascii="Times New Roman" w:hAnsi="Times New Roman" w:cs="Times New Roman"/>
+          <w:sz w:val="24"/>
+          <w:szCs w:val="24"/>
+        </w:rPr>
+        <w:t xml:space="preserve"> </w:t>
+      </w:r>
+      <w:proofErr w:type="spellStart"/>
+      <w:r>
+        <w:rPr>
+          <w:rFonts w:ascii="Times New Roman" w:hAnsi="Times New Roman" w:cs="Times New Roman"/>
+          <w:sz w:val="24"/>
+          <w:szCs w:val="24"/>
+        </w:rPr>
+        <w:t>memoria</w:t>
+      </w:r>
+      <w:proofErr w:type="spellEnd"/>
+      <w:r>
+        <w:rPr>
+          <w:rFonts w:ascii="Times New Roman" w:hAnsi="Times New Roman" w:cs="Times New Roman"/>
+          <w:sz w:val="24"/>
+          <w:szCs w:val="24"/>
+        </w:rPr>
+        <w:t xml:space="preserve"> </w:t>
+      </w:r>
+      <w:proofErr w:type="spellStart"/>
+      <w:r>
+        <w:rPr>
+          <w:rFonts w:ascii="Times New Roman" w:hAnsi="Times New Roman" w:cs="Times New Roman"/>
+          <w:sz w:val="24"/>
+          <w:szCs w:val="24"/>
+        </w:rPr>
+        <w:t>volatilă</w:t>
+      </w:r>
+      <w:proofErr w:type="spellEnd"/>
+      <w:r>
+        <w:rPr>
+          <w:rFonts w:ascii="Times New Roman" w:hAnsi="Times New Roman" w:cs="Times New Roman"/>
+          <w:sz w:val="24"/>
+          <w:szCs w:val="24"/>
+        </w:rPr>
+        <w:t xml:space="preserve">, </w:t>
+      </w:r>
+      <w:proofErr w:type="spellStart"/>
+      <w:r>
+        <w:rPr>
+          <w:rFonts w:ascii="Times New Roman" w:hAnsi="Times New Roman" w:cs="Times New Roman"/>
+          <w:sz w:val="24"/>
+          <w:szCs w:val="24"/>
+        </w:rPr>
+        <w:t>iar</w:t>
+      </w:r>
+      <w:proofErr w:type="spellEnd"/>
+      <w:r>
+        <w:rPr>
+          <w:rFonts w:ascii="Times New Roman" w:hAnsi="Times New Roman" w:cs="Times New Roman"/>
+          <w:sz w:val="24"/>
+          <w:szCs w:val="24"/>
+        </w:rPr>
+        <w:t xml:space="preserve"> </w:t>
+      </w:r>
+      <w:proofErr w:type="spellStart"/>
+      <w:r>
+        <w:rPr>
+          <w:rFonts w:ascii="Times New Roman" w:hAnsi="Times New Roman" w:cs="Times New Roman"/>
+          <w:sz w:val="24"/>
+          <w:szCs w:val="24"/>
+        </w:rPr>
+        <w:t>starea</w:t>
+      </w:r>
+      <w:proofErr w:type="spellEnd"/>
+      <w:r>
+        <w:rPr>
+          <w:rFonts w:ascii="Times New Roman" w:hAnsi="Times New Roman" w:cs="Times New Roman"/>
+          <w:sz w:val="24"/>
+          <w:szCs w:val="24"/>
+        </w:rPr>
+        <w:t xml:space="preserve"> </w:t>
+      </w:r>
+      <w:proofErr w:type="spellStart"/>
+      <w:r>
+        <w:rPr>
+          <w:rFonts w:ascii="Times New Roman" w:hAnsi="Times New Roman" w:cs="Times New Roman"/>
+          <w:sz w:val="24"/>
+          <w:szCs w:val="24"/>
+        </w:rPr>
+        <w:t>clădirii</w:t>
+      </w:r>
+      <w:proofErr w:type="spellEnd"/>
+      <w:r>
+        <w:rPr>
+          <w:rFonts w:ascii="Times New Roman" w:hAnsi="Times New Roman" w:cs="Times New Roman"/>
+          <w:sz w:val="24"/>
+          <w:szCs w:val="24"/>
+        </w:rPr>
+        <w:t xml:space="preserve"> se </w:t>
+      </w:r>
+      <w:proofErr w:type="spellStart"/>
+      <w:r>
+        <w:rPr>
+          <w:rFonts w:ascii="Times New Roman" w:hAnsi="Times New Roman" w:cs="Times New Roman"/>
+          <w:sz w:val="24"/>
+          <w:szCs w:val="24"/>
+        </w:rPr>
+        <w:t>resetează</w:t>
+      </w:r>
+      <w:proofErr w:type="spellEnd"/>
+      <w:r>
+        <w:rPr>
+          <w:rFonts w:ascii="Times New Roman" w:hAnsi="Times New Roman" w:cs="Times New Roman"/>
+          <w:sz w:val="24"/>
+          <w:szCs w:val="24"/>
+        </w:rPr>
+        <w:t xml:space="preserve">. </w:t>
+      </w:r>
+      <w:proofErr w:type="spellStart"/>
+      <w:r>
+        <w:rPr>
+          <w:rFonts w:ascii="Times New Roman" w:hAnsi="Times New Roman" w:cs="Times New Roman"/>
+          <w:sz w:val="24"/>
+          <w:szCs w:val="24"/>
+        </w:rPr>
+        <w:t>Pentru</w:t>
+      </w:r>
+      <w:proofErr w:type="spellEnd"/>
+      <w:r>
+        <w:rPr>
+          <w:rFonts w:ascii="Times New Roman" w:hAnsi="Times New Roman" w:cs="Times New Roman"/>
+          <w:sz w:val="24"/>
+          <w:szCs w:val="24"/>
+        </w:rPr>
+        <w:t xml:space="preserve"> </w:t>
+      </w:r>
+      <w:proofErr w:type="spellStart"/>
+      <w:r>
+        <w:rPr>
+          <w:rFonts w:ascii="Times New Roman" w:hAnsi="Times New Roman" w:cs="Times New Roman"/>
+          <w:sz w:val="24"/>
+          <w:szCs w:val="24"/>
+        </w:rPr>
+        <w:t>supraviețuire</w:t>
+      </w:r>
+      <w:proofErr w:type="spellEnd"/>
+      <w:r>
+        <w:rPr>
+          <w:rFonts w:ascii="Times New Roman" w:hAnsi="Times New Roman" w:cs="Times New Roman"/>
+          <w:sz w:val="24"/>
+          <w:szCs w:val="24"/>
+        </w:rPr>
+        <w:t xml:space="preserve">, </w:t>
+      </w:r>
+      <w:proofErr w:type="spellStart"/>
+      <w:r>
+        <w:rPr>
+          <w:rFonts w:ascii="Times New Roman" w:hAnsi="Times New Roman" w:cs="Times New Roman"/>
+          <w:sz w:val="24"/>
+          <w:szCs w:val="24"/>
+        </w:rPr>
+        <w:t>datele</w:t>
+      </w:r>
+      <w:proofErr w:type="spellEnd"/>
+      <w:r>
+        <w:rPr>
+          <w:rFonts w:ascii="Times New Roman" w:hAnsi="Times New Roman" w:cs="Times New Roman"/>
+          <w:sz w:val="24"/>
+          <w:szCs w:val="24"/>
+        </w:rPr>
+        <w:t xml:space="preserve"> </w:t>
+      </w:r>
+      <w:proofErr w:type="spellStart"/>
+      <w:r>
+        <w:rPr>
+          <w:rFonts w:ascii="Times New Roman" w:hAnsi="Times New Roman" w:cs="Times New Roman"/>
+          <w:sz w:val="24"/>
+          <w:szCs w:val="24"/>
+        </w:rPr>
+        <w:t>clădirii</w:t>
+      </w:r>
+      <w:proofErr w:type="spellEnd"/>
+      <w:r>
+        <w:rPr>
+          <w:rFonts w:ascii="Times New Roman" w:hAnsi="Times New Roman" w:cs="Times New Roman"/>
+          <w:sz w:val="24"/>
+          <w:szCs w:val="24"/>
+        </w:rPr>
+        <w:t xml:space="preserve"> </w:t>
+      </w:r>
+      <w:proofErr w:type="spellStart"/>
+      <w:r>
+        <w:rPr>
+          <w:rFonts w:ascii="Times New Roman" w:hAnsi="Times New Roman" w:cs="Times New Roman"/>
+          <w:sz w:val="24"/>
+          <w:szCs w:val="24"/>
+        </w:rPr>
+        <w:t>ar</w:t>
+      </w:r>
+      <w:proofErr w:type="spellEnd"/>
+      <w:r>
+        <w:rPr>
+          <w:rFonts w:ascii="Times New Roman" w:hAnsi="Times New Roman" w:cs="Times New Roman"/>
+          <w:sz w:val="24"/>
+          <w:szCs w:val="24"/>
+        </w:rPr>
+        <w:t xml:space="preserve"> </w:t>
+      </w:r>
+      <w:proofErr w:type="spellStart"/>
+      <w:r>
+        <w:rPr>
+          <w:rFonts w:ascii="Times New Roman" w:hAnsi="Times New Roman" w:cs="Times New Roman"/>
+          <w:sz w:val="24"/>
+          <w:szCs w:val="24"/>
+        </w:rPr>
+        <w:t>trebui</w:t>
+      </w:r>
+      <w:proofErr w:type="spellEnd"/>
+      <w:r>
+        <w:rPr>
+          <w:rFonts w:ascii="Times New Roman" w:hAnsi="Times New Roman" w:cs="Times New Roman"/>
+          <w:sz w:val="24"/>
+          <w:szCs w:val="24"/>
+        </w:rPr>
+        <w:t xml:space="preserve"> </w:t>
+      </w:r>
+      <w:proofErr w:type="spellStart"/>
+      <w:r>
+        <w:rPr>
+          <w:rFonts w:ascii="Times New Roman" w:hAnsi="Times New Roman" w:cs="Times New Roman"/>
+          <w:sz w:val="24"/>
+          <w:szCs w:val="24"/>
+        </w:rPr>
+        <w:t>stocate</w:t>
+      </w:r>
+      <w:proofErr w:type="spellEnd"/>
+      <w:r>
+        <w:rPr>
+          <w:rFonts w:ascii="Times New Roman" w:hAnsi="Times New Roman" w:cs="Times New Roman"/>
+          <w:sz w:val="24"/>
+          <w:szCs w:val="24"/>
+        </w:rPr>
+        <w:t xml:space="preserve"> persistent (ex. </w:t>
+      </w:r>
+      <w:proofErr w:type="spellStart"/>
+      <w:r>
+        <w:rPr>
+          <w:rFonts w:ascii="Times New Roman" w:hAnsi="Times New Roman" w:cs="Times New Roman"/>
+          <w:sz w:val="24"/>
+          <w:szCs w:val="24"/>
+        </w:rPr>
+        <w:t>într</w:t>
+      </w:r>
+      <w:proofErr w:type="spellEnd"/>
+      <w:r>
+        <w:rPr>
+          <w:rFonts w:ascii="Times New Roman" w:hAnsi="Times New Roman" w:cs="Times New Roman"/>
+          <w:sz w:val="24"/>
+          <w:szCs w:val="24"/>
+        </w:rPr>
+        <w:t xml:space="preserve">-un </w:t>
+      </w:r>
+      <w:proofErr w:type="spellStart"/>
+      <w:r>
+        <w:rPr>
+          <w:rFonts w:ascii="Times New Roman" w:hAnsi="Times New Roman" w:cs="Times New Roman"/>
+          <w:sz w:val="24"/>
+          <w:szCs w:val="24"/>
+        </w:rPr>
+        <w:t>fișier</w:t>
+      </w:r>
+      <w:proofErr w:type="spellEnd"/>
+      <w:r>
+        <w:rPr>
+          <w:rFonts w:ascii="Times New Roman" w:hAnsi="Times New Roman" w:cs="Times New Roman"/>
+          <w:sz w:val="24"/>
+          <w:szCs w:val="24"/>
+        </w:rPr>
+        <w:t xml:space="preserve"> local </w:t>
+      </w:r>
+      <w:proofErr w:type="spellStart"/>
+      <w:r>
+        <w:rPr>
+          <w:rFonts w:ascii="Times New Roman" w:hAnsi="Times New Roman" w:cs="Times New Roman"/>
+          <w:sz w:val="24"/>
+          <w:szCs w:val="24"/>
+        </w:rPr>
+        <w:t>sau</w:t>
+      </w:r>
+      <w:proofErr w:type="spellEnd"/>
+      <w:r>
+        <w:rPr>
+          <w:rFonts w:ascii="Times New Roman" w:hAnsi="Times New Roman" w:cs="Times New Roman"/>
+          <w:sz w:val="24"/>
+          <w:szCs w:val="24"/>
+        </w:rPr>
+        <w:t xml:space="preserve"> </w:t>
+      </w:r>
+      <w:proofErr w:type="spellStart"/>
+      <w:r>
+        <w:rPr>
+          <w:rFonts w:ascii="Times New Roman" w:hAnsi="Times New Roman" w:cs="Times New Roman"/>
+          <w:sz w:val="24"/>
+          <w:szCs w:val="24"/>
+        </w:rPr>
+        <w:t>bază</w:t>
+      </w:r>
+      <w:proofErr w:type="spellEnd"/>
+      <w:r>
+        <w:rPr>
+          <w:rFonts w:ascii="Times New Roman" w:hAnsi="Times New Roman" w:cs="Times New Roman"/>
+          <w:sz w:val="24"/>
+          <w:szCs w:val="24"/>
+        </w:rPr>
+        <w:t xml:space="preserve"> de date).</w:t>
       </w:r>
     </w:p>
     <w:p>
       <w:pPr>
         <w:rPr>
           <w:rFonts w:ascii="Times New Roman" w:hAnsi="Times New Roman" w:cs="Times New Roman"/>
-          <w:noProof/>
-          <w:sz w:val="24"/>
-          <w:szCs w:val="24"/>
-          <w:lang w:val="ro-RO"/>
+          <w:sz w:val="24"/>
+          <w:szCs w:val="24"/>
         </w:rPr>
       </w:pPr>
       <w:r>
         <w:rPr>
           <w:rFonts w:ascii="Times New Roman" w:hAnsi="Times New Roman" w:cs="Times New Roman"/>
-          <w:noProof/>
-          <w:sz w:val="24"/>
-          <w:szCs w:val="24"/>
-          <w:lang w:val="ro-RO"/>
-        </w:rPr>
-        <w:lastRenderedPageBreak/>
-        <w:t>B3.</w:t>
+          <w:sz w:val="24"/>
+          <w:szCs w:val="24"/>
+        </w:rPr>
+        <w:br w:type="page"/>
       </w:r>
     </w:p>
     <w:p>
@@ -766,9 +2845,44 @@
           <w:lang w:val="ro-RO"/>
         </w:rPr>
       </w:pPr>
-      <w:r>
-        <w:rPr>
-          <w:noProof/>
+    </w:p>
+    <w:p>
+      <w:pPr>
+        <w:rPr>
+          <w:rFonts w:ascii="Times New Roman" w:hAnsi="Times New Roman" w:cs="Times New Roman"/>
+          <w:noProof/>
+          <w:sz w:val="24"/>
+          <w:szCs w:val="24"/>
+          <w:lang w:val="ro-RO"/>
+        </w:rPr>
+      </w:pPr>
+      <w:r>
+        <w:rPr>
+          <w:rFonts w:ascii="Times New Roman" w:hAnsi="Times New Roman" w:cs="Times New Roman"/>
+          <w:noProof/>
+          <w:sz w:val="24"/>
+          <w:szCs w:val="24"/>
+          <w:lang w:val="ro-RO"/>
+        </w:rPr>
+        <w:t>B3.</w:t>
+      </w:r>
+    </w:p>
+    <w:p>
+      <w:pPr>
+        <w:rPr>
+          <w:rFonts w:ascii="Times New Roman" w:hAnsi="Times New Roman" w:cs="Times New Roman"/>
+          <w:noProof/>
+          <w:sz w:val="24"/>
+          <w:szCs w:val="24"/>
+          <w:lang w:val="ro-RO"/>
+        </w:rPr>
+      </w:pPr>
+      <w:r>
+        <w:rPr>
+          <w:rFonts w:ascii="Times New Roman" w:hAnsi="Times New Roman" w:cs="Times New Roman"/>
+          <w:noProof/>
+          <w:sz w:val="24"/>
+          <w:szCs w:val="24"/>
         </w:rPr>
         <w:drawing>
           <wp:inline distT="0" distB="0" distL="0" distR="0" wp14:anchorId="22B729FD" wp14:editId="2B07C1AD">
@@ -808,7 +2922,10 @@
       </w:r>
       <w:r>
         <w:rPr>
-          <w:noProof/>
+          <w:rFonts w:ascii="Times New Roman" w:hAnsi="Times New Roman" w:cs="Times New Roman"/>
+          <w:noProof/>
+          <w:sz w:val="24"/>
+          <w:szCs w:val="24"/>
         </w:rPr>
         <w:drawing>
           <wp:inline distT="0" distB="0" distL="0" distR="0" wp14:anchorId="2E3DF216" wp14:editId="5A05A024">
@@ -845,6 +2962,3724 @@
             </a:graphic>
           </wp:inline>
         </w:drawing>
+      </w:r>
+    </w:p>
+    <w:p>
+      <w:pPr>
+        <w:rPr>
+          <w:rFonts w:ascii="Times New Roman" w:hAnsi="Times New Roman" w:cs="Times New Roman"/>
+          <w:sz w:val="24"/>
+          <w:szCs w:val="24"/>
+        </w:rPr>
+      </w:pPr>
+      <w:proofErr w:type="spellStart"/>
+      <w:r>
+        <w:rPr>
+          <w:rFonts w:ascii="Times New Roman" w:hAnsi="Times New Roman" w:cs="Times New Roman"/>
+          <w:sz w:val="24"/>
+          <w:szCs w:val="24"/>
+        </w:rPr>
+        <w:t>Deoarece</w:t>
+      </w:r>
+      <w:proofErr w:type="spellEnd"/>
+      <w:r>
+        <w:rPr>
+          <w:rFonts w:ascii="Times New Roman" w:hAnsi="Times New Roman" w:cs="Times New Roman"/>
+          <w:sz w:val="24"/>
+          <w:szCs w:val="24"/>
+        </w:rPr>
+        <w:t xml:space="preserve"> </w:t>
+      </w:r>
+      <w:proofErr w:type="spellStart"/>
+      <w:r>
+        <w:rPr>
+          <w:rFonts w:ascii="Times New Roman" w:hAnsi="Times New Roman" w:cs="Times New Roman"/>
+          <w:sz w:val="24"/>
+          <w:szCs w:val="24"/>
+        </w:rPr>
+        <w:t>agentul</w:t>
+      </w:r>
+      <w:proofErr w:type="spellEnd"/>
+      <w:r>
+        <w:rPr>
+          <w:rFonts w:ascii="Times New Roman" w:hAnsi="Times New Roman" w:cs="Times New Roman"/>
+          <w:sz w:val="24"/>
+          <w:szCs w:val="24"/>
+        </w:rPr>
+        <w:t xml:space="preserve"> se </w:t>
+      </w:r>
+      <w:proofErr w:type="spellStart"/>
+      <w:r>
+        <w:rPr>
+          <w:rFonts w:ascii="Times New Roman" w:hAnsi="Times New Roman" w:cs="Times New Roman"/>
+          <w:sz w:val="24"/>
+          <w:szCs w:val="24"/>
+        </w:rPr>
+        <w:t>conectează</w:t>
+      </w:r>
+      <w:proofErr w:type="spellEnd"/>
+      <w:r>
+        <w:rPr>
+          <w:rFonts w:ascii="Times New Roman" w:hAnsi="Times New Roman" w:cs="Times New Roman"/>
+          <w:sz w:val="24"/>
+          <w:szCs w:val="24"/>
+        </w:rPr>
+        <w:t xml:space="preserve"> </w:t>
+      </w:r>
+      <w:proofErr w:type="spellStart"/>
+      <w:r>
+        <w:rPr>
+          <w:rFonts w:ascii="Times New Roman" w:hAnsi="Times New Roman" w:cs="Times New Roman"/>
+          <w:sz w:val="24"/>
+          <w:szCs w:val="24"/>
+        </w:rPr>
+        <w:t>acum</w:t>
+      </w:r>
+      <w:proofErr w:type="spellEnd"/>
+      <w:r>
+        <w:rPr>
+          <w:rFonts w:ascii="Times New Roman" w:hAnsi="Times New Roman" w:cs="Times New Roman"/>
+          <w:sz w:val="24"/>
+          <w:szCs w:val="24"/>
+        </w:rPr>
+        <w:t xml:space="preserve"> </w:t>
+      </w:r>
+      <w:proofErr w:type="spellStart"/>
+      <w:r>
+        <w:rPr>
+          <w:rFonts w:ascii="Times New Roman" w:hAnsi="Times New Roman" w:cs="Times New Roman"/>
+          <w:sz w:val="24"/>
+          <w:szCs w:val="24"/>
+        </w:rPr>
+        <w:t>prin</w:t>
+      </w:r>
+      <w:proofErr w:type="spellEnd"/>
+      <w:r>
+        <w:rPr>
+          <w:rFonts w:ascii="Times New Roman" w:hAnsi="Times New Roman" w:cs="Times New Roman"/>
+          <w:sz w:val="24"/>
+          <w:szCs w:val="24"/>
+        </w:rPr>
+        <w:t xml:space="preserve"> </w:t>
+      </w:r>
+      <w:r>
+        <w:rPr>
+          <w:rStyle w:val="HTMLCode"/>
+          <w:rFonts w:ascii="Times New Roman" w:eastAsiaTheme="minorHAnsi" w:hAnsi="Times New Roman" w:cs="Times New Roman"/>
+          <w:sz w:val="24"/>
+          <w:szCs w:val="24"/>
+        </w:rPr>
+        <w:t>[</w:t>
+      </w:r>
+      <w:proofErr w:type="gramStart"/>
+      <w:r>
+        <w:rPr>
+          <w:rStyle w:val="HTMLCode"/>
+          <w:rFonts w:ascii="Times New Roman" w:eastAsiaTheme="minorHAnsi" w:hAnsi="Times New Roman" w:cs="Times New Roman"/>
+          <w:sz w:val="24"/>
+          <w:szCs w:val="24"/>
+        </w:rPr>
+        <w:t>http://127.0.0.1:8000/mc</w:t>
+      </w:r>
+      <w:r>
+        <w:rPr>
+          <w:rStyle w:val="HTMLCode"/>
+          <w:rFonts w:ascii="Times New Roman" w:eastAsiaTheme="minorHAnsi" w:hAnsi="Times New Roman" w:cs="Times New Roman"/>
+          <w:sz w:val="24"/>
+          <w:szCs w:val="24"/>
+        </w:rPr>
+        <w:t>p</w:t>
+      </w:r>
+      <w:r>
+        <w:rPr>
+          <w:rStyle w:val="HTMLCode"/>
+          <w:rFonts w:ascii="Times New Roman" w:eastAsiaTheme="minorHAnsi" w:hAnsi="Times New Roman" w:cs="Times New Roman"/>
+          <w:sz w:val="24"/>
+          <w:szCs w:val="24"/>
+        </w:rPr>
+        <w:t>](</w:t>
+      </w:r>
+      <w:proofErr w:type="gramEnd"/>
+      <w:r>
+        <w:rPr>
+          <w:rStyle w:val="HTMLCode"/>
+          <w:rFonts w:ascii="Times New Roman" w:eastAsiaTheme="minorHAnsi" w:hAnsi="Times New Roman" w:cs="Times New Roman"/>
+          <w:sz w:val="24"/>
+          <w:szCs w:val="24"/>
+        </w:rPr>
+        <w:t>http://127.0.0.1:8000/mcp)</w:t>
+      </w:r>
+      <w:r>
+        <w:rPr>
+          <w:rFonts w:ascii="Times New Roman" w:hAnsi="Times New Roman" w:cs="Times New Roman"/>
+          <w:sz w:val="24"/>
+          <w:szCs w:val="24"/>
+        </w:rPr>
+        <w:t xml:space="preserve"> </w:t>
+      </w:r>
+      <w:proofErr w:type="spellStart"/>
+      <w:r>
+        <w:rPr>
+          <w:rFonts w:ascii="Times New Roman" w:hAnsi="Times New Roman" w:cs="Times New Roman"/>
+          <w:sz w:val="24"/>
+          <w:szCs w:val="24"/>
+        </w:rPr>
+        <w:t>în</w:t>
+      </w:r>
+      <w:proofErr w:type="spellEnd"/>
+      <w:r>
+        <w:rPr>
+          <w:rFonts w:ascii="Times New Roman" w:hAnsi="Times New Roman" w:cs="Times New Roman"/>
+          <w:sz w:val="24"/>
+          <w:szCs w:val="24"/>
+        </w:rPr>
+        <w:t xml:space="preserve"> loc </w:t>
+      </w:r>
+      <w:proofErr w:type="spellStart"/>
+      <w:r>
+        <w:rPr>
+          <w:rFonts w:ascii="Times New Roman" w:hAnsi="Times New Roman" w:cs="Times New Roman"/>
+          <w:sz w:val="24"/>
+          <w:szCs w:val="24"/>
+        </w:rPr>
+        <w:t>să</w:t>
+      </w:r>
+      <w:proofErr w:type="spellEnd"/>
+      <w:r>
+        <w:rPr>
+          <w:rFonts w:ascii="Times New Roman" w:hAnsi="Times New Roman" w:cs="Times New Roman"/>
+          <w:sz w:val="24"/>
+          <w:szCs w:val="24"/>
+        </w:rPr>
+        <w:t xml:space="preserve"> </w:t>
+      </w:r>
+      <w:proofErr w:type="spellStart"/>
+      <w:r>
+        <w:rPr>
+          <w:rFonts w:ascii="Times New Roman" w:hAnsi="Times New Roman" w:cs="Times New Roman"/>
+          <w:sz w:val="24"/>
+          <w:szCs w:val="24"/>
+        </w:rPr>
+        <w:t>lanseze</w:t>
+      </w:r>
+      <w:proofErr w:type="spellEnd"/>
+      <w:r>
+        <w:rPr>
+          <w:rFonts w:ascii="Times New Roman" w:hAnsi="Times New Roman" w:cs="Times New Roman"/>
+          <w:sz w:val="24"/>
+          <w:szCs w:val="24"/>
+        </w:rPr>
+        <w:t xml:space="preserve"> un </w:t>
+      </w:r>
+      <w:proofErr w:type="spellStart"/>
+      <w:r>
+        <w:rPr>
+          <w:rFonts w:ascii="Times New Roman" w:hAnsi="Times New Roman" w:cs="Times New Roman"/>
+          <w:sz w:val="24"/>
+          <w:szCs w:val="24"/>
+        </w:rPr>
+        <w:t>proces</w:t>
+      </w:r>
+      <w:proofErr w:type="spellEnd"/>
+      <w:r>
+        <w:rPr>
+          <w:rFonts w:ascii="Times New Roman" w:hAnsi="Times New Roman" w:cs="Times New Roman"/>
+          <w:sz w:val="24"/>
+          <w:szCs w:val="24"/>
+        </w:rPr>
+        <w:t xml:space="preserve"> </w:t>
+      </w:r>
+      <w:proofErr w:type="spellStart"/>
+      <w:r>
+        <w:rPr>
+          <w:rFonts w:ascii="Times New Roman" w:hAnsi="Times New Roman" w:cs="Times New Roman"/>
+          <w:sz w:val="24"/>
+          <w:szCs w:val="24"/>
+        </w:rPr>
+        <w:t>copil</w:t>
+      </w:r>
+      <w:proofErr w:type="spellEnd"/>
+      <w:r>
+        <w:rPr>
+          <w:rFonts w:ascii="Times New Roman" w:hAnsi="Times New Roman" w:cs="Times New Roman"/>
+          <w:sz w:val="24"/>
+          <w:szCs w:val="24"/>
+        </w:rPr>
+        <w:t xml:space="preserve"> pe </w:t>
+      </w:r>
+      <w:proofErr w:type="spellStart"/>
+      <w:r>
+        <w:rPr>
+          <w:rStyle w:val="HTMLCode"/>
+          <w:rFonts w:ascii="Times New Roman" w:eastAsiaTheme="minorHAnsi" w:hAnsi="Times New Roman" w:cs="Times New Roman"/>
+          <w:sz w:val="24"/>
+          <w:szCs w:val="24"/>
+        </w:rPr>
+        <w:t>stdio</w:t>
+      </w:r>
+      <w:proofErr w:type="spellEnd"/>
+      <w:r>
+        <w:rPr>
+          <w:rFonts w:ascii="Times New Roman" w:hAnsi="Times New Roman" w:cs="Times New Roman"/>
+          <w:sz w:val="24"/>
+          <w:szCs w:val="24"/>
+        </w:rPr>
+        <w:t xml:space="preserve">, </w:t>
+      </w:r>
+      <w:proofErr w:type="spellStart"/>
+      <w:r>
+        <w:rPr>
+          <w:rFonts w:ascii="Times New Roman" w:hAnsi="Times New Roman" w:cs="Times New Roman"/>
+          <w:sz w:val="24"/>
+          <w:szCs w:val="24"/>
+        </w:rPr>
+        <w:t>orice</w:t>
+      </w:r>
+      <w:proofErr w:type="spellEnd"/>
+      <w:r>
+        <w:rPr>
+          <w:rFonts w:ascii="Times New Roman" w:hAnsi="Times New Roman" w:cs="Times New Roman"/>
+          <w:sz w:val="24"/>
+          <w:szCs w:val="24"/>
+        </w:rPr>
+        <w:t xml:space="preserve"> </w:t>
+      </w:r>
+      <w:proofErr w:type="spellStart"/>
+      <w:r>
+        <w:rPr>
+          <w:rFonts w:ascii="Times New Roman" w:hAnsi="Times New Roman" w:cs="Times New Roman"/>
+          <w:sz w:val="24"/>
+          <w:szCs w:val="24"/>
+        </w:rPr>
+        <w:t>modificare</w:t>
+      </w:r>
+      <w:proofErr w:type="spellEnd"/>
+      <w:r>
+        <w:rPr>
+          <w:rFonts w:ascii="Times New Roman" w:hAnsi="Times New Roman" w:cs="Times New Roman"/>
+          <w:sz w:val="24"/>
+          <w:szCs w:val="24"/>
+        </w:rPr>
+        <w:t xml:space="preserve"> de stare </w:t>
+      </w:r>
+      <w:proofErr w:type="spellStart"/>
+      <w:r>
+        <w:rPr>
+          <w:rFonts w:ascii="Times New Roman" w:hAnsi="Times New Roman" w:cs="Times New Roman"/>
+          <w:sz w:val="24"/>
+          <w:szCs w:val="24"/>
+        </w:rPr>
+        <w:t>făcută</w:t>
+      </w:r>
+      <w:proofErr w:type="spellEnd"/>
+      <w:r>
+        <w:rPr>
+          <w:rFonts w:ascii="Times New Roman" w:hAnsi="Times New Roman" w:cs="Times New Roman"/>
+          <w:sz w:val="24"/>
+          <w:szCs w:val="24"/>
+        </w:rPr>
+        <w:t xml:space="preserve"> de </w:t>
+      </w:r>
+      <w:proofErr w:type="spellStart"/>
+      <w:r>
+        <w:rPr>
+          <w:rFonts w:ascii="Times New Roman" w:hAnsi="Times New Roman" w:cs="Times New Roman"/>
+          <w:sz w:val="24"/>
+          <w:szCs w:val="24"/>
+        </w:rPr>
+        <w:t>modelul</w:t>
+      </w:r>
+      <w:proofErr w:type="spellEnd"/>
+      <w:r>
+        <w:rPr>
+          <w:rFonts w:ascii="Times New Roman" w:hAnsi="Times New Roman" w:cs="Times New Roman"/>
+          <w:sz w:val="24"/>
+          <w:szCs w:val="24"/>
+        </w:rPr>
+        <w:t xml:space="preserve"> real se </w:t>
+      </w:r>
+      <w:proofErr w:type="spellStart"/>
+      <w:r>
+        <w:rPr>
+          <w:rFonts w:ascii="Times New Roman" w:hAnsi="Times New Roman" w:cs="Times New Roman"/>
+          <w:sz w:val="24"/>
+          <w:szCs w:val="24"/>
+        </w:rPr>
+        <w:t>reflectă</w:t>
+      </w:r>
+      <w:proofErr w:type="spellEnd"/>
+      <w:r>
+        <w:rPr>
+          <w:rFonts w:ascii="Times New Roman" w:hAnsi="Times New Roman" w:cs="Times New Roman"/>
+          <w:sz w:val="24"/>
+          <w:szCs w:val="24"/>
+        </w:rPr>
+        <w:t xml:space="preserve"> </w:t>
+      </w:r>
+      <w:proofErr w:type="spellStart"/>
+      <w:r>
+        <w:rPr>
+          <w:rFonts w:ascii="Times New Roman" w:hAnsi="Times New Roman" w:cs="Times New Roman"/>
+          <w:sz w:val="24"/>
+          <w:szCs w:val="24"/>
+        </w:rPr>
+        <w:t>imediat</w:t>
+      </w:r>
+      <w:proofErr w:type="spellEnd"/>
+      <w:r>
+        <w:rPr>
+          <w:rFonts w:ascii="Times New Roman" w:hAnsi="Times New Roman" w:cs="Times New Roman"/>
+          <w:sz w:val="24"/>
+          <w:szCs w:val="24"/>
+        </w:rPr>
+        <w:t xml:space="preserve"> </w:t>
+      </w:r>
+      <w:proofErr w:type="spellStart"/>
+      <w:r>
+        <w:rPr>
+          <w:rFonts w:ascii="Times New Roman" w:hAnsi="Times New Roman" w:cs="Times New Roman"/>
+          <w:sz w:val="24"/>
+          <w:szCs w:val="24"/>
+        </w:rPr>
+        <w:t>și</w:t>
+      </w:r>
+      <w:proofErr w:type="spellEnd"/>
+      <w:r>
+        <w:rPr>
+          <w:rFonts w:ascii="Times New Roman" w:hAnsi="Times New Roman" w:cs="Times New Roman"/>
+          <w:sz w:val="24"/>
+          <w:szCs w:val="24"/>
+        </w:rPr>
+        <w:t xml:space="preserve"> </w:t>
+      </w:r>
+      <w:proofErr w:type="spellStart"/>
+      <w:r>
+        <w:rPr>
+          <w:rFonts w:ascii="Times New Roman" w:hAnsi="Times New Roman" w:cs="Times New Roman"/>
+          <w:sz w:val="24"/>
+          <w:szCs w:val="24"/>
+        </w:rPr>
+        <w:t>în</w:t>
+      </w:r>
+      <w:proofErr w:type="spellEnd"/>
+      <w:r>
+        <w:rPr>
+          <w:rFonts w:ascii="Times New Roman" w:hAnsi="Times New Roman" w:cs="Times New Roman"/>
+          <w:sz w:val="24"/>
+          <w:szCs w:val="24"/>
+        </w:rPr>
+        <w:t xml:space="preserve"> Inspector.</w:t>
+      </w:r>
+    </w:p>
+    <w:p>
+      <w:pPr>
+        <w:rPr>
+          <w:rFonts w:ascii="Times New Roman" w:hAnsi="Times New Roman" w:cs="Times New Roman"/>
+          <w:sz w:val="24"/>
+          <w:szCs w:val="24"/>
+        </w:rPr>
+      </w:pPr>
+      <w:r>
+        <w:rPr>
+          <w:rFonts w:ascii="Times New Roman" w:hAnsi="Times New Roman" w:cs="Times New Roman"/>
+          <w:sz w:val="24"/>
+          <w:szCs w:val="24"/>
+        </w:rPr>
+        <w:lastRenderedPageBreak/>
+        <w:t>B4.</w:t>
+      </w:r>
+    </w:p>
+    <w:p>
+      <w:pPr>
+        <w:rPr>
+          <w:rFonts w:ascii="Times New Roman" w:hAnsi="Times New Roman" w:cs="Times New Roman"/>
+          <w:sz w:val="24"/>
+          <w:szCs w:val="24"/>
+          <w:lang w:val="ro-RO"/>
+        </w:rPr>
+      </w:pPr>
+      <w:proofErr w:type="spellStart"/>
+      <w:r>
+        <w:rPr>
+          <w:rFonts w:ascii="Times New Roman" w:hAnsi="Times New Roman" w:cs="Times New Roman"/>
+          <w:sz w:val="24"/>
+          <w:szCs w:val="24"/>
+        </w:rPr>
+        <w:t>Starea</w:t>
+      </w:r>
+      <w:proofErr w:type="spellEnd"/>
+      <w:r>
+        <w:rPr>
+          <w:rFonts w:ascii="Times New Roman" w:hAnsi="Times New Roman" w:cs="Times New Roman"/>
+          <w:sz w:val="24"/>
+          <w:szCs w:val="24"/>
+        </w:rPr>
+        <w:t xml:space="preserve"> </w:t>
+      </w:r>
+      <w:proofErr w:type="spellStart"/>
+      <w:r>
+        <w:rPr>
+          <w:rFonts w:ascii="Times New Roman" w:hAnsi="Times New Roman" w:cs="Times New Roman"/>
+          <w:sz w:val="24"/>
+          <w:szCs w:val="24"/>
+        </w:rPr>
+        <w:t>partajat</w:t>
+      </w:r>
+      <w:proofErr w:type="spellEnd"/>
+      <w:r>
+        <w:rPr>
+          <w:rFonts w:ascii="Times New Roman" w:hAnsi="Times New Roman" w:cs="Times New Roman"/>
+          <w:sz w:val="24"/>
+          <w:szCs w:val="24"/>
+          <w:lang w:val="ro-RO"/>
+        </w:rPr>
+        <w:t xml:space="preserve">ă este folositoare </w:t>
+      </w:r>
+      <w:r>
+        <w:rPr>
+          <w:rFonts w:ascii="Times New Roman" w:hAnsi="Times New Roman" w:cs="Times New Roman"/>
+          <w:sz w:val="24"/>
+          <w:szCs w:val="24"/>
+          <w:lang w:val="ro-RO"/>
+        </w:rPr>
+        <w:t>într-un scenariu real de automatizare unde mai multe persoane controlează aceleași lucruri, dar nu este în medii izolate.</w:t>
+      </w:r>
+    </w:p>
+    <w:p>
+      <w:pPr>
+        <w:rPr>
+          <w:rFonts w:ascii="Times New Roman" w:hAnsi="Times New Roman" w:cs="Times New Roman"/>
+          <w:sz w:val="24"/>
+          <w:szCs w:val="24"/>
+          <w:lang w:val="ro-RO"/>
+        </w:rPr>
+      </w:pPr>
+      <w:r>
+        <w:rPr>
+          <w:rFonts w:ascii="Times New Roman" w:hAnsi="Times New Roman" w:cs="Times New Roman"/>
+          <w:sz w:val="24"/>
+          <w:szCs w:val="24"/>
+          <w:lang w:val="ro-RO"/>
+        </w:rPr>
+        <w:t>Un instrument bazat pe handle ar returna un id la creare, pe care clienții l-ar oferi obligatoriu ca argument la fiecare apel pentru a accesa propria versiune a stării clădirii.</w:t>
+      </w:r>
+    </w:p>
+    <w:p>
+      <w:pPr>
+        <w:rPr>
+          <w:rFonts w:ascii="Times New Roman" w:hAnsi="Times New Roman" w:cs="Times New Roman"/>
+          <w:sz w:val="24"/>
+          <w:szCs w:val="24"/>
+          <w:lang w:val="ro-RO"/>
+        </w:rPr>
+      </w:pPr>
+      <w:r>
+        <w:rPr>
+          <w:rFonts w:ascii="Times New Roman" w:hAnsi="Times New Roman" w:cs="Times New Roman"/>
+          <w:sz w:val="24"/>
+          <w:szCs w:val="24"/>
+          <w:lang w:val="ro-RO"/>
+        </w:rPr>
+        <w:br w:type="page"/>
+      </w:r>
+    </w:p>
+    <w:p>
+      <w:pPr>
+        <w:rPr>
+          <w:rFonts w:ascii="Times New Roman" w:hAnsi="Times New Roman" w:cs="Times New Roman"/>
+          <w:sz w:val="24"/>
+          <w:szCs w:val="24"/>
+        </w:rPr>
+      </w:pPr>
+      <w:r>
+        <w:rPr>
+          <w:rFonts w:ascii="Times New Roman" w:hAnsi="Times New Roman" w:cs="Times New Roman"/>
+          <w:sz w:val="24"/>
+          <w:szCs w:val="24"/>
+        </w:rPr>
+        <w:lastRenderedPageBreak/>
+        <w:t>C1.</w:t>
+      </w:r>
+    </w:p>
+    <w:p>
+      <w:pPr>
+        <w:rPr>
+          <w:rFonts w:ascii="Times New Roman" w:hAnsi="Times New Roman" w:cs="Times New Roman"/>
+          <w:sz w:val="24"/>
+          <w:szCs w:val="24"/>
+        </w:rPr>
+      </w:pPr>
+      <w:proofErr w:type="spellStart"/>
+      <w:r>
+        <w:rPr>
+          <w:rFonts w:ascii="Times New Roman" w:hAnsi="Times New Roman" w:cs="Times New Roman"/>
+          <w:sz w:val="24"/>
+          <w:szCs w:val="24"/>
+        </w:rPr>
+        <w:t>Fara</w:t>
+      </w:r>
+      <w:proofErr w:type="spellEnd"/>
+      <w:r>
+        <w:rPr>
+          <w:rFonts w:ascii="Times New Roman" w:hAnsi="Times New Roman" w:cs="Times New Roman"/>
+          <w:sz w:val="24"/>
+          <w:szCs w:val="24"/>
+        </w:rPr>
+        <w:t xml:space="preserve"> </w:t>
+      </w:r>
+      <w:proofErr w:type="spellStart"/>
+      <w:r>
+        <w:rPr>
+          <w:rFonts w:ascii="Times New Roman" w:hAnsi="Times New Roman" w:cs="Times New Roman"/>
+          <w:sz w:val="24"/>
+          <w:szCs w:val="24"/>
+        </w:rPr>
+        <w:t>antet</w:t>
+      </w:r>
+      <w:proofErr w:type="spellEnd"/>
+    </w:p>
+    <w:p>
+      <w:pPr>
+        <w:rPr>
+          <w:rFonts w:ascii="Times New Roman" w:hAnsi="Times New Roman" w:cs="Times New Roman"/>
+          <w:sz w:val="24"/>
+          <w:szCs w:val="24"/>
+        </w:rPr>
+      </w:pPr>
+      <w:r>
+        <w:rPr>
+          <w:rFonts w:ascii="Times New Roman" w:hAnsi="Times New Roman" w:cs="Times New Roman"/>
+          <w:noProof/>
+          <w:sz w:val="24"/>
+          <w:szCs w:val="24"/>
+        </w:rPr>
+        <w:drawing>
+          <wp:inline distT="0" distB="0" distL="0" distR="0" wp14:anchorId="2EE46EAE" wp14:editId="4435BC25">
+            <wp:extent cx="5943600" cy="5180330"/>
+            <wp:effectExtent l="0" t="0" r="0" b="1270"/>
+            <wp:docPr id="12" name="Picture 12"/>
+            <wp:cNvGraphicFramePr>
+              <a:graphicFrameLocks xmlns:a="http://schemas.openxmlformats.org/drawingml/2006/main" noChangeAspect="1"/>
+            </wp:cNvGraphicFramePr>
+            <a:graphic xmlns:a="http://schemas.openxmlformats.org/drawingml/2006/main">
+              <a:graphicData uri="http://schemas.openxmlformats.org/drawingml/2006/picture">
+                <pic:pic xmlns:pic="http://schemas.openxmlformats.org/drawingml/2006/picture">
+                  <pic:nvPicPr>
+                    <pic:cNvPr id="1" name=""/>
+                    <pic:cNvPicPr/>
+                  </pic:nvPicPr>
+                  <pic:blipFill>
+                    <a:blip r:embed="rId14"/>
+                    <a:stretch>
+                      <a:fillRect/>
+                    </a:stretch>
+                  </pic:blipFill>
+                  <pic:spPr>
+                    <a:xfrm>
+                      <a:off x="0" y="0"/>
+                      <a:ext cx="5943600" cy="5180330"/>
+                    </a:xfrm>
+                    <a:prstGeom prst="rect">
+                      <a:avLst/>
+                    </a:prstGeom>
+                  </pic:spPr>
+                </pic:pic>
+              </a:graphicData>
+            </a:graphic>
+          </wp:inline>
+        </w:drawing>
+      </w:r>
+    </w:p>
+    <w:p>
+      <w:pPr>
+        <w:rPr>
+          <w:rFonts w:ascii="Times New Roman" w:hAnsi="Times New Roman" w:cs="Times New Roman"/>
+          <w:sz w:val="24"/>
+          <w:szCs w:val="24"/>
+        </w:rPr>
+      </w:pPr>
+      <w:r>
+        <w:rPr>
+          <w:rFonts w:ascii="Times New Roman" w:hAnsi="Times New Roman" w:cs="Times New Roman"/>
+          <w:sz w:val="24"/>
+          <w:szCs w:val="24"/>
+        </w:rPr>
+        <w:lastRenderedPageBreak/>
+        <w:t xml:space="preserve">Cu </w:t>
+      </w:r>
+      <w:proofErr w:type="spellStart"/>
+      <w:r>
+        <w:rPr>
+          <w:rFonts w:ascii="Times New Roman" w:hAnsi="Times New Roman" w:cs="Times New Roman"/>
+          <w:sz w:val="24"/>
+          <w:szCs w:val="24"/>
+        </w:rPr>
+        <w:t>antet</w:t>
+      </w:r>
+      <w:proofErr w:type="spellEnd"/>
+      <w:r>
+        <w:rPr>
+          <w:rFonts w:ascii="Times New Roman" w:hAnsi="Times New Roman" w:cs="Times New Roman"/>
+          <w:sz w:val="24"/>
+          <w:szCs w:val="24"/>
+        </w:rPr>
+        <w:t xml:space="preserve"> </w:t>
+      </w:r>
+      <w:proofErr w:type="spellStart"/>
+      <w:r>
+        <w:rPr>
+          <w:rFonts w:ascii="Times New Roman" w:hAnsi="Times New Roman" w:cs="Times New Roman"/>
+          <w:sz w:val="24"/>
+          <w:szCs w:val="24"/>
+        </w:rPr>
+        <w:t>gresit</w:t>
+      </w:r>
+      <w:proofErr w:type="spellEnd"/>
+      <w:r>
+        <w:rPr>
+          <w:rFonts w:ascii="Times New Roman" w:hAnsi="Times New Roman" w:cs="Times New Roman"/>
+          <w:noProof/>
+          <w:sz w:val="24"/>
+          <w:szCs w:val="24"/>
+        </w:rPr>
+        <w:drawing>
+          <wp:inline distT="0" distB="0" distL="0" distR="0" wp14:anchorId="6BCAD69C" wp14:editId="62FC88AD">
+            <wp:extent cx="5943600" cy="5235575"/>
+            <wp:effectExtent l="0" t="0" r="0" b="3175"/>
+            <wp:docPr id="13" name="Picture 13"/>
+            <wp:cNvGraphicFramePr>
+              <a:graphicFrameLocks xmlns:a="http://schemas.openxmlformats.org/drawingml/2006/main" noChangeAspect="1"/>
+            </wp:cNvGraphicFramePr>
+            <a:graphic xmlns:a="http://schemas.openxmlformats.org/drawingml/2006/main">
+              <a:graphicData uri="http://schemas.openxmlformats.org/drawingml/2006/picture">
+                <pic:pic xmlns:pic="http://schemas.openxmlformats.org/drawingml/2006/picture">
+                  <pic:nvPicPr>
+                    <pic:cNvPr id="1" name=""/>
+                    <pic:cNvPicPr/>
+                  </pic:nvPicPr>
+                  <pic:blipFill>
+                    <a:blip r:embed="rId15"/>
+                    <a:stretch>
+                      <a:fillRect/>
+                    </a:stretch>
+                  </pic:blipFill>
+                  <pic:spPr>
+                    <a:xfrm>
+                      <a:off x="0" y="0"/>
+                      <a:ext cx="5943600" cy="5235575"/>
+                    </a:xfrm>
+                    <a:prstGeom prst="rect">
+                      <a:avLst/>
+                    </a:prstGeom>
+                  </pic:spPr>
+                </pic:pic>
+              </a:graphicData>
+            </a:graphic>
+          </wp:inline>
+        </w:drawing>
+      </w:r>
+      <w:proofErr w:type="spellStart"/>
+      <w:r>
+        <w:rPr>
+          <w:rFonts w:ascii="Times New Roman" w:hAnsi="Times New Roman" w:cs="Times New Roman"/>
+          <w:sz w:val="24"/>
+          <w:szCs w:val="24"/>
+        </w:rPr>
+        <w:t>Serverul</w:t>
+      </w:r>
+      <w:proofErr w:type="spellEnd"/>
+      <w:r>
+        <w:rPr>
+          <w:rFonts w:ascii="Times New Roman" w:hAnsi="Times New Roman" w:cs="Times New Roman"/>
+          <w:sz w:val="24"/>
+          <w:szCs w:val="24"/>
+        </w:rPr>
+        <w:t xml:space="preserve"> </w:t>
+      </w:r>
+      <w:proofErr w:type="spellStart"/>
+      <w:r>
+        <w:rPr>
+          <w:rFonts w:ascii="Times New Roman" w:hAnsi="Times New Roman" w:cs="Times New Roman"/>
+          <w:sz w:val="24"/>
+          <w:szCs w:val="24"/>
+        </w:rPr>
+        <w:t>verifică</w:t>
+      </w:r>
+      <w:proofErr w:type="spellEnd"/>
+      <w:r>
+        <w:rPr>
+          <w:rFonts w:ascii="Times New Roman" w:hAnsi="Times New Roman" w:cs="Times New Roman"/>
+          <w:sz w:val="24"/>
+          <w:szCs w:val="24"/>
+        </w:rPr>
+        <w:t xml:space="preserve"> </w:t>
+      </w:r>
+      <w:proofErr w:type="spellStart"/>
+      <w:r>
+        <w:rPr>
+          <w:rFonts w:ascii="Times New Roman" w:hAnsi="Times New Roman" w:cs="Times New Roman"/>
+          <w:sz w:val="24"/>
+          <w:szCs w:val="24"/>
+        </w:rPr>
+        <w:t>dacă</w:t>
+      </w:r>
+      <w:proofErr w:type="spellEnd"/>
+      <w:r>
+        <w:rPr>
+          <w:rFonts w:ascii="Times New Roman" w:hAnsi="Times New Roman" w:cs="Times New Roman"/>
+          <w:sz w:val="24"/>
+          <w:szCs w:val="24"/>
+        </w:rPr>
+        <w:t xml:space="preserve"> </w:t>
+      </w:r>
+      <w:proofErr w:type="spellStart"/>
+      <w:r>
+        <w:rPr>
+          <w:rFonts w:ascii="Times New Roman" w:hAnsi="Times New Roman" w:cs="Times New Roman"/>
+          <w:sz w:val="24"/>
+          <w:szCs w:val="24"/>
+        </w:rPr>
+        <w:t>valorile</w:t>
+      </w:r>
+      <w:proofErr w:type="spellEnd"/>
+      <w:r>
+        <w:rPr>
+          <w:rFonts w:ascii="Times New Roman" w:hAnsi="Times New Roman" w:cs="Times New Roman"/>
+          <w:sz w:val="24"/>
+          <w:szCs w:val="24"/>
+        </w:rPr>
+        <w:t xml:space="preserve"> din </w:t>
+      </w:r>
+      <w:proofErr w:type="spellStart"/>
+      <w:r>
+        <w:rPr>
+          <w:rFonts w:ascii="Times New Roman" w:hAnsi="Times New Roman" w:cs="Times New Roman"/>
+          <w:sz w:val="24"/>
+          <w:szCs w:val="24"/>
+        </w:rPr>
+        <w:t>antetele</w:t>
+      </w:r>
+      <w:proofErr w:type="spellEnd"/>
+      <w:r>
+        <w:rPr>
+          <w:rFonts w:ascii="Times New Roman" w:hAnsi="Times New Roman" w:cs="Times New Roman"/>
+          <w:sz w:val="24"/>
+          <w:szCs w:val="24"/>
+        </w:rPr>
+        <w:t xml:space="preserve"> HTTP (ex: </w:t>
+      </w:r>
+      <w:proofErr w:type="spellStart"/>
+      <w:r>
+        <w:rPr>
+          <w:rStyle w:val="HTMLCode"/>
+          <w:rFonts w:ascii="Times New Roman" w:eastAsiaTheme="minorHAnsi" w:hAnsi="Times New Roman" w:cs="Times New Roman"/>
+          <w:sz w:val="24"/>
+          <w:szCs w:val="24"/>
+        </w:rPr>
+        <w:t>Mcp</w:t>
+      </w:r>
+      <w:proofErr w:type="spellEnd"/>
+      <w:r>
+        <w:rPr>
+          <w:rStyle w:val="HTMLCode"/>
+          <w:rFonts w:ascii="Times New Roman" w:eastAsiaTheme="minorHAnsi" w:hAnsi="Times New Roman" w:cs="Times New Roman"/>
+          <w:sz w:val="24"/>
+          <w:szCs w:val="24"/>
+        </w:rPr>
+        <w:t>-Method</w:t>
+      </w:r>
+      <w:r>
+        <w:rPr>
+          <w:rFonts w:ascii="Times New Roman" w:hAnsi="Times New Roman" w:cs="Times New Roman"/>
+          <w:sz w:val="24"/>
+          <w:szCs w:val="24"/>
+        </w:rPr>
+        <w:t xml:space="preserve">) </w:t>
+      </w:r>
+      <w:proofErr w:type="spellStart"/>
+      <w:r>
+        <w:rPr>
+          <w:rFonts w:ascii="Times New Roman" w:hAnsi="Times New Roman" w:cs="Times New Roman"/>
+          <w:sz w:val="24"/>
+          <w:szCs w:val="24"/>
+        </w:rPr>
+        <w:t>coincid</w:t>
+      </w:r>
+      <w:proofErr w:type="spellEnd"/>
+      <w:r>
+        <w:rPr>
+          <w:rFonts w:ascii="Times New Roman" w:hAnsi="Times New Roman" w:cs="Times New Roman"/>
+          <w:sz w:val="24"/>
+          <w:szCs w:val="24"/>
+        </w:rPr>
+        <w:t xml:space="preserve"> cu </w:t>
+      </w:r>
+      <w:proofErr w:type="spellStart"/>
+      <w:r>
+        <w:rPr>
+          <w:rFonts w:ascii="Times New Roman" w:hAnsi="Times New Roman" w:cs="Times New Roman"/>
+          <w:sz w:val="24"/>
+          <w:szCs w:val="24"/>
+        </w:rPr>
+        <w:t>cele</w:t>
+      </w:r>
+      <w:proofErr w:type="spellEnd"/>
+      <w:r>
+        <w:rPr>
+          <w:rFonts w:ascii="Times New Roman" w:hAnsi="Times New Roman" w:cs="Times New Roman"/>
+          <w:sz w:val="24"/>
+          <w:szCs w:val="24"/>
+        </w:rPr>
+        <w:t xml:space="preserve"> din </w:t>
+      </w:r>
+      <w:proofErr w:type="spellStart"/>
+      <w:r>
+        <w:rPr>
+          <w:rFonts w:ascii="Times New Roman" w:hAnsi="Times New Roman" w:cs="Times New Roman"/>
+          <w:sz w:val="24"/>
+          <w:szCs w:val="24"/>
+        </w:rPr>
+        <w:t>corpul</w:t>
+      </w:r>
+      <w:proofErr w:type="spellEnd"/>
+      <w:r>
+        <w:rPr>
+          <w:rFonts w:ascii="Times New Roman" w:hAnsi="Times New Roman" w:cs="Times New Roman"/>
+          <w:sz w:val="24"/>
+          <w:szCs w:val="24"/>
+        </w:rPr>
+        <w:t xml:space="preserve"> JSON. </w:t>
+      </w:r>
+      <w:proofErr w:type="spellStart"/>
+      <w:r>
+        <w:rPr>
+          <w:rFonts w:ascii="Times New Roman" w:hAnsi="Times New Roman" w:cs="Times New Roman"/>
+          <w:sz w:val="24"/>
+          <w:szCs w:val="24"/>
+        </w:rPr>
+        <w:t>Acest</w:t>
+      </w:r>
+      <w:proofErr w:type="spellEnd"/>
+      <w:r>
+        <w:rPr>
+          <w:rFonts w:ascii="Times New Roman" w:hAnsi="Times New Roman" w:cs="Times New Roman"/>
+          <w:sz w:val="24"/>
+          <w:szCs w:val="24"/>
+        </w:rPr>
+        <w:t xml:space="preserve"> </w:t>
+      </w:r>
+      <w:proofErr w:type="spellStart"/>
+      <w:r>
+        <w:rPr>
+          <w:rFonts w:ascii="Times New Roman" w:hAnsi="Times New Roman" w:cs="Times New Roman"/>
+          <w:sz w:val="24"/>
+          <w:szCs w:val="24"/>
+        </w:rPr>
+        <w:t>lucru</w:t>
+      </w:r>
+      <w:proofErr w:type="spellEnd"/>
+      <w:r>
+        <w:rPr>
+          <w:rFonts w:ascii="Times New Roman" w:hAnsi="Times New Roman" w:cs="Times New Roman"/>
+          <w:sz w:val="24"/>
+          <w:szCs w:val="24"/>
+        </w:rPr>
+        <w:t xml:space="preserve"> </w:t>
+      </w:r>
+      <w:proofErr w:type="spellStart"/>
+      <w:r>
+        <w:rPr>
+          <w:rFonts w:ascii="Times New Roman" w:hAnsi="Times New Roman" w:cs="Times New Roman"/>
+          <w:sz w:val="24"/>
+          <w:szCs w:val="24"/>
+        </w:rPr>
+        <w:t>contează</w:t>
+      </w:r>
+      <w:proofErr w:type="spellEnd"/>
+      <w:r>
+        <w:rPr>
+          <w:rFonts w:ascii="Times New Roman" w:hAnsi="Times New Roman" w:cs="Times New Roman"/>
+          <w:sz w:val="24"/>
+          <w:szCs w:val="24"/>
+        </w:rPr>
+        <w:t xml:space="preserve"> </w:t>
+      </w:r>
+      <w:proofErr w:type="spellStart"/>
+      <w:r>
+        <w:rPr>
+          <w:rFonts w:ascii="Times New Roman" w:hAnsi="Times New Roman" w:cs="Times New Roman"/>
+          <w:sz w:val="24"/>
+          <w:szCs w:val="24"/>
+        </w:rPr>
+        <w:t>pentru</w:t>
+      </w:r>
+      <w:proofErr w:type="spellEnd"/>
+      <w:r>
+        <w:rPr>
+          <w:rFonts w:ascii="Times New Roman" w:hAnsi="Times New Roman" w:cs="Times New Roman"/>
+          <w:sz w:val="24"/>
+          <w:szCs w:val="24"/>
+        </w:rPr>
+        <w:t xml:space="preserve"> </w:t>
+      </w:r>
+      <w:proofErr w:type="spellStart"/>
+      <w:r>
+        <w:rPr>
+          <w:rFonts w:ascii="Times New Roman" w:hAnsi="Times New Roman" w:cs="Times New Roman"/>
+          <w:sz w:val="24"/>
+          <w:szCs w:val="24"/>
+        </w:rPr>
+        <w:t>că</w:t>
+      </w:r>
+      <w:proofErr w:type="spellEnd"/>
+      <w:r>
+        <w:rPr>
+          <w:rFonts w:ascii="Times New Roman" w:hAnsi="Times New Roman" w:cs="Times New Roman"/>
+          <w:sz w:val="24"/>
+          <w:szCs w:val="24"/>
+        </w:rPr>
+        <w:t xml:space="preserve"> </w:t>
+      </w:r>
+      <w:proofErr w:type="spellStart"/>
+      <w:r>
+        <w:rPr>
+          <w:rFonts w:ascii="Times New Roman" w:hAnsi="Times New Roman" w:cs="Times New Roman"/>
+          <w:sz w:val="24"/>
+          <w:szCs w:val="24"/>
+        </w:rPr>
+        <w:t>permite</w:t>
+      </w:r>
+      <w:proofErr w:type="spellEnd"/>
+      <w:r>
+        <w:rPr>
+          <w:rFonts w:ascii="Times New Roman" w:hAnsi="Times New Roman" w:cs="Times New Roman"/>
+          <w:sz w:val="24"/>
+          <w:szCs w:val="24"/>
+        </w:rPr>
+        <w:t xml:space="preserve"> </w:t>
+      </w:r>
+      <w:proofErr w:type="spellStart"/>
+      <w:r>
+        <w:rPr>
+          <w:rFonts w:ascii="Times New Roman" w:hAnsi="Times New Roman" w:cs="Times New Roman"/>
+          <w:sz w:val="24"/>
+          <w:szCs w:val="24"/>
+        </w:rPr>
+        <w:t>unui</w:t>
+      </w:r>
+      <w:proofErr w:type="spellEnd"/>
+      <w:r>
+        <w:rPr>
+          <w:rFonts w:ascii="Times New Roman" w:hAnsi="Times New Roman" w:cs="Times New Roman"/>
+          <w:sz w:val="24"/>
+          <w:szCs w:val="24"/>
+        </w:rPr>
+        <w:t xml:space="preserve"> </w:t>
+      </w:r>
+      <w:proofErr w:type="spellStart"/>
+      <w:r>
+        <w:rPr>
+          <w:rFonts w:ascii="Times New Roman" w:hAnsi="Times New Roman" w:cs="Times New Roman"/>
+          <w:sz w:val="24"/>
+          <w:szCs w:val="24"/>
+        </w:rPr>
+        <w:t>echipament</w:t>
+      </w:r>
+      <w:proofErr w:type="spellEnd"/>
+      <w:r>
+        <w:rPr>
+          <w:rFonts w:ascii="Times New Roman" w:hAnsi="Times New Roman" w:cs="Times New Roman"/>
+          <w:sz w:val="24"/>
+          <w:szCs w:val="24"/>
+        </w:rPr>
+        <w:t xml:space="preserve"> de </w:t>
+      </w:r>
+      <w:proofErr w:type="spellStart"/>
+      <w:r>
+        <w:rPr>
+          <w:rFonts w:ascii="Times New Roman" w:hAnsi="Times New Roman" w:cs="Times New Roman"/>
+          <w:sz w:val="24"/>
+          <w:szCs w:val="24"/>
+        </w:rPr>
+        <w:t>rețea</w:t>
+      </w:r>
+      <w:proofErr w:type="spellEnd"/>
+      <w:r>
+        <w:rPr>
+          <w:rFonts w:ascii="Times New Roman" w:hAnsi="Times New Roman" w:cs="Times New Roman"/>
+          <w:sz w:val="24"/>
+          <w:szCs w:val="24"/>
+        </w:rPr>
+        <w:t xml:space="preserve"> (ca un firewall </w:t>
+      </w:r>
+      <w:proofErr w:type="spellStart"/>
+      <w:r>
+        <w:rPr>
+          <w:rFonts w:ascii="Times New Roman" w:hAnsi="Times New Roman" w:cs="Times New Roman"/>
+          <w:sz w:val="24"/>
+          <w:szCs w:val="24"/>
+        </w:rPr>
+        <w:t>sau</w:t>
+      </w:r>
+      <w:proofErr w:type="spellEnd"/>
+      <w:r>
+        <w:rPr>
+          <w:rFonts w:ascii="Times New Roman" w:hAnsi="Times New Roman" w:cs="Times New Roman"/>
+          <w:sz w:val="24"/>
+          <w:szCs w:val="24"/>
+        </w:rPr>
+        <w:t xml:space="preserve"> load balancer) </w:t>
+      </w:r>
+      <w:proofErr w:type="spellStart"/>
+      <w:r>
+        <w:rPr>
+          <w:rFonts w:ascii="Times New Roman" w:hAnsi="Times New Roman" w:cs="Times New Roman"/>
+          <w:sz w:val="24"/>
+          <w:szCs w:val="24"/>
+        </w:rPr>
+        <w:t>să</w:t>
+      </w:r>
+      <w:proofErr w:type="spellEnd"/>
+      <w:r>
+        <w:rPr>
+          <w:rFonts w:ascii="Times New Roman" w:hAnsi="Times New Roman" w:cs="Times New Roman"/>
+          <w:sz w:val="24"/>
+          <w:szCs w:val="24"/>
+        </w:rPr>
+        <w:t xml:space="preserve"> </w:t>
+      </w:r>
+      <w:proofErr w:type="spellStart"/>
+      <w:r>
+        <w:rPr>
+          <w:rFonts w:ascii="Times New Roman" w:hAnsi="Times New Roman" w:cs="Times New Roman"/>
+          <w:sz w:val="24"/>
+          <w:szCs w:val="24"/>
+        </w:rPr>
+        <w:t>ia</w:t>
+      </w:r>
+      <w:proofErr w:type="spellEnd"/>
+      <w:r>
+        <w:rPr>
+          <w:rFonts w:ascii="Times New Roman" w:hAnsi="Times New Roman" w:cs="Times New Roman"/>
+          <w:sz w:val="24"/>
+          <w:szCs w:val="24"/>
+        </w:rPr>
+        <w:t xml:space="preserve"> </w:t>
+      </w:r>
+      <w:proofErr w:type="spellStart"/>
+      <w:r>
+        <w:rPr>
+          <w:rFonts w:ascii="Times New Roman" w:hAnsi="Times New Roman" w:cs="Times New Roman"/>
+          <w:sz w:val="24"/>
+          <w:szCs w:val="24"/>
+        </w:rPr>
+        <w:t>decizii</w:t>
+      </w:r>
+      <w:proofErr w:type="spellEnd"/>
+      <w:r>
+        <w:rPr>
+          <w:rFonts w:ascii="Times New Roman" w:hAnsi="Times New Roman" w:cs="Times New Roman"/>
+          <w:sz w:val="24"/>
+          <w:szCs w:val="24"/>
+        </w:rPr>
+        <w:t xml:space="preserve"> </w:t>
+      </w:r>
+      <w:proofErr w:type="spellStart"/>
+      <w:r>
+        <w:rPr>
+          <w:rFonts w:ascii="Times New Roman" w:hAnsi="Times New Roman" w:cs="Times New Roman"/>
+          <w:sz w:val="24"/>
+          <w:szCs w:val="24"/>
+        </w:rPr>
+        <w:t>rapide</w:t>
+      </w:r>
+      <w:proofErr w:type="spellEnd"/>
+      <w:r>
+        <w:rPr>
+          <w:rFonts w:ascii="Times New Roman" w:hAnsi="Times New Roman" w:cs="Times New Roman"/>
+          <w:sz w:val="24"/>
+          <w:szCs w:val="24"/>
+        </w:rPr>
+        <w:t xml:space="preserve"> </w:t>
+      </w:r>
+      <w:proofErr w:type="spellStart"/>
+      <w:r>
+        <w:rPr>
+          <w:rFonts w:ascii="Times New Roman" w:hAnsi="Times New Roman" w:cs="Times New Roman"/>
+          <w:sz w:val="24"/>
+          <w:szCs w:val="24"/>
+        </w:rPr>
+        <w:t>doar</w:t>
+      </w:r>
+      <w:proofErr w:type="spellEnd"/>
+      <w:r>
+        <w:rPr>
+          <w:rFonts w:ascii="Times New Roman" w:hAnsi="Times New Roman" w:cs="Times New Roman"/>
+          <w:sz w:val="24"/>
+          <w:szCs w:val="24"/>
+        </w:rPr>
+        <w:t xml:space="preserve"> </w:t>
+      </w:r>
+      <w:proofErr w:type="spellStart"/>
+      <w:r>
+        <w:rPr>
+          <w:rFonts w:ascii="Times New Roman" w:hAnsi="Times New Roman" w:cs="Times New Roman"/>
+          <w:sz w:val="24"/>
+          <w:szCs w:val="24"/>
+        </w:rPr>
+        <w:t>citind</w:t>
+      </w:r>
+      <w:proofErr w:type="spellEnd"/>
+      <w:r>
+        <w:rPr>
+          <w:rFonts w:ascii="Times New Roman" w:hAnsi="Times New Roman" w:cs="Times New Roman"/>
+          <w:sz w:val="24"/>
+          <w:szCs w:val="24"/>
+        </w:rPr>
+        <w:t xml:space="preserve"> </w:t>
+      </w:r>
+      <w:proofErr w:type="spellStart"/>
+      <w:r>
+        <w:rPr>
+          <w:rFonts w:ascii="Times New Roman" w:hAnsi="Times New Roman" w:cs="Times New Roman"/>
+          <w:sz w:val="24"/>
+          <w:szCs w:val="24"/>
+        </w:rPr>
+        <w:t>antetul</w:t>
+      </w:r>
+      <w:proofErr w:type="spellEnd"/>
+      <w:r>
+        <w:rPr>
+          <w:rFonts w:ascii="Times New Roman" w:hAnsi="Times New Roman" w:cs="Times New Roman"/>
+          <w:sz w:val="24"/>
+          <w:szCs w:val="24"/>
+        </w:rPr>
+        <w:t xml:space="preserve">, </w:t>
+      </w:r>
+      <w:proofErr w:type="spellStart"/>
+      <w:r>
+        <w:rPr>
+          <w:rFonts w:ascii="Times New Roman" w:hAnsi="Times New Roman" w:cs="Times New Roman"/>
+          <w:sz w:val="24"/>
+          <w:szCs w:val="24"/>
+        </w:rPr>
+        <w:t>fără</w:t>
+      </w:r>
+      <w:proofErr w:type="spellEnd"/>
+      <w:r>
+        <w:rPr>
+          <w:rFonts w:ascii="Times New Roman" w:hAnsi="Times New Roman" w:cs="Times New Roman"/>
+          <w:sz w:val="24"/>
+          <w:szCs w:val="24"/>
+        </w:rPr>
+        <w:t xml:space="preserve"> a fi </w:t>
+      </w:r>
+      <w:proofErr w:type="spellStart"/>
+      <w:r>
+        <w:rPr>
+          <w:rFonts w:ascii="Times New Roman" w:hAnsi="Times New Roman" w:cs="Times New Roman"/>
+          <w:sz w:val="24"/>
+          <w:szCs w:val="24"/>
+        </w:rPr>
+        <w:t>nevoit</w:t>
+      </w:r>
+      <w:proofErr w:type="spellEnd"/>
+      <w:r>
+        <w:rPr>
+          <w:rFonts w:ascii="Times New Roman" w:hAnsi="Times New Roman" w:cs="Times New Roman"/>
+          <w:sz w:val="24"/>
+          <w:szCs w:val="24"/>
+        </w:rPr>
+        <w:t xml:space="preserve"> </w:t>
+      </w:r>
+      <w:proofErr w:type="spellStart"/>
+      <w:r>
+        <w:rPr>
+          <w:rFonts w:ascii="Times New Roman" w:hAnsi="Times New Roman" w:cs="Times New Roman"/>
+          <w:sz w:val="24"/>
+          <w:szCs w:val="24"/>
+        </w:rPr>
+        <w:t>să</w:t>
+      </w:r>
+      <w:proofErr w:type="spellEnd"/>
+      <w:r>
+        <w:rPr>
+          <w:rFonts w:ascii="Times New Roman" w:hAnsi="Times New Roman" w:cs="Times New Roman"/>
+          <w:sz w:val="24"/>
+          <w:szCs w:val="24"/>
+        </w:rPr>
+        <w:t xml:space="preserve"> </w:t>
+      </w:r>
+      <w:proofErr w:type="spellStart"/>
+      <w:r>
+        <w:rPr>
+          <w:rFonts w:ascii="Times New Roman" w:hAnsi="Times New Roman" w:cs="Times New Roman"/>
+          <w:sz w:val="24"/>
+          <w:szCs w:val="24"/>
+        </w:rPr>
+        <w:t>parseze</w:t>
+      </w:r>
+      <w:proofErr w:type="spellEnd"/>
+      <w:r>
+        <w:rPr>
+          <w:rFonts w:ascii="Times New Roman" w:hAnsi="Times New Roman" w:cs="Times New Roman"/>
+          <w:sz w:val="24"/>
+          <w:szCs w:val="24"/>
+        </w:rPr>
+        <w:t xml:space="preserve"> </w:t>
+      </w:r>
+      <w:proofErr w:type="spellStart"/>
+      <w:r>
+        <w:rPr>
+          <w:rFonts w:ascii="Times New Roman" w:hAnsi="Times New Roman" w:cs="Times New Roman"/>
+          <w:sz w:val="24"/>
+          <w:szCs w:val="24"/>
+        </w:rPr>
+        <w:t>întregul</w:t>
+      </w:r>
+      <w:proofErr w:type="spellEnd"/>
+      <w:r>
+        <w:rPr>
+          <w:rFonts w:ascii="Times New Roman" w:hAnsi="Times New Roman" w:cs="Times New Roman"/>
+          <w:sz w:val="24"/>
+          <w:szCs w:val="24"/>
+        </w:rPr>
+        <w:t xml:space="preserve"> </w:t>
+      </w:r>
+      <w:proofErr w:type="spellStart"/>
+      <w:r>
+        <w:rPr>
+          <w:rFonts w:ascii="Times New Roman" w:hAnsi="Times New Roman" w:cs="Times New Roman"/>
+          <w:sz w:val="24"/>
+          <w:szCs w:val="24"/>
+        </w:rPr>
+        <w:t>corp</w:t>
+      </w:r>
+      <w:proofErr w:type="spellEnd"/>
+      <w:r>
+        <w:rPr>
+          <w:rFonts w:ascii="Times New Roman" w:hAnsi="Times New Roman" w:cs="Times New Roman"/>
+          <w:sz w:val="24"/>
+          <w:szCs w:val="24"/>
+        </w:rPr>
+        <w:t xml:space="preserve"> JSON.</w:t>
+      </w:r>
+    </w:p>
+    <w:p>
+      <w:pPr>
+        <w:rPr>
+          <w:rFonts w:ascii="Times New Roman" w:hAnsi="Times New Roman" w:cs="Times New Roman"/>
+          <w:sz w:val="24"/>
+          <w:szCs w:val="24"/>
+        </w:rPr>
+      </w:pPr>
+      <w:r>
+        <w:rPr>
+          <w:rFonts w:ascii="Times New Roman" w:hAnsi="Times New Roman" w:cs="Times New Roman"/>
+          <w:sz w:val="24"/>
+          <w:szCs w:val="24"/>
+        </w:rPr>
+        <w:br w:type="page"/>
+      </w:r>
+    </w:p>
+    <w:p>
+      <w:pPr>
+        <w:rPr>
+          <w:rFonts w:ascii="Times New Roman" w:hAnsi="Times New Roman" w:cs="Times New Roman"/>
+          <w:noProof/>
+          <w:sz w:val="24"/>
+          <w:szCs w:val="24"/>
+        </w:rPr>
+      </w:pPr>
+      <w:r>
+        <w:rPr>
+          <w:rFonts w:ascii="Times New Roman" w:hAnsi="Times New Roman" w:cs="Times New Roman"/>
+          <w:sz w:val="24"/>
+          <w:szCs w:val="24"/>
+        </w:rPr>
+        <w:lastRenderedPageBreak/>
+        <w:t>C2.</w:t>
+      </w:r>
+      <w:r>
+        <w:rPr>
+          <w:rFonts w:ascii="Times New Roman" w:hAnsi="Times New Roman" w:cs="Times New Roman"/>
+          <w:noProof/>
+          <w:sz w:val="24"/>
+          <w:szCs w:val="24"/>
+        </w:rPr>
+        <w:t xml:space="preserve"> </w:t>
+      </w:r>
+      <w:r>
+        <w:rPr>
+          <w:rFonts w:ascii="Times New Roman" w:hAnsi="Times New Roman" w:cs="Times New Roman"/>
+          <w:noProof/>
+          <w:sz w:val="24"/>
+          <w:szCs w:val="24"/>
+        </w:rPr>
+        <w:drawing>
+          <wp:inline distT="0" distB="0" distL="0" distR="0" wp14:anchorId="617D4167" wp14:editId="6D77701F">
+            <wp:extent cx="5943600" cy="4965700"/>
+            <wp:effectExtent l="0" t="0" r="0" b="6350"/>
+            <wp:docPr id="14" name="Picture 14"/>
+            <wp:cNvGraphicFramePr>
+              <a:graphicFrameLocks xmlns:a="http://schemas.openxmlformats.org/drawingml/2006/main" noChangeAspect="1"/>
+            </wp:cNvGraphicFramePr>
+            <a:graphic xmlns:a="http://schemas.openxmlformats.org/drawingml/2006/main">
+              <a:graphicData uri="http://schemas.openxmlformats.org/drawingml/2006/picture">
+                <pic:pic xmlns:pic="http://schemas.openxmlformats.org/drawingml/2006/picture">
+                  <pic:nvPicPr>
+                    <pic:cNvPr id="1" name=""/>
+                    <pic:cNvPicPr/>
+                  </pic:nvPicPr>
+                  <pic:blipFill>
+                    <a:blip r:embed="rId16"/>
+                    <a:stretch>
+                      <a:fillRect/>
+                    </a:stretch>
+                  </pic:blipFill>
+                  <pic:spPr>
+                    <a:xfrm>
+                      <a:off x="0" y="0"/>
+                      <a:ext cx="5943600" cy="4965700"/>
+                    </a:xfrm>
+                    <a:prstGeom prst="rect">
+                      <a:avLst/>
+                    </a:prstGeom>
+                  </pic:spPr>
+                </pic:pic>
+              </a:graphicData>
+            </a:graphic>
+          </wp:inline>
+        </w:drawing>
+      </w:r>
+      <w:proofErr w:type="spellStart"/>
+      <w:r>
+        <w:rPr>
+          <w:rFonts w:ascii="Times New Roman" w:hAnsi="Times New Roman" w:cs="Times New Roman"/>
+          <w:sz w:val="24"/>
+          <w:szCs w:val="24"/>
+        </w:rPr>
+        <w:t>Informația</w:t>
+      </w:r>
+      <w:proofErr w:type="spellEnd"/>
+      <w:r>
+        <w:rPr>
+          <w:rFonts w:ascii="Times New Roman" w:hAnsi="Times New Roman" w:cs="Times New Roman"/>
+          <w:sz w:val="24"/>
+          <w:szCs w:val="24"/>
+        </w:rPr>
+        <w:t xml:space="preserve"> </w:t>
+      </w:r>
+      <w:proofErr w:type="spellStart"/>
+      <w:r>
+        <w:rPr>
+          <w:rFonts w:ascii="Times New Roman" w:hAnsi="Times New Roman" w:cs="Times New Roman"/>
+          <w:sz w:val="24"/>
+          <w:szCs w:val="24"/>
+        </w:rPr>
+        <w:t>este</w:t>
+      </w:r>
+      <w:proofErr w:type="spellEnd"/>
+      <w:r>
+        <w:rPr>
+          <w:rFonts w:ascii="Times New Roman" w:hAnsi="Times New Roman" w:cs="Times New Roman"/>
+          <w:sz w:val="24"/>
+          <w:szCs w:val="24"/>
+        </w:rPr>
+        <w:t xml:space="preserve"> </w:t>
+      </w:r>
+      <w:proofErr w:type="spellStart"/>
+      <w:r>
+        <w:rPr>
+          <w:rFonts w:ascii="Times New Roman" w:hAnsi="Times New Roman" w:cs="Times New Roman"/>
+          <w:sz w:val="24"/>
+          <w:szCs w:val="24"/>
+        </w:rPr>
+        <w:t>câmpul</w:t>
+      </w:r>
+      <w:proofErr w:type="spellEnd"/>
+      <w:r>
+        <w:rPr>
+          <w:rFonts w:ascii="Times New Roman" w:hAnsi="Times New Roman" w:cs="Times New Roman"/>
+          <w:sz w:val="24"/>
+          <w:szCs w:val="24"/>
+        </w:rPr>
+        <w:t xml:space="preserve"> </w:t>
+      </w:r>
+      <w:proofErr w:type="spellStart"/>
+      <w:r>
+        <w:rPr>
+          <w:rStyle w:val="HTMLCode"/>
+          <w:rFonts w:ascii="Times New Roman" w:eastAsiaTheme="minorHAnsi" w:hAnsi="Times New Roman" w:cs="Times New Roman"/>
+          <w:sz w:val="24"/>
+          <w:szCs w:val="24"/>
+        </w:rPr>
+        <w:t>supportedVersions</w:t>
+      </w:r>
+      <w:proofErr w:type="spellEnd"/>
+      <w:r>
+        <w:rPr>
+          <w:rFonts w:ascii="Times New Roman" w:hAnsi="Times New Roman" w:cs="Times New Roman"/>
+          <w:sz w:val="24"/>
+          <w:szCs w:val="24"/>
+        </w:rPr>
+        <w:t xml:space="preserve"> (ex: </w:t>
+      </w:r>
+      <w:r>
+        <w:rPr>
+          <w:rStyle w:val="HTMLCode"/>
+          <w:rFonts w:ascii="Times New Roman" w:eastAsiaTheme="minorHAnsi" w:hAnsi="Times New Roman" w:cs="Times New Roman"/>
+          <w:sz w:val="24"/>
+          <w:szCs w:val="24"/>
+        </w:rPr>
+        <w:t>["2026-07-28"]</w:t>
+      </w:r>
+      <w:r>
+        <w:rPr>
+          <w:rFonts w:ascii="Times New Roman" w:hAnsi="Times New Roman" w:cs="Times New Roman"/>
+          <w:sz w:val="24"/>
+          <w:szCs w:val="24"/>
+        </w:rPr>
+        <w:t xml:space="preserve">), care </w:t>
+      </w:r>
+      <w:proofErr w:type="spellStart"/>
+      <w:r>
+        <w:rPr>
+          <w:rFonts w:ascii="Times New Roman" w:hAnsi="Times New Roman" w:cs="Times New Roman"/>
+          <w:sz w:val="24"/>
+          <w:szCs w:val="24"/>
+        </w:rPr>
+        <w:t>îi</w:t>
+      </w:r>
+      <w:proofErr w:type="spellEnd"/>
+      <w:r>
+        <w:rPr>
+          <w:rFonts w:ascii="Times New Roman" w:hAnsi="Times New Roman" w:cs="Times New Roman"/>
+          <w:sz w:val="24"/>
+          <w:szCs w:val="24"/>
+        </w:rPr>
+        <w:t xml:space="preserve"> </w:t>
+      </w:r>
+      <w:proofErr w:type="spellStart"/>
+      <w:r>
+        <w:rPr>
+          <w:rFonts w:ascii="Times New Roman" w:hAnsi="Times New Roman" w:cs="Times New Roman"/>
+          <w:sz w:val="24"/>
+          <w:szCs w:val="24"/>
+        </w:rPr>
+        <w:t>arată</w:t>
+      </w:r>
+      <w:proofErr w:type="spellEnd"/>
+      <w:r>
+        <w:rPr>
+          <w:rFonts w:ascii="Times New Roman" w:hAnsi="Times New Roman" w:cs="Times New Roman"/>
+          <w:sz w:val="24"/>
+          <w:szCs w:val="24"/>
+        </w:rPr>
+        <w:t xml:space="preserve"> </w:t>
+      </w:r>
+      <w:proofErr w:type="spellStart"/>
+      <w:r>
+        <w:rPr>
+          <w:rFonts w:ascii="Times New Roman" w:hAnsi="Times New Roman" w:cs="Times New Roman"/>
+          <w:sz w:val="24"/>
+          <w:szCs w:val="24"/>
+        </w:rPr>
+        <w:t>clientului</w:t>
+      </w:r>
+      <w:proofErr w:type="spellEnd"/>
+      <w:r>
+        <w:rPr>
+          <w:rFonts w:ascii="Times New Roman" w:hAnsi="Times New Roman" w:cs="Times New Roman"/>
+          <w:sz w:val="24"/>
+          <w:szCs w:val="24"/>
+        </w:rPr>
+        <w:t xml:space="preserve"> </w:t>
+      </w:r>
+      <w:proofErr w:type="spellStart"/>
+      <w:r>
+        <w:rPr>
+          <w:rFonts w:ascii="Times New Roman" w:hAnsi="Times New Roman" w:cs="Times New Roman"/>
+          <w:sz w:val="24"/>
+          <w:szCs w:val="24"/>
+        </w:rPr>
+        <w:t>ce</w:t>
+      </w:r>
+      <w:proofErr w:type="spellEnd"/>
+      <w:r>
+        <w:rPr>
+          <w:rFonts w:ascii="Times New Roman" w:hAnsi="Times New Roman" w:cs="Times New Roman"/>
+          <w:sz w:val="24"/>
+          <w:szCs w:val="24"/>
+        </w:rPr>
+        <w:t xml:space="preserve"> </w:t>
+      </w:r>
+      <w:proofErr w:type="spellStart"/>
+      <w:r>
+        <w:rPr>
+          <w:rFonts w:ascii="Times New Roman" w:hAnsi="Times New Roman" w:cs="Times New Roman"/>
+          <w:sz w:val="24"/>
+          <w:szCs w:val="24"/>
+        </w:rPr>
+        <w:t>versiune</w:t>
+      </w:r>
+      <w:proofErr w:type="spellEnd"/>
+      <w:r>
+        <w:rPr>
+          <w:rFonts w:ascii="Times New Roman" w:hAnsi="Times New Roman" w:cs="Times New Roman"/>
+          <w:sz w:val="24"/>
+          <w:szCs w:val="24"/>
+        </w:rPr>
+        <w:t xml:space="preserve"> </w:t>
+      </w:r>
+      <w:proofErr w:type="spellStart"/>
+      <w:r>
+        <w:rPr>
+          <w:rFonts w:ascii="Times New Roman" w:hAnsi="Times New Roman" w:cs="Times New Roman"/>
+          <w:sz w:val="24"/>
+          <w:szCs w:val="24"/>
+        </w:rPr>
+        <w:t>exactă</w:t>
+      </w:r>
+      <w:proofErr w:type="spellEnd"/>
+      <w:r>
+        <w:rPr>
+          <w:rFonts w:ascii="Times New Roman" w:hAnsi="Times New Roman" w:cs="Times New Roman"/>
+          <w:sz w:val="24"/>
+          <w:szCs w:val="24"/>
+        </w:rPr>
+        <w:t xml:space="preserve"> </w:t>
+      </w:r>
+      <w:proofErr w:type="spellStart"/>
+      <w:r>
+        <w:rPr>
+          <w:rFonts w:ascii="Times New Roman" w:hAnsi="Times New Roman" w:cs="Times New Roman"/>
+          <w:sz w:val="24"/>
+          <w:szCs w:val="24"/>
+        </w:rPr>
+        <w:t>trebuie</w:t>
+      </w:r>
+      <w:proofErr w:type="spellEnd"/>
+      <w:r>
+        <w:rPr>
+          <w:rFonts w:ascii="Times New Roman" w:hAnsi="Times New Roman" w:cs="Times New Roman"/>
+          <w:sz w:val="24"/>
+          <w:szCs w:val="24"/>
+        </w:rPr>
+        <w:t xml:space="preserve"> </w:t>
+      </w:r>
+      <w:proofErr w:type="spellStart"/>
+      <w:r>
+        <w:rPr>
+          <w:rFonts w:ascii="Times New Roman" w:hAnsi="Times New Roman" w:cs="Times New Roman"/>
+          <w:sz w:val="24"/>
+          <w:szCs w:val="24"/>
+        </w:rPr>
+        <w:t>să</w:t>
+      </w:r>
+      <w:proofErr w:type="spellEnd"/>
+      <w:r>
+        <w:rPr>
+          <w:rFonts w:ascii="Times New Roman" w:hAnsi="Times New Roman" w:cs="Times New Roman"/>
+          <w:sz w:val="24"/>
+          <w:szCs w:val="24"/>
+        </w:rPr>
+        <w:t xml:space="preserve"> </w:t>
+      </w:r>
+      <w:proofErr w:type="spellStart"/>
+      <w:r>
+        <w:rPr>
+          <w:rFonts w:ascii="Times New Roman" w:hAnsi="Times New Roman" w:cs="Times New Roman"/>
+          <w:sz w:val="24"/>
+          <w:szCs w:val="24"/>
+        </w:rPr>
+        <w:t>folosească</w:t>
+      </w:r>
+      <w:proofErr w:type="spellEnd"/>
+      <w:r>
+        <w:rPr>
+          <w:rFonts w:ascii="Times New Roman" w:hAnsi="Times New Roman" w:cs="Times New Roman"/>
+          <w:sz w:val="24"/>
+          <w:szCs w:val="24"/>
+        </w:rPr>
+        <w:t xml:space="preserve"> </w:t>
+      </w:r>
+      <w:proofErr w:type="spellStart"/>
+      <w:r>
+        <w:rPr>
+          <w:rFonts w:ascii="Times New Roman" w:hAnsi="Times New Roman" w:cs="Times New Roman"/>
+          <w:sz w:val="24"/>
+          <w:szCs w:val="24"/>
+        </w:rPr>
+        <w:t>pentru</w:t>
+      </w:r>
+      <w:proofErr w:type="spellEnd"/>
+      <w:r>
+        <w:rPr>
+          <w:rFonts w:ascii="Times New Roman" w:hAnsi="Times New Roman" w:cs="Times New Roman"/>
+          <w:sz w:val="24"/>
+          <w:szCs w:val="24"/>
+        </w:rPr>
+        <w:t xml:space="preserve"> a </w:t>
+      </w:r>
+      <w:proofErr w:type="spellStart"/>
+      <w:r>
+        <w:rPr>
+          <w:rFonts w:ascii="Times New Roman" w:hAnsi="Times New Roman" w:cs="Times New Roman"/>
+          <w:sz w:val="24"/>
+          <w:szCs w:val="24"/>
+        </w:rPr>
+        <w:t>reuși</w:t>
+      </w:r>
+      <w:proofErr w:type="spellEnd"/>
+      <w:r>
+        <w:rPr>
+          <w:rFonts w:ascii="Times New Roman" w:hAnsi="Times New Roman" w:cs="Times New Roman"/>
+          <w:sz w:val="24"/>
+          <w:szCs w:val="24"/>
+        </w:rPr>
+        <w:t xml:space="preserve"> </w:t>
+      </w:r>
+      <w:proofErr w:type="spellStart"/>
+      <w:r>
+        <w:rPr>
+          <w:rFonts w:ascii="Times New Roman" w:hAnsi="Times New Roman" w:cs="Times New Roman"/>
+          <w:sz w:val="24"/>
+          <w:szCs w:val="24"/>
+        </w:rPr>
+        <w:t>conectarea</w:t>
+      </w:r>
+      <w:proofErr w:type="spellEnd"/>
+      <w:r>
+        <w:rPr>
+          <w:rFonts w:ascii="Times New Roman" w:hAnsi="Times New Roman" w:cs="Times New Roman"/>
+          <w:sz w:val="24"/>
+          <w:szCs w:val="24"/>
+        </w:rPr>
+        <w:t>.</w:t>
+      </w:r>
+    </w:p>
+    <w:p>
+      <w:pPr>
+        <w:rPr>
+          <w:rFonts w:ascii="Times New Roman" w:hAnsi="Times New Roman" w:cs="Times New Roman"/>
+          <w:noProof/>
+          <w:sz w:val="24"/>
+          <w:szCs w:val="24"/>
+        </w:rPr>
+      </w:pPr>
+      <w:r>
+        <w:rPr>
+          <w:rFonts w:ascii="Times New Roman" w:hAnsi="Times New Roman" w:cs="Times New Roman"/>
+          <w:noProof/>
+          <w:sz w:val="24"/>
+          <w:szCs w:val="24"/>
+        </w:rPr>
+        <w:br w:type="page"/>
+      </w:r>
+    </w:p>
+    <w:p>
+      <w:pPr>
+        <w:rPr>
+          <w:rFonts w:ascii="Times New Roman" w:hAnsi="Times New Roman" w:cs="Times New Roman"/>
+          <w:noProof/>
+          <w:sz w:val="24"/>
+          <w:szCs w:val="24"/>
+        </w:rPr>
+      </w:pPr>
+      <w:r>
+        <w:rPr>
+          <w:rFonts w:ascii="Times New Roman" w:hAnsi="Times New Roman" w:cs="Times New Roman"/>
+          <w:sz w:val="24"/>
+          <w:szCs w:val="24"/>
+        </w:rPr>
+        <w:lastRenderedPageBreak/>
+        <w:t>C3.</w:t>
+      </w:r>
+      <w:r>
+        <w:rPr>
+          <w:rFonts w:ascii="Times New Roman" w:hAnsi="Times New Roman" w:cs="Times New Roman"/>
+          <w:noProof/>
+          <w:sz w:val="24"/>
+          <w:szCs w:val="24"/>
+        </w:rPr>
+        <w:t xml:space="preserve"> </w:t>
+      </w:r>
+      <w:r>
+        <w:rPr>
+          <w:rFonts w:ascii="Times New Roman" w:hAnsi="Times New Roman" w:cs="Times New Roman"/>
+          <w:noProof/>
+          <w:sz w:val="24"/>
+          <w:szCs w:val="24"/>
+        </w:rPr>
+        <w:drawing>
+          <wp:inline distT="0" distB="0" distL="0" distR="0" wp14:anchorId="5DCF7CE8" wp14:editId="2BB0B7AB">
+            <wp:extent cx="5943600" cy="5165725"/>
+            <wp:effectExtent l="0" t="0" r="0" b="0"/>
+            <wp:docPr id="15" name="Picture 15"/>
+            <wp:cNvGraphicFramePr>
+              <a:graphicFrameLocks xmlns:a="http://schemas.openxmlformats.org/drawingml/2006/main" noChangeAspect="1"/>
+            </wp:cNvGraphicFramePr>
+            <a:graphic xmlns:a="http://schemas.openxmlformats.org/drawingml/2006/main">
+              <a:graphicData uri="http://schemas.openxmlformats.org/drawingml/2006/picture">
+                <pic:pic xmlns:pic="http://schemas.openxmlformats.org/drawingml/2006/picture">
+                  <pic:nvPicPr>
+                    <pic:cNvPr id="1" name=""/>
+                    <pic:cNvPicPr/>
+                  </pic:nvPicPr>
+                  <pic:blipFill>
+                    <a:blip r:embed="rId17"/>
+                    <a:stretch>
+                      <a:fillRect/>
+                    </a:stretch>
+                  </pic:blipFill>
+                  <pic:spPr>
+                    <a:xfrm>
+                      <a:off x="0" y="0"/>
+                      <a:ext cx="5943600" cy="5165725"/>
+                    </a:xfrm>
+                    <a:prstGeom prst="rect">
+                      <a:avLst/>
+                    </a:prstGeom>
+                  </pic:spPr>
+                </pic:pic>
+              </a:graphicData>
+            </a:graphic>
+          </wp:inline>
+        </w:drawing>
+      </w:r>
+      <w:r>
+        <w:rPr>
+          <w:rFonts w:ascii="Times New Roman" w:hAnsi="Times New Roman" w:cs="Times New Roman"/>
+          <w:sz w:val="24"/>
+          <w:szCs w:val="24"/>
+        </w:rPr>
+        <w:t xml:space="preserve">O </w:t>
+      </w:r>
+      <w:proofErr w:type="spellStart"/>
+      <w:r>
+        <w:rPr>
+          <w:rFonts w:ascii="Times New Roman" w:hAnsi="Times New Roman" w:cs="Times New Roman"/>
+          <w:sz w:val="24"/>
+          <w:szCs w:val="24"/>
+        </w:rPr>
+        <w:t>metodă</w:t>
+      </w:r>
+      <w:proofErr w:type="spellEnd"/>
+      <w:r>
+        <w:rPr>
+          <w:rFonts w:ascii="Times New Roman" w:hAnsi="Times New Roman" w:cs="Times New Roman"/>
+          <w:sz w:val="24"/>
+          <w:szCs w:val="24"/>
+        </w:rPr>
+        <w:t xml:space="preserve"> </w:t>
+      </w:r>
+      <w:proofErr w:type="spellStart"/>
+      <w:r>
+        <w:rPr>
+          <w:rFonts w:ascii="Times New Roman" w:hAnsi="Times New Roman" w:cs="Times New Roman"/>
+          <w:sz w:val="24"/>
+          <w:szCs w:val="24"/>
+        </w:rPr>
+        <w:t>inexistentă</w:t>
+      </w:r>
+      <w:proofErr w:type="spellEnd"/>
+      <w:r>
+        <w:rPr>
+          <w:rFonts w:ascii="Times New Roman" w:hAnsi="Times New Roman" w:cs="Times New Roman"/>
+          <w:sz w:val="24"/>
+          <w:szCs w:val="24"/>
+        </w:rPr>
+        <w:t xml:space="preserve"> </w:t>
+      </w:r>
+      <w:proofErr w:type="spellStart"/>
+      <w:r>
+        <w:rPr>
+          <w:rFonts w:ascii="Times New Roman" w:hAnsi="Times New Roman" w:cs="Times New Roman"/>
+          <w:sz w:val="24"/>
+          <w:szCs w:val="24"/>
+        </w:rPr>
+        <w:t>reprezintă</w:t>
+      </w:r>
+      <w:proofErr w:type="spellEnd"/>
+      <w:r>
+        <w:rPr>
+          <w:rFonts w:ascii="Times New Roman" w:hAnsi="Times New Roman" w:cs="Times New Roman"/>
+          <w:sz w:val="24"/>
+          <w:szCs w:val="24"/>
+        </w:rPr>
+        <w:t xml:space="preserve"> o </w:t>
+      </w:r>
+      <w:proofErr w:type="spellStart"/>
+      <w:r>
+        <w:rPr>
+          <w:rFonts w:ascii="Times New Roman" w:hAnsi="Times New Roman" w:cs="Times New Roman"/>
+          <w:b/>
+          <w:bCs/>
+          <w:sz w:val="24"/>
+          <w:szCs w:val="24"/>
+        </w:rPr>
+        <w:t>eroare</w:t>
+      </w:r>
+      <w:proofErr w:type="spellEnd"/>
+      <w:r>
+        <w:rPr>
+          <w:rFonts w:ascii="Times New Roman" w:hAnsi="Times New Roman" w:cs="Times New Roman"/>
+          <w:b/>
+          <w:bCs/>
+          <w:sz w:val="24"/>
+          <w:szCs w:val="24"/>
+        </w:rPr>
+        <w:t xml:space="preserve"> de protocol</w:t>
+      </w:r>
+    </w:p>
+    <w:p>
+      <w:pPr>
+        <w:rPr>
+          <w:rFonts w:ascii="Times New Roman" w:hAnsi="Times New Roman" w:cs="Times New Roman"/>
+          <w:noProof/>
+          <w:sz w:val="24"/>
+          <w:szCs w:val="24"/>
+        </w:rPr>
+      </w:pPr>
+      <w:r>
+        <w:rPr>
+          <w:rFonts w:ascii="Times New Roman" w:hAnsi="Times New Roman" w:cs="Times New Roman"/>
+          <w:noProof/>
+          <w:sz w:val="24"/>
+          <w:szCs w:val="24"/>
+        </w:rPr>
+        <w:br w:type="page"/>
+      </w:r>
+    </w:p>
+    <w:p>
+      <w:pPr>
+        <w:rPr>
+          <w:rFonts w:ascii="Times New Roman" w:hAnsi="Times New Roman" w:cs="Times New Roman"/>
+          <w:noProof/>
+          <w:sz w:val="24"/>
+          <w:szCs w:val="24"/>
+        </w:rPr>
+      </w:pPr>
+      <w:r>
+        <w:rPr>
+          <w:rFonts w:ascii="Times New Roman" w:hAnsi="Times New Roman" w:cs="Times New Roman"/>
+          <w:sz w:val="24"/>
+          <w:szCs w:val="24"/>
+        </w:rPr>
+        <w:lastRenderedPageBreak/>
+        <w:t>C4.</w:t>
+      </w:r>
+      <w:r>
+        <w:rPr>
+          <w:rFonts w:ascii="Times New Roman" w:hAnsi="Times New Roman" w:cs="Times New Roman"/>
+          <w:noProof/>
+          <w:sz w:val="24"/>
+          <w:szCs w:val="24"/>
+        </w:rPr>
+        <w:t xml:space="preserve"> </w:t>
+      </w:r>
+      <w:r>
+        <w:rPr>
+          <w:rFonts w:ascii="Times New Roman" w:hAnsi="Times New Roman" w:cs="Times New Roman"/>
+          <w:noProof/>
+          <w:sz w:val="24"/>
+          <w:szCs w:val="24"/>
+        </w:rPr>
+        <w:drawing>
+          <wp:inline distT="0" distB="0" distL="0" distR="0" wp14:anchorId="729EC76D" wp14:editId="76626E08">
+            <wp:extent cx="5943600" cy="5570220"/>
+            <wp:effectExtent l="0" t="0" r="0" b="0"/>
+            <wp:docPr id="16" name="Picture 16"/>
+            <wp:cNvGraphicFramePr>
+              <a:graphicFrameLocks xmlns:a="http://schemas.openxmlformats.org/drawingml/2006/main" noChangeAspect="1"/>
+            </wp:cNvGraphicFramePr>
+            <a:graphic xmlns:a="http://schemas.openxmlformats.org/drawingml/2006/main">
+              <a:graphicData uri="http://schemas.openxmlformats.org/drawingml/2006/picture">
+                <pic:pic xmlns:pic="http://schemas.openxmlformats.org/drawingml/2006/picture">
+                  <pic:nvPicPr>
+                    <pic:cNvPr id="1" name=""/>
+                    <pic:cNvPicPr/>
+                  </pic:nvPicPr>
+                  <pic:blipFill>
+                    <a:blip r:embed="rId18"/>
+                    <a:stretch>
+                      <a:fillRect/>
+                    </a:stretch>
+                  </pic:blipFill>
+                  <pic:spPr>
+                    <a:xfrm>
+                      <a:off x="0" y="0"/>
+                      <a:ext cx="5943600" cy="5570220"/>
+                    </a:xfrm>
+                    <a:prstGeom prst="rect">
+                      <a:avLst/>
+                    </a:prstGeom>
+                  </pic:spPr>
+                </pic:pic>
+              </a:graphicData>
+            </a:graphic>
+          </wp:inline>
+        </w:drawing>
+      </w:r>
+      <w:proofErr w:type="spellStart"/>
+      <w:r>
+        <w:rPr>
+          <w:rFonts w:ascii="Times New Roman" w:hAnsi="Times New Roman" w:cs="Times New Roman"/>
+          <w:sz w:val="24"/>
+          <w:szCs w:val="24"/>
+        </w:rPr>
+        <w:t>FastMCP</w:t>
+      </w:r>
+      <w:proofErr w:type="spellEnd"/>
+      <w:r>
+        <w:rPr>
+          <w:rFonts w:ascii="Times New Roman" w:hAnsi="Times New Roman" w:cs="Times New Roman"/>
+          <w:sz w:val="24"/>
+          <w:szCs w:val="24"/>
+        </w:rPr>
+        <w:t xml:space="preserve"> </w:t>
+      </w:r>
+      <w:proofErr w:type="spellStart"/>
+      <w:r>
+        <w:rPr>
+          <w:rFonts w:ascii="Times New Roman" w:hAnsi="Times New Roman" w:cs="Times New Roman"/>
+          <w:sz w:val="24"/>
+          <w:szCs w:val="24"/>
+        </w:rPr>
+        <w:t>întoarce</w:t>
+      </w:r>
+      <w:proofErr w:type="spellEnd"/>
+      <w:r>
+        <w:rPr>
+          <w:rFonts w:ascii="Times New Roman" w:hAnsi="Times New Roman" w:cs="Times New Roman"/>
+          <w:sz w:val="24"/>
+          <w:szCs w:val="24"/>
+        </w:rPr>
+        <w:t xml:space="preserve"> o </w:t>
+      </w:r>
+      <w:proofErr w:type="spellStart"/>
+      <w:r>
+        <w:rPr>
+          <w:rFonts w:ascii="Times New Roman" w:hAnsi="Times New Roman" w:cs="Times New Roman"/>
+          <w:b/>
+          <w:bCs/>
+          <w:sz w:val="24"/>
+          <w:szCs w:val="24"/>
+        </w:rPr>
+        <w:t>eroare</w:t>
+      </w:r>
+      <w:proofErr w:type="spellEnd"/>
+      <w:r>
+        <w:rPr>
+          <w:rFonts w:ascii="Times New Roman" w:hAnsi="Times New Roman" w:cs="Times New Roman"/>
+          <w:b/>
+          <w:bCs/>
+          <w:sz w:val="24"/>
+          <w:szCs w:val="24"/>
+        </w:rPr>
+        <w:t xml:space="preserve"> de </w:t>
+      </w:r>
+      <w:proofErr w:type="spellStart"/>
+      <w:r>
+        <w:rPr>
+          <w:rFonts w:ascii="Times New Roman" w:hAnsi="Times New Roman" w:cs="Times New Roman"/>
+          <w:b/>
+          <w:bCs/>
+          <w:sz w:val="24"/>
+          <w:szCs w:val="24"/>
+        </w:rPr>
+        <w:t>execuție</w:t>
+      </w:r>
+      <w:proofErr w:type="spellEnd"/>
+      <w:r>
+        <w:rPr>
+          <w:rFonts w:ascii="Times New Roman" w:hAnsi="Times New Roman" w:cs="Times New Roman"/>
+          <w:sz w:val="24"/>
+          <w:szCs w:val="24"/>
+        </w:rPr>
+        <w:t xml:space="preserve"> (</w:t>
+      </w:r>
+      <w:proofErr w:type="spellStart"/>
+      <w:r>
+        <w:rPr>
+          <w:rFonts w:ascii="Times New Roman" w:hAnsi="Times New Roman" w:cs="Times New Roman"/>
+          <w:sz w:val="24"/>
+          <w:szCs w:val="24"/>
+        </w:rPr>
+        <w:t>rezultat</w:t>
+      </w:r>
+      <w:proofErr w:type="spellEnd"/>
+      <w:r>
+        <w:rPr>
+          <w:rFonts w:ascii="Times New Roman" w:hAnsi="Times New Roman" w:cs="Times New Roman"/>
+          <w:sz w:val="24"/>
+          <w:szCs w:val="24"/>
+        </w:rPr>
+        <w:t xml:space="preserve"> cu </w:t>
+      </w:r>
+      <w:proofErr w:type="spellStart"/>
+      <w:r>
+        <w:rPr>
+          <w:rStyle w:val="HTMLCode"/>
+          <w:rFonts w:ascii="Times New Roman" w:eastAsiaTheme="minorHAnsi" w:hAnsi="Times New Roman" w:cs="Times New Roman"/>
+          <w:sz w:val="24"/>
+          <w:szCs w:val="24"/>
+        </w:rPr>
+        <w:t>isError</w:t>
+      </w:r>
+      <w:proofErr w:type="spellEnd"/>
+      <w:r>
+        <w:rPr>
+          <w:rStyle w:val="HTMLCode"/>
+          <w:rFonts w:ascii="Times New Roman" w:eastAsiaTheme="minorHAnsi" w:hAnsi="Times New Roman" w:cs="Times New Roman"/>
+          <w:sz w:val="24"/>
+          <w:szCs w:val="24"/>
+        </w:rPr>
+        <w:t>: true</w:t>
+      </w:r>
+      <w:r>
+        <w:rPr>
+          <w:rFonts w:ascii="Times New Roman" w:hAnsi="Times New Roman" w:cs="Times New Roman"/>
+          <w:sz w:val="24"/>
+          <w:szCs w:val="24"/>
+        </w:rPr>
+        <w:t xml:space="preserve">). </w:t>
+      </w:r>
+      <w:r>
+        <w:rPr>
+          <w:rFonts w:ascii="Times New Roman" w:hAnsi="Times New Roman" w:cs="Times New Roman"/>
+          <w:i/>
+          <w:iCs/>
+          <w:sz w:val="24"/>
+          <w:szCs w:val="24"/>
+        </w:rPr>
+        <w:t xml:space="preserve">Argument </w:t>
+      </w:r>
+      <w:proofErr w:type="spellStart"/>
+      <w:r>
+        <w:rPr>
+          <w:rFonts w:ascii="Times New Roman" w:hAnsi="Times New Roman" w:cs="Times New Roman"/>
+          <w:i/>
+          <w:iCs/>
+          <w:sz w:val="24"/>
+          <w:szCs w:val="24"/>
+        </w:rPr>
+        <w:t>pentru</w:t>
+      </w:r>
+      <w:proofErr w:type="spellEnd"/>
+      <w:r>
+        <w:rPr>
+          <w:rFonts w:ascii="Times New Roman" w:hAnsi="Times New Roman" w:cs="Times New Roman"/>
+          <w:i/>
+          <w:iCs/>
+          <w:sz w:val="24"/>
+          <w:szCs w:val="24"/>
+        </w:rPr>
+        <w:t xml:space="preserve"> </w:t>
+      </w:r>
+      <w:proofErr w:type="spellStart"/>
+      <w:r>
+        <w:rPr>
+          <w:rFonts w:ascii="Times New Roman" w:hAnsi="Times New Roman" w:cs="Times New Roman"/>
+          <w:i/>
+          <w:iCs/>
+          <w:sz w:val="24"/>
+          <w:szCs w:val="24"/>
+        </w:rPr>
+        <w:t>execuție</w:t>
+      </w:r>
+      <w:proofErr w:type="spellEnd"/>
+      <w:r>
+        <w:rPr>
+          <w:rFonts w:ascii="Times New Roman" w:hAnsi="Times New Roman" w:cs="Times New Roman"/>
+          <w:i/>
+          <w:iCs/>
+          <w:sz w:val="24"/>
+          <w:szCs w:val="24"/>
+        </w:rPr>
+        <w:t xml:space="preserve"> (cum face </w:t>
+      </w:r>
+      <w:proofErr w:type="spellStart"/>
+      <w:r>
+        <w:rPr>
+          <w:rFonts w:ascii="Times New Roman" w:hAnsi="Times New Roman" w:cs="Times New Roman"/>
+          <w:i/>
+          <w:iCs/>
+          <w:sz w:val="24"/>
+          <w:szCs w:val="24"/>
+        </w:rPr>
+        <w:t>FastMCP</w:t>
+      </w:r>
+      <w:proofErr w:type="spellEnd"/>
+      <w:r>
+        <w:rPr>
+          <w:rFonts w:ascii="Times New Roman" w:hAnsi="Times New Roman" w:cs="Times New Roman"/>
+          <w:i/>
+          <w:iCs/>
+          <w:sz w:val="24"/>
+          <w:szCs w:val="24"/>
+        </w:rPr>
+        <w:t>):</w:t>
+      </w:r>
+      <w:r>
+        <w:rPr>
+          <w:rFonts w:ascii="Times New Roman" w:hAnsi="Times New Roman" w:cs="Times New Roman"/>
+          <w:sz w:val="24"/>
+          <w:szCs w:val="24"/>
+        </w:rPr>
+        <w:t xml:space="preserve"> </w:t>
+      </w:r>
+      <w:proofErr w:type="spellStart"/>
+      <w:r>
+        <w:rPr>
+          <w:rFonts w:ascii="Times New Roman" w:hAnsi="Times New Roman" w:cs="Times New Roman"/>
+          <w:sz w:val="24"/>
+          <w:szCs w:val="24"/>
+        </w:rPr>
+        <w:t>Ajută</w:t>
+      </w:r>
+      <w:proofErr w:type="spellEnd"/>
+      <w:r>
+        <w:rPr>
+          <w:rFonts w:ascii="Times New Roman" w:hAnsi="Times New Roman" w:cs="Times New Roman"/>
+          <w:sz w:val="24"/>
+          <w:szCs w:val="24"/>
+        </w:rPr>
+        <w:t xml:space="preserve"> un agent LLM </w:t>
+      </w:r>
+      <w:proofErr w:type="spellStart"/>
+      <w:r>
+        <w:rPr>
+          <w:rFonts w:ascii="Times New Roman" w:hAnsi="Times New Roman" w:cs="Times New Roman"/>
+          <w:sz w:val="24"/>
+          <w:szCs w:val="24"/>
+        </w:rPr>
+        <w:t>să</w:t>
+      </w:r>
+      <w:proofErr w:type="spellEnd"/>
+      <w:r>
+        <w:rPr>
+          <w:rFonts w:ascii="Times New Roman" w:hAnsi="Times New Roman" w:cs="Times New Roman"/>
+          <w:sz w:val="24"/>
+          <w:szCs w:val="24"/>
+        </w:rPr>
+        <w:t xml:space="preserve"> </w:t>
+      </w:r>
+      <w:proofErr w:type="spellStart"/>
+      <w:r>
+        <w:rPr>
+          <w:rFonts w:ascii="Times New Roman" w:hAnsi="Times New Roman" w:cs="Times New Roman"/>
+          <w:sz w:val="24"/>
+          <w:szCs w:val="24"/>
+        </w:rPr>
+        <w:t>vadă</w:t>
+      </w:r>
+      <w:proofErr w:type="spellEnd"/>
+      <w:r>
+        <w:rPr>
+          <w:rFonts w:ascii="Times New Roman" w:hAnsi="Times New Roman" w:cs="Times New Roman"/>
+          <w:sz w:val="24"/>
+          <w:szCs w:val="24"/>
+        </w:rPr>
+        <w:t xml:space="preserve"> </w:t>
+      </w:r>
+      <w:proofErr w:type="spellStart"/>
+      <w:r>
+        <w:rPr>
+          <w:rFonts w:ascii="Times New Roman" w:hAnsi="Times New Roman" w:cs="Times New Roman"/>
+          <w:sz w:val="24"/>
+          <w:szCs w:val="24"/>
+        </w:rPr>
+        <w:t>eșecul</w:t>
+      </w:r>
+      <w:proofErr w:type="spellEnd"/>
+      <w:r>
+        <w:rPr>
+          <w:rFonts w:ascii="Times New Roman" w:hAnsi="Times New Roman" w:cs="Times New Roman"/>
+          <w:sz w:val="24"/>
+          <w:szCs w:val="24"/>
+        </w:rPr>
+        <w:t xml:space="preserve"> ca pe </w:t>
+      </w:r>
+      <w:proofErr w:type="spellStart"/>
+      <w:r>
+        <w:rPr>
+          <w:rFonts w:ascii="Times New Roman" w:hAnsi="Times New Roman" w:cs="Times New Roman"/>
+          <w:sz w:val="24"/>
+          <w:szCs w:val="24"/>
+        </w:rPr>
+        <w:t>rezultatul</w:t>
+      </w:r>
+      <w:proofErr w:type="spellEnd"/>
+      <w:r>
+        <w:rPr>
+          <w:rFonts w:ascii="Times New Roman" w:hAnsi="Times New Roman" w:cs="Times New Roman"/>
+          <w:sz w:val="24"/>
+          <w:szCs w:val="24"/>
+        </w:rPr>
+        <w:t xml:space="preserve"> </w:t>
+      </w:r>
+      <w:proofErr w:type="spellStart"/>
+      <w:r>
+        <w:rPr>
+          <w:rFonts w:ascii="Times New Roman" w:hAnsi="Times New Roman" w:cs="Times New Roman"/>
+          <w:sz w:val="24"/>
+          <w:szCs w:val="24"/>
+        </w:rPr>
+        <w:t>instrumentului</w:t>
+      </w:r>
+      <w:proofErr w:type="spellEnd"/>
+      <w:r>
+        <w:rPr>
+          <w:rFonts w:ascii="Times New Roman" w:hAnsi="Times New Roman" w:cs="Times New Roman"/>
+          <w:sz w:val="24"/>
+          <w:szCs w:val="24"/>
+        </w:rPr>
+        <w:t xml:space="preserve"> </w:t>
+      </w:r>
+      <w:proofErr w:type="spellStart"/>
+      <w:r>
+        <w:rPr>
+          <w:rFonts w:ascii="Times New Roman" w:hAnsi="Times New Roman" w:cs="Times New Roman"/>
+          <w:sz w:val="24"/>
+          <w:szCs w:val="24"/>
+        </w:rPr>
+        <w:t>și</w:t>
+      </w:r>
+      <w:proofErr w:type="spellEnd"/>
+      <w:r>
+        <w:rPr>
+          <w:rFonts w:ascii="Times New Roman" w:hAnsi="Times New Roman" w:cs="Times New Roman"/>
+          <w:sz w:val="24"/>
+          <w:szCs w:val="24"/>
+        </w:rPr>
+        <w:t xml:space="preserve"> </w:t>
+      </w:r>
+      <w:proofErr w:type="spellStart"/>
+      <w:r>
+        <w:rPr>
+          <w:rFonts w:ascii="Times New Roman" w:hAnsi="Times New Roman" w:cs="Times New Roman"/>
+          <w:sz w:val="24"/>
+          <w:szCs w:val="24"/>
+        </w:rPr>
+        <w:t>să</w:t>
+      </w:r>
+      <w:proofErr w:type="spellEnd"/>
+      <w:r>
+        <w:rPr>
+          <w:rFonts w:ascii="Times New Roman" w:hAnsi="Times New Roman" w:cs="Times New Roman"/>
+          <w:sz w:val="24"/>
+          <w:szCs w:val="24"/>
+        </w:rPr>
+        <w:t xml:space="preserve"> se </w:t>
+      </w:r>
+      <w:proofErr w:type="spellStart"/>
+      <w:r>
+        <w:rPr>
+          <w:rFonts w:ascii="Times New Roman" w:hAnsi="Times New Roman" w:cs="Times New Roman"/>
+          <w:sz w:val="24"/>
+          <w:szCs w:val="24"/>
+        </w:rPr>
+        <w:t>corecteze</w:t>
+      </w:r>
+      <w:proofErr w:type="spellEnd"/>
+      <w:r>
+        <w:rPr>
+          <w:rFonts w:ascii="Times New Roman" w:hAnsi="Times New Roman" w:cs="Times New Roman"/>
+          <w:sz w:val="24"/>
+          <w:szCs w:val="24"/>
+        </w:rPr>
+        <w:t xml:space="preserve"> </w:t>
+      </w:r>
+      <w:proofErr w:type="spellStart"/>
+      <w:r>
+        <w:rPr>
+          <w:rFonts w:ascii="Times New Roman" w:hAnsi="Times New Roman" w:cs="Times New Roman"/>
+          <w:sz w:val="24"/>
+          <w:szCs w:val="24"/>
+        </w:rPr>
+        <w:t>imediat</w:t>
+      </w:r>
+      <w:proofErr w:type="spellEnd"/>
+      <w:r>
+        <w:rPr>
+          <w:rFonts w:ascii="Times New Roman" w:hAnsi="Times New Roman" w:cs="Times New Roman"/>
+          <w:sz w:val="24"/>
+          <w:szCs w:val="24"/>
+        </w:rPr>
+        <w:t xml:space="preserve"> la pasul </w:t>
+      </w:r>
+      <w:proofErr w:type="spellStart"/>
+      <w:r>
+        <w:rPr>
+          <w:rFonts w:ascii="Times New Roman" w:hAnsi="Times New Roman" w:cs="Times New Roman"/>
+          <w:sz w:val="24"/>
+          <w:szCs w:val="24"/>
+        </w:rPr>
+        <w:t>următor</w:t>
+      </w:r>
+      <w:proofErr w:type="spellEnd"/>
+      <w:r>
+        <w:rPr>
+          <w:rFonts w:ascii="Times New Roman" w:hAnsi="Times New Roman" w:cs="Times New Roman"/>
+          <w:sz w:val="24"/>
+          <w:szCs w:val="24"/>
+        </w:rPr>
+        <w:t xml:space="preserve">. </w:t>
+      </w:r>
+      <w:r>
+        <w:rPr>
+          <w:rFonts w:ascii="Times New Roman" w:hAnsi="Times New Roman" w:cs="Times New Roman"/>
+          <w:i/>
+          <w:iCs/>
+          <w:sz w:val="24"/>
+          <w:szCs w:val="24"/>
+        </w:rPr>
+        <w:t xml:space="preserve">Argument </w:t>
+      </w:r>
+      <w:proofErr w:type="spellStart"/>
+      <w:r>
+        <w:rPr>
+          <w:rFonts w:ascii="Times New Roman" w:hAnsi="Times New Roman" w:cs="Times New Roman"/>
+          <w:i/>
+          <w:iCs/>
+          <w:sz w:val="24"/>
+          <w:szCs w:val="24"/>
+        </w:rPr>
+        <w:t>pentru</w:t>
+      </w:r>
+      <w:proofErr w:type="spellEnd"/>
+      <w:r>
+        <w:rPr>
+          <w:rFonts w:ascii="Times New Roman" w:hAnsi="Times New Roman" w:cs="Times New Roman"/>
+          <w:i/>
+          <w:iCs/>
+          <w:sz w:val="24"/>
+          <w:szCs w:val="24"/>
+        </w:rPr>
+        <w:t xml:space="preserve"> protocol (cum </w:t>
+      </w:r>
+      <w:proofErr w:type="spellStart"/>
+      <w:r>
+        <w:rPr>
+          <w:rFonts w:ascii="Times New Roman" w:hAnsi="Times New Roman" w:cs="Times New Roman"/>
+          <w:i/>
+          <w:iCs/>
+          <w:sz w:val="24"/>
+          <w:szCs w:val="24"/>
+        </w:rPr>
+        <w:t>zice</w:t>
+      </w:r>
+      <w:proofErr w:type="spellEnd"/>
+      <w:r>
+        <w:rPr>
+          <w:rFonts w:ascii="Times New Roman" w:hAnsi="Times New Roman" w:cs="Times New Roman"/>
+          <w:i/>
+          <w:iCs/>
+          <w:sz w:val="24"/>
+          <w:szCs w:val="24"/>
+        </w:rPr>
+        <w:t xml:space="preserve"> </w:t>
+      </w:r>
+      <w:proofErr w:type="spellStart"/>
+      <w:r>
+        <w:rPr>
+          <w:rFonts w:ascii="Times New Roman" w:hAnsi="Times New Roman" w:cs="Times New Roman"/>
+          <w:i/>
+          <w:iCs/>
+          <w:sz w:val="24"/>
+          <w:szCs w:val="24"/>
+        </w:rPr>
+        <w:t>specificația</w:t>
+      </w:r>
+      <w:proofErr w:type="spellEnd"/>
+      <w:r>
+        <w:rPr>
+          <w:rFonts w:ascii="Times New Roman" w:hAnsi="Times New Roman" w:cs="Times New Roman"/>
+          <w:i/>
+          <w:iCs/>
+          <w:sz w:val="24"/>
+          <w:szCs w:val="24"/>
+        </w:rPr>
+        <w:t>):</w:t>
+      </w:r>
+      <w:r>
+        <w:rPr>
+          <w:rFonts w:ascii="Times New Roman" w:hAnsi="Times New Roman" w:cs="Times New Roman"/>
+          <w:sz w:val="24"/>
+          <w:szCs w:val="24"/>
+        </w:rPr>
+        <w:t xml:space="preserve"> Este </w:t>
+      </w:r>
+      <w:proofErr w:type="spellStart"/>
+      <w:r>
+        <w:rPr>
+          <w:rFonts w:ascii="Times New Roman" w:hAnsi="Times New Roman" w:cs="Times New Roman"/>
+          <w:sz w:val="24"/>
+          <w:szCs w:val="24"/>
+        </w:rPr>
+        <w:t>tehnic</w:t>
+      </w:r>
+      <w:proofErr w:type="spellEnd"/>
+      <w:r>
+        <w:rPr>
+          <w:rFonts w:ascii="Times New Roman" w:hAnsi="Times New Roman" w:cs="Times New Roman"/>
+          <w:sz w:val="24"/>
+          <w:szCs w:val="24"/>
+        </w:rPr>
+        <w:t xml:space="preserve"> </w:t>
+      </w:r>
+      <w:proofErr w:type="spellStart"/>
+      <w:r>
+        <w:rPr>
+          <w:rFonts w:ascii="Times New Roman" w:hAnsi="Times New Roman" w:cs="Times New Roman"/>
+          <w:sz w:val="24"/>
+          <w:szCs w:val="24"/>
+        </w:rPr>
+        <w:t>mai</w:t>
+      </w:r>
+      <w:proofErr w:type="spellEnd"/>
+      <w:r>
+        <w:rPr>
+          <w:rFonts w:ascii="Times New Roman" w:hAnsi="Times New Roman" w:cs="Times New Roman"/>
+          <w:sz w:val="24"/>
+          <w:szCs w:val="24"/>
+        </w:rPr>
+        <w:t xml:space="preserve"> </w:t>
+      </w:r>
+      <w:proofErr w:type="spellStart"/>
+      <w:r>
+        <w:rPr>
+          <w:rFonts w:ascii="Times New Roman" w:hAnsi="Times New Roman" w:cs="Times New Roman"/>
+          <w:sz w:val="24"/>
+          <w:szCs w:val="24"/>
+        </w:rPr>
+        <w:t>corect</w:t>
+      </w:r>
+      <w:proofErr w:type="spellEnd"/>
+      <w:r>
+        <w:rPr>
+          <w:rFonts w:ascii="Times New Roman" w:hAnsi="Times New Roman" w:cs="Times New Roman"/>
+          <w:sz w:val="24"/>
+          <w:szCs w:val="24"/>
+        </w:rPr>
+        <w:t xml:space="preserve">, </w:t>
+      </w:r>
+      <w:proofErr w:type="spellStart"/>
+      <w:r>
+        <w:rPr>
+          <w:rFonts w:ascii="Times New Roman" w:hAnsi="Times New Roman" w:cs="Times New Roman"/>
+          <w:sz w:val="24"/>
+          <w:szCs w:val="24"/>
+        </w:rPr>
+        <w:t>deoarece</w:t>
+      </w:r>
+      <w:proofErr w:type="spellEnd"/>
+      <w:r>
+        <w:rPr>
+          <w:rFonts w:ascii="Times New Roman" w:hAnsi="Times New Roman" w:cs="Times New Roman"/>
+          <w:sz w:val="24"/>
+          <w:szCs w:val="24"/>
+        </w:rPr>
+        <w:t xml:space="preserve"> </w:t>
+      </w:r>
+      <w:proofErr w:type="spellStart"/>
+      <w:r>
+        <w:rPr>
+          <w:rFonts w:ascii="Times New Roman" w:hAnsi="Times New Roman" w:cs="Times New Roman"/>
+          <w:sz w:val="24"/>
+          <w:szCs w:val="24"/>
+        </w:rPr>
+        <w:t>cererea</w:t>
+      </w:r>
+      <w:proofErr w:type="spellEnd"/>
+      <w:r>
+        <w:rPr>
+          <w:rFonts w:ascii="Times New Roman" w:hAnsi="Times New Roman" w:cs="Times New Roman"/>
+          <w:sz w:val="24"/>
+          <w:szCs w:val="24"/>
+        </w:rPr>
+        <w:t xml:space="preserve"> </w:t>
+      </w:r>
+      <w:proofErr w:type="spellStart"/>
+      <w:r>
+        <w:rPr>
+          <w:rFonts w:ascii="Times New Roman" w:hAnsi="Times New Roman" w:cs="Times New Roman"/>
+          <w:sz w:val="24"/>
+          <w:szCs w:val="24"/>
+        </w:rPr>
+        <w:t>este</w:t>
+      </w:r>
+      <w:proofErr w:type="spellEnd"/>
+      <w:r>
+        <w:rPr>
+          <w:rFonts w:ascii="Times New Roman" w:hAnsi="Times New Roman" w:cs="Times New Roman"/>
+          <w:sz w:val="24"/>
+          <w:szCs w:val="24"/>
+        </w:rPr>
+        <w:t xml:space="preserve"> </w:t>
+      </w:r>
+      <w:proofErr w:type="spellStart"/>
+      <w:r>
+        <w:rPr>
+          <w:rFonts w:ascii="Times New Roman" w:hAnsi="Times New Roman" w:cs="Times New Roman"/>
+          <w:sz w:val="24"/>
+          <w:szCs w:val="24"/>
+        </w:rPr>
+        <w:t>invalidă</w:t>
+      </w:r>
+      <w:proofErr w:type="spellEnd"/>
+      <w:r>
+        <w:rPr>
+          <w:rFonts w:ascii="Times New Roman" w:hAnsi="Times New Roman" w:cs="Times New Roman"/>
+          <w:sz w:val="24"/>
+          <w:szCs w:val="24"/>
+        </w:rPr>
+        <w:t xml:space="preserve"> structural, </w:t>
+      </w:r>
+      <w:proofErr w:type="spellStart"/>
+      <w:r>
+        <w:rPr>
+          <w:rFonts w:ascii="Times New Roman" w:hAnsi="Times New Roman" w:cs="Times New Roman"/>
+          <w:sz w:val="24"/>
+          <w:szCs w:val="24"/>
+        </w:rPr>
+        <w:t>iar</w:t>
+      </w:r>
+      <w:proofErr w:type="spellEnd"/>
+      <w:r>
+        <w:rPr>
+          <w:rFonts w:ascii="Times New Roman" w:hAnsi="Times New Roman" w:cs="Times New Roman"/>
+          <w:sz w:val="24"/>
+          <w:szCs w:val="24"/>
+        </w:rPr>
+        <w:t xml:space="preserve"> </w:t>
+      </w:r>
+      <w:proofErr w:type="spellStart"/>
+      <w:r>
+        <w:rPr>
+          <w:rFonts w:ascii="Times New Roman" w:hAnsi="Times New Roman" w:cs="Times New Roman"/>
+          <w:sz w:val="24"/>
+          <w:szCs w:val="24"/>
+        </w:rPr>
+        <w:t>funcția</w:t>
+      </w:r>
+      <w:proofErr w:type="spellEnd"/>
+      <w:r>
+        <w:rPr>
+          <w:rFonts w:ascii="Times New Roman" w:hAnsi="Times New Roman" w:cs="Times New Roman"/>
+          <w:sz w:val="24"/>
+          <w:szCs w:val="24"/>
+        </w:rPr>
+        <w:t xml:space="preserve"> nu a </w:t>
+      </w:r>
+      <w:proofErr w:type="spellStart"/>
+      <w:r>
+        <w:rPr>
+          <w:rFonts w:ascii="Times New Roman" w:hAnsi="Times New Roman" w:cs="Times New Roman"/>
+          <w:sz w:val="24"/>
+          <w:szCs w:val="24"/>
+        </w:rPr>
+        <w:t>fost</w:t>
+      </w:r>
+      <w:proofErr w:type="spellEnd"/>
+      <w:r>
+        <w:rPr>
+          <w:rFonts w:ascii="Times New Roman" w:hAnsi="Times New Roman" w:cs="Times New Roman"/>
+          <w:sz w:val="24"/>
+          <w:szCs w:val="24"/>
+        </w:rPr>
+        <w:t xml:space="preserve"> </w:t>
+      </w:r>
+      <w:proofErr w:type="spellStart"/>
+      <w:r>
+        <w:rPr>
+          <w:rFonts w:ascii="Times New Roman" w:hAnsi="Times New Roman" w:cs="Times New Roman"/>
+          <w:sz w:val="24"/>
+          <w:szCs w:val="24"/>
+        </w:rPr>
+        <w:t>executată</w:t>
+      </w:r>
+      <w:proofErr w:type="spellEnd"/>
+    </w:p>
+    <w:p>
+      <w:pPr>
+        <w:rPr>
+          <w:rFonts w:ascii="Times New Roman" w:hAnsi="Times New Roman" w:cs="Times New Roman"/>
+          <w:noProof/>
+          <w:sz w:val="24"/>
+          <w:szCs w:val="24"/>
+        </w:rPr>
+      </w:pPr>
+      <w:r>
+        <w:rPr>
+          <w:rFonts w:ascii="Times New Roman" w:hAnsi="Times New Roman" w:cs="Times New Roman"/>
+          <w:noProof/>
+          <w:sz w:val="24"/>
+          <w:szCs w:val="24"/>
+        </w:rPr>
+        <w:br w:type="page"/>
+      </w:r>
+    </w:p>
+    <w:p>
+      <w:pPr>
+        <w:rPr>
+          <w:rFonts w:ascii="Times New Roman" w:hAnsi="Times New Roman" w:cs="Times New Roman"/>
+          <w:noProof/>
+          <w:sz w:val="24"/>
+          <w:szCs w:val="24"/>
+        </w:rPr>
+      </w:pPr>
+      <w:r>
+        <w:rPr>
+          <w:rFonts w:ascii="Times New Roman" w:hAnsi="Times New Roman" w:cs="Times New Roman"/>
+          <w:sz w:val="24"/>
+          <w:szCs w:val="24"/>
+        </w:rPr>
+        <w:lastRenderedPageBreak/>
+        <w:t>C5.</w:t>
+      </w:r>
+      <w:r>
+        <w:rPr>
+          <w:rFonts w:ascii="Times New Roman" w:hAnsi="Times New Roman" w:cs="Times New Roman"/>
+          <w:noProof/>
+          <w:sz w:val="24"/>
+          <w:szCs w:val="24"/>
+        </w:rPr>
+        <w:t xml:space="preserve"> </w:t>
+      </w:r>
+      <w:r>
+        <w:rPr>
+          <w:rFonts w:ascii="Times New Roman" w:hAnsi="Times New Roman" w:cs="Times New Roman"/>
+          <w:noProof/>
+          <w:sz w:val="24"/>
+          <w:szCs w:val="24"/>
+        </w:rPr>
+        <w:drawing>
+          <wp:inline distT="0" distB="0" distL="0" distR="0" wp14:anchorId="6350F69F" wp14:editId="5528AB09">
+            <wp:extent cx="5943600" cy="4077335"/>
+            <wp:effectExtent l="0" t="0" r="0" b="0"/>
+            <wp:docPr id="17" name="Picture 17"/>
+            <wp:cNvGraphicFramePr>
+              <a:graphicFrameLocks xmlns:a="http://schemas.openxmlformats.org/drawingml/2006/main" noChangeAspect="1"/>
+            </wp:cNvGraphicFramePr>
+            <a:graphic xmlns:a="http://schemas.openxmlformats.org/drawingml/2006/main">
+              <a:graphicData uri="http://schemas.openxmlformats.org/drawingml/2006/picture">
+                <pic:pic xmlns:pic="http://schemas.openxmlformats.org/drawingml/2006/picture">
+                  <pic:nvPicPr>
+                    <pic:cNvPr id="1" name=""/>
+                    <pic:cNvPicPr/>
+                  </pic:nvPicPr>
+                  <pic:blipFill>
+                    <a:blip r:embed="rId19"/>
+                    <a:stretch>
+                      <a:fillRect/>
+                    </a:stretch>
+                  </pic:blipFill>
+                  <pic:spPr>
+                    <a:xfrm>
+                      <a:off x="0" y="0"/>
+                      <a:ext cx="5943600" cy="4077335"/>
+                    </a:xfrm>
+                    <a:prstGeom prst="rect">
+                      <a:avLst/>
+                    </a:prstGeom>
+                  </pic:spPr>
+                </pic:pic>
+              </a:graphicData>
+            </a:graphic>
+          </wp:inline>
+        </w:drawing>
+      </w:r>
+      <w:r>
+        <w:rPr>
+          <w:rFonts w:ascii="Times New Roman" w:hAnsi="Times New Roman" w:cs="Times New Roman"/>
+          <w:noProof/>
+          <w:sz w:val="24"/>
+          <w:szCs w:val="24"/>
+        </w:rPr>
+        <w:lastRenderedPageBreak/>
+        <w:drawing>
+          <wp:inline distT="0" distB="0" distL="0" distR="0" wp14:anchorId="0C29EDB4" wp14:editId="031C1EC9">
+            <wp:extent cx="5943600" cy="5505450"/>
+            <wp:effectExtent l="0" t="0" r="0" b="0"/>
+            <wp:docPr id="18" name="Picture 18"/>
+            <wp:cNvGraphicFramePr>
+              <a:graphicFrameLocks xmlns:a="http://schemas.openxmlformats.org/drawingml/2006/main" noChangeAspect="1"/>
+            </wp:cNvGraphicFramePr>
+            <a:graphic xmlns:a="http://schemas.openxmlformats.org/drawingml/2006/main">
+              <a:graphicData uri="http://schemas.openxmlformats.org/drawingml/2006/picture">
+                <pic:pic xmlns:pic="http://schemas.openxmlformats.org/drawingml/2006/picture">
+                  <pic:nvPicPr>
+                    <pic:cNvPr id="1" name=""/>
+                    <pic:cNvPicPr/>
+                  </pic:nvPicPr>
+                  <pic:blipFill>
+                    <a:blip r:embed="rId20"/>
+                    <a:stretch>
+                      <a:fillRect/>
+                    </a:stretch>
+                  </pic:blipFill>
+                  <pic:spPr>
+                    <a:xfrm>
+                      <a:off x="0" y="0"/>
+                      <a:ext cx="5943600" cy="5505450"/>
+                    </a:xfrm>
+                    <a:prstGeom prst="rect">
+                      <a:avLst/>
+                    </a:prstGeom>
+                  </pic:spPr>
+                </pic:pic>
+              </a:graphicData>
+            </a:graphic>
+          </wp:inline>
+        </w:drawing>
+      </w:r>
+    </w:p>
+    <w:p>
+      <w:pPr>
+        <w:rPr>
+          <w:rFonts w:ascii="Times New Roman" w:hAnsi="Times New Roman" w:cs="Times New Roman"/>
+          <w:noProof/>
+          <w:sz w:val="24"/>
+          <w:szCs w:val="24"/>
+        </w:rPr>
+      </w:pPr>
+      <w:r>
+        <w:rPr>
+          <w:rFonts w:ascii="Times New Roman" w:hAnsi="Times New Roman" w:cs="Times New Roman"/>
+          <w:sz w:val="24"/>
+          <w:szCs w:val="24"/>
+        </w:rPr>
+        <w:t xml:space="preserve">Cu </w:t>
+      </w:r>
+      <w:proofErr w:type="spellStart"/>
+      <w:r>
+        <w:rPr>
+          <w:rFonts w:ascii="Times New Roman" w:hAnsi="Times New Roman" w:cs="Times New Roman"/>
+          <w:sz w:val="24"/>
+          <w:szCs w:val="24"/>
+        </w:rPr>
+        <w:t>protecția</w:t>
+      </w:r>
+      <w:proofErr w:type="spellEnd"/>
+      <w:r>
+        <w:rPr>
+          <w:rFonts w:ascii="Times New Roman" w:hAnsi="Times New Roman" w:cs="Times New Roman"/>
+          <w:sz w:val="24"/>
+          <w:szCs w:val="24"/>
+        </w:rPr>
+        <w:t xml:space="preserve"> </w:t>
+      </w:r>
+      <w:proofErr w:type="spellStart"/>
+      <w:r>
+        <w:rPr>
+          <w:rFonts w:ascii="Times New Roman" w:hAnsi="Times New Roman" w:cs="Times New Roman"/>
+          <w:sz w:val="24"/>
+          <w:szCs w:val="24"/>
+        </w:rPr>
+        <w:t>activată</w:t>
+      </w:r>
+      <w:proofErr w:type="spellEnd"/>
+      <w:r>
+        <w:rPr>
+          <w:rFonts w:ascii="Times New Roman" w:hAnsi="Times New Roman" w:cs="Times New Roman"/>
+          <w:sz w:val="24"/>
+          <w:szCs w:val="24"/>
+        </w:rPr>
+        <w:t xml:space="preserve"> (</w:t>
+      </w:r>
+      <w:r>
+        <w:rPr>
+          <w:rStyle w:val="HTMLCode"/>
+          <w:rFonts w:ascii="Times New Roman" w:eastAsiaTheme="minorHAnsi" w:hAnsi="Times New Roman" w:cs="Times New Roman"/>
+          <w:sz w:val="24"/>
+          <w:szCs w:val="24"/>
+        </w:rPr>
+        <w:t>True</w:t>
+      </w:r>
+      <w:r>
+        <w:rPr>
+          <w:rFonts w:ascii="Times New Roman" w:hAnsi="Times New Roman" w:cs="Times New Roman"/>
+          <w:sz w:val="24"/>
+          <w:szCs w:val="24"/>
+        </w:rPr>
+        <w:t xml:space="preserve">), </w:t>
+      </w:r>
+      <w:proofErr w:type="spellStart"/>
+      <w:r>
+        <w:rPr>
+          <w:rFonts w:ascii="Times New Roman" w:hAnsi="Times New Roman" w:cs="Times New Roman"/>
+          <w:sz w:val="24"/>
+          <w:szCs w:val="24"/>
+        </w:rPr>
+        <w:t>cererea</w:t>
+      </w:r>
+      <w:proofErr w:type="spellEnd"/>
+      <w:r>
+        <w:rPr>
+          <w:rFonts w:ascii="Times New Roman" w:hAnsi="Times New Roman" w:cs="Times New Roman"/>
+          <w:sz w:val="24"/>
+          <w:szCs w:val="24"/>
+        </w:rPr>
+        <w:t xml:space="preserve"> </w:t>
+      </w:r>
+      <w:proofErr w:type="spellStart"/>
+      <w:r>
+        <w:rPr>
+          <w:rFonts w:ascii="Times New Roman" w:hAnsi="Times New Roman" w:cs="Times New Roman"/>
+          <w:sz w:val="24"/>
+          <w:szCs w:val="24"/>
+        </w:rPr>
+        <w:t>fără</w:t>
+      </w:r>
+      <w:proofErr w:type="spellEnd"/>
+      <w:r>
+        <w:rPr>
+          <w:rFonts w:ascii="Times New Roman" w:hAnsi="Times New Roman" w:cs="Times New Roman"/>
+          <w:sz w:val="24"/>
+          <w:szCs w:val="24"/>
+        </w:rPr>
+        <w:t xml:space="preserve"> </w:t>
+      </w:r>
+      <w:proofErr w:type="gramStart"/>
+      <w:r>
+        <w:rPr>
+          <w:rFonts w:ascii="Times New Roman" w:hAnsi="Times New Roman" w:cs="Times New Roman"/>
+          <w:sz w:val="24"/>
+          <w:szCs w:val="24"/>
+        </w:rPr>
+        <w:t xml:space="preserve">un </w:t>
+      </w:r>
+      <w:r>
+        <w:rPr>
+          <w:rStyle w:val="HTMLCode"/>
+          <w:rFonts w:ascii="Times New Roman" w:eastAsiaTheme="minorHAnsi" w:hAnsi="Times New Roman" w:cs="Times New Roman"/>
+          <w:sz w:val="24"/>
+          <w:szCs w:val="24"/>
+        </w:rPr>
+        <w:t>Origin</w:t>
+      </w:r>
+      <w:proofErr w:type="gramEnd"/>
+      <w:r>
+        <w:rPr>
+          <w:rFonts w:ascii="Times New Roman" w:hAnsi="Times New Roman" w:cs="Times New Roman"/>
+          <w:sz w:val="24"/>
+          <w:szCs w:val="24"/>
+        </w:rPr>
+        <w:t xml:space="preserve"> valid </w:t>
+      </w:r>
+      <w:proofErr w:type="spellStart"/>
+      <w:r>
+        <w:rPr>
+          <w:rFonts w:ascii="Times New Roman" w:hAnsi="Times New Roman" w:cs="Times New Roman"/>
+          <w:sz w:val="24"/>
+          <w:szCs w:val="24"/>
+        </w:rPr>
+        <w:t>este</w:t>
+      </w:r>
+      <w:proofErr w:type="spellEnd"/>
+      <w:r>
+        <w:rPr>
+          <w:rFonts w:ascii="Times New Roman" w:hAnsi="Times New Roman" w:cs="Times New Roman"/>
+          <w:sz w:val="24"/>
+          <w:szCs w:val="24"/>
+        </w:rPr>
+        <w:t xml:space="preserve"> </w:t>
+      </w:r>
+      <w:proofErr w:type="spellStart"/>
+      <w:r>
+        <w:rPr>
+          <w:rFonts w:ascii="Times New Roman" w:hAnsi="Times New Roman" w:cs="Times New Roman"/>
+          <w:sz w:val="24"/>
+          <w:szCs w:val="24"/>
+        </w:rPr>
+        <w:t>respinsă</w:t>
+      </w:r>
+      <w:proofErr w:type="spellEnd"/>
+      <w:r>
+        <w:rPr>
+          <w:rFonts w:ascii="Times New Roman" w:hAnsi="Times New Roman" w:cs="Times New Roman"/>
+          <w:sz w:val="24"/>
+          <w:szCs w:val="24"/>
+        </w:rPr>
+        <w:t xml:space="preserve"> din motive de </w:t>
+      </w:r>
+      <w:proofErr w:type="spellStart"/>
+      <w:r>
+        <w:rPr>
+          <w:rFonts w:ascii="Times New Roman" w:hAnsi="Times New Roman" w:cs="Times New Roman"/>
+          <w:sz w:val="24"/>
+          <w:szCs w:val="24"/>
+        </w:rPr>
+        <w:t>securitate</w:t>
+      </w:r>
+      <w:proofErr w:type="spellEnd"/>
+      <w:r>
+        <w:rPr>
+          <w:rFonts w:ascii="Times New Roman" w:hAnsi="Times New Roman" w:cs="Times New Roman"/>
+          <w:sz w:val="24"/>
+          <w:szCs w:val="24"/>
+        </w:rPr>
+        <w:t xml:space="preserve"> (contra DNS rebinding). Cu </w:t>
+      </w:r>
+      <w:proofErr w:type="spellStart"/>
+      <w:r>
+        <w:rPr>
+          <w:rFonts w:ascii="Times New Roman" w:hAnsi="Times New Roman" w:cs="Times New Roman"/>
+          <w:sz w:val="24"/>
+          <w:szCs w:val="24"/>
+        </w:rPr>
+        <w:t>protecția</w:t>
+      </w:r>
+      <w:proofErr w:type="spellEnd"/>
+      <w:r>
+        <w:rPr>
+          <w:rFonts w:ascii="Times New Roman" w:hAnsi="Times New Roman" w:cs="Times New Roman"/>
+          <w:sz w:val="24"/>
+          <w:szCs w:val="24"/>
+        </w:rPr>
+        <w:t xml:space="preserve"> </w:t>
+      </w:r>
+      <w:proofErr w:type="spellStart"/>
+      <w:r>
+        <w:rPr>
+          <w:rFonts w:ascii="Times New Roman" w:hAnsi="Times New Roman" w:cs="Times New Roman"/>
+          <w:sz w:val="24"/>
+          <w:szCs w:val="24"/>
+        </w:rPr>
+        <w:t>dezactivată</w:t>
+      </w:r>
+      <w:proofErr w:type="spellEnd"/>
+      <w:r>
+        <w:rPr>
+          <w:rFonts w:ascii="Times New Roman" w:hAnsi="Times New Roman" w:cs="Times New Roman"/>
+          <w:sz w:val="24"/>
+          <w:szCs w:val="24"/>
+        </w:rPr>
+        <w:t xml:space="preserve"> (</w:t>
+      </w:r>
+      <w:r>
+        <w:rPr>
+          <w:rStyle w:val="HTMLCode"/>
+          <w:rFonts w:ascii="Times New Roman" w:eastAsiaTheme="minorHAnsi" w:hAnsi="Times New Roman" w:cs="Times New Roman"/>
+          <w:sz w:val="24"/>
+          <w:szCs w:val="24"/>
+        </w:rPr>
+        <w:t>False</w:t>
+      </w:r>
+      <w:r>
+        <w:rPr>
+          <w:rFonts w:ascii="Times New Roman" w:hAnsi="Times New Roman" w:cs="Times New Roman"/>
+          <w:sz w:val="24"/>
+          <w:szCs w:val="24"/>
+        </w:rPr>
+        <w:t xml:space="preserve">), </w:t>
+      </w:r>
+      <w:proofErr w:type="spellStart"/>
+      <w:r>
+        <w:rPr>
+          <w:rFonts w:ascii="Times New Roman" w:hAnsi="Times New Roman" w:cs="Times New Roman"/>
+          <w:sz w:val="24"/>
+          <w:szCs w:val="24"/>
+        </w:rPr>
+        <w:t>cererea</w:t>
+      </w:r>
+      <w:proofErr w:type="spellEnd"/>
+      <w:r>
+        <w:rPr>
+          <w:rFonts w:ascii="Times New Roman" w:hAnsi="Times New Roman" w:cs="Times New Roman"/>
+          <w:sz w:val="24"/>
+          <w:szCs w:val="24"/>
+        </w:rPr>
+        <w:t xml:space="preserve"> </w:t>
+      </w:r>
+      <w:proofErr w:type="spellStart"/>
+      <w:r>
+        <w:rPr>
+          <w:rFonts w:ascii="Times New Roman" w:hAnsi="Times New Roman" w:cs="Times New Roman"/>
+          <w:sz w:val="24"/>
+          <w:szCs w:val="24"/>
+        </w:rPr>
+        <w:t>funcționează</w:t>
+      </w:r>
+      <w:proofErr w:type="spellEnd"/>
+    </w:p>
+    <w:p>
+      <w:pPr>
+        <w:rPr>
+          <w:rFonts w:ascii="Times New Roman" w:hAnsi="Times New Roman" w:cs="Times New Roman"/>
+          <w:sz w:val="24"/>
+          <w:szCs w:val="24"/>
+        </w:rPr>
+      </w:pPr>
+      <w:r>
+        <w:rPr>
+          <w:rFonts w:ascii="Times New Roman" w:hAnsi="Times New Roman" w:cs="Times New Roman"/>
+          <w:noProof/>
+          <w:sz w:val="24"/>
+          <w:szCs w:val="24"/>
+        </w:rPr>
+        <w:t xml:space="preserve">Raspunsul este foarte lung, dar cu </w:t>
+      </w:r>
+      <w:proofErr w:type="spellStart"/>
+      <w:r>
+        <w:rPr>
+          <w:rFonts w:ascii="Times New Roman" w:hAnsi="Times New Roman" w:cs="Times New Roman"/>
+          <w:sz w:val="24"/>
+          <w:szCs w:val="24"/>
+        </w:rPr>
+        <w:t>host_origin_protection</w:t>
+      </w:r>
+      <w:proofErr w:type="spellEnd"/>
+      <w:r>
+        <w:rPr>
+          <w:rFonts w:ascii="Times New Roman" w:hAnsi="Times New Roman" w:cs="Times New Roman"/>
+          <w:sz w:val="24"/>
+          <w:szCs w:val="24"/>
+        </w:rPr>
+        <w:t xml:space="preserve"> pe false, </w:t>
+      </w:r>
+      <w:proofErr w:type="spellStart"/>
+      <w:r>
+        <w:rPr>
+          <w:rFonts w:ascii="Times New Roman" w:hAnsi="Times New Roman" w:cs="Times New Roman"/>
+          <w:sz w:val="24"/>
+          <w:szCs w:val="24"/>
+        </w:rPr>
+        <w:t>imi</w:t>
+      </w:r>
+      <w:proofErr w:type="spellEnd"/>
+      <w:r>
+        <w:rPr>
+          <w:rFonts w:ascii="Times New Roman" w:hAnsi="Times New Roman" w:cs="Times New Roman"/>
+          <w:sz w:val="24"/>
+          <w:szCs w:val="24"/>
+        </w:rPr>
+        <w:t xml:space="preserve"> </w:t>
+      </w:r>
+      <w:proofErr w:type="spellStart"/>
+      <w:r>
+        <w:rPr>
+          <w:rFonts w:ascii="Times New Roman" w:hAnsi="Times New Roman" w:cs="Times New Roman"/>
+          <w:sz w:val="24"/>
+          <w:szCs w:val="24"/>
+        </w:rPr>
+        <w:t>permite</w:t>
+      </w:r>
+      <w:proofErr w:type="spellEnd"/>
+      <w:r>
+        <w:rPr>
+          <w:rFonts w:ascii="Times New Roman" w:hAnsi="Times New Roman" w:cs="Times New Roman"/>
+          <w:sz w:val="24"/>
+          <w:szCs w:val="24"/>
+        </w:rPr>
+        <w:t xml:space="preserve"> </w:t>
+      </w:r>
+      <w:proofErr w:type="spellStart"/>
+      <w:r>
+        <w:rPr>
+          <w:rFonts w:ascii="Times New Roman" w:hAnsi="Times New Roman" w:cs="Times New Roman"/>
+          <w:sz w:val="24"/>
+          <w:szCs w:val="24"/>
+        </w:rPr>
+        <w:t>acum</w:t>
+      </w:r>
+      <w:proofErr w:type="spellEnd"/>
+      <w:r>
+        <w:rPr>
+          <w:rFonts w:ascii="Times New Roman" w:hAnsi="Times New Roman" w:cs="Times New Roman"/>
+          <w:sz w:val="24"/>
+          <w:szCs w:val="24"/>
+        </w:rPr>
+        <w:t xml:space="preserve"> </w:t>
+      </w:r>
+      <w:proofErr w:type="spellStart"/>
+      <w:r>
+        <w:rPr>
+          <w:rFonts w:ascii="Times New Roman" w:hAnsi="Times New Roman" w:cs="Times New Roman"/>
+          <w:sz w:val="24"/>
+          <w:szCs w:val="24"/>
+        </w:rPr>
+        <w:t>sa</w:t>
+      </w:r>
+      <w:proofErr w:type="spellEnd"/>
+      <w:r>
+        <w:rPr>
+          <w:rFonts w:ascii="Times New Roman" w:hAnsi="Times New Roman" w:cs="Times New Roman"/>
+          <w:sz w:val="24"/>
+          <w:szCs w:val="24"/>
+        </w:rPr>
+        <w:t xml:space="preserve"> </w:t>
+      </w:r>
+      <w:proofErr w:type="spellStart"/>
+      <w:r>
+        <w:rPr>
+          <w:rFonts w:ascii="Times New Roman" w:hAnsi="Times New Roman" w:cs="Times New Roman"/>
+          <w:sz w:val="24"/>
+          <w:szCs w:val="24"/>
+        </w:rPr>
+        <w:t>verific</w:t>
+      </w:r>
+      <w:proofErr w:type="spellEnd"/>
+      <w:r>
+        <w:rPr>
+          <w:rFonts w:ascii="Times New Roman" w:hAnsi="Times New Roman" w:cs="Times New Roman"/>
+          <w:sz w:val="24"/>
+          <w:szCs w:val="24"/>
+        </w:rPr>
+        <w:t xml:space="preserve"> </w:t>
+      </w:r>
+      <w:proofErr w:type="spellStart"/>
+      <w:r>
+        <w:rPr>
+          <w:rFonts w:ascii="Times New Roman" w:hAnsi="Times New Roman" w:cs="Times New Roman"/>
+          <w:sz w:val="24"/>
+          <w:szCs w:val="24"/>
+        </w:rPr>
+        <w:t>originea</w:t>
+      </w:r>
+      <w:proofErr w:type="spellEnd"/>
+      <w:r>
+        <w:rPr>
+          <w:rFonts w:ascii="Times New Roman" w:hAnsi="Times New Roman" w:cs="Times New Roman"/>
+          <w:sz w:val="24"/>
+          <w:szCs w:val="24"/>
+        </w:rPr>
+        <w:t>.</w:t>
+      </w:r>
+    </w:p>
+    <w:p>
+      <w:pPr>
+        <w:rPr>
+          <w:rFonts w:ascii="Times New Roman" w:hAnsi="Times New Roman" w:cs="Times New Roman"/>
+          <w:sz w:val="24"/>
+          <w:szCs w:val="24"/>
+        </w:rPr>
+      </w:pPr>
+      <w:r>
+        <w:rPr>
+          <w:rFonts w:ascii="Times New Roman" w:hAnsi="Times New Roman" w:cs="Times New Roman"/>
+          <w:sz w:val="24"/>
+          <w:szCs w:val="24"/>
+        </w:rPr>
+        <w:br w:type="page"/>
+      </w:r>
+    </w:p>
+    <w:p>
+      <w:pPr>
+        <w:rPr>
+          <w:rFonts w:ascii="Times New Roman" w:hAnsi="Times New Roman" w:cs="Times New Roman"/>
+          <w:noProof/>
+          <w:sz w:val="24"/>
+          <w:szCs w:val="24"/>
+        </w:rPr>
+      </w:pPr>
+      <w:r>
+        <w:rPr>
+          <w:rFonts w:ascii="Times New Roman" w:hAnsi="Times New Roman" w:cs="Times New Roman"/>
+          <w:sz w:val="24"/>
+          <w:szCs w:val="24"/>
+        </w:rPr>
+        <w:lastRenderedPageBreak/>
+        <w:t>C6.</w:t>
+      </w:r>
+      <w:r>
+        <w:rPr>
+          <w:rFonts w:ascii="Times New Roman" w:hAnsi="Times New Roman" w:cs="Times New Roman"/>
+          <w:noProof/>
+          <w:sz w:val="24"/>
+          <w:szCs w:val="24"/>
+        </w:rPr>
+        <w:t xml:space="preserve"> </w:t>
+      </w:r>
+      <w:r>
+        <w:rPr>
+          <w:rFonts w:ascii="Times New Roman" w:hAnsi="Times New Roman" w:cs="Times New Roman"/>
+          <w:noProof/>
+          <w:sz w:val="24"/>
+          <w:szCs w:val="24"/>
+        </w:rPr>
+        <w:drawing>
+          <wp:inline distT="0" distB="0" distL="0" distR="0" wp14:anchorId="5D2BCFFF" wp14:editId="15951CE5">
+            <wp:extent cx="5943600" cy="2336165"/>
+            <wp:effectExtent l="0" t="0" r="0" b="6985"/>
+            <wp:docPr id="19" name="Picture 19"/>
+            <wp:cNvGraphicFramePr>
+              <a:graphicFrameLocks xmlns:a="http://schemas.openxmlformats.org/drawingml/2006/main" noChangeAspect="1"/>
+            </wp:cNvGraphicFramePr>
+            <a:graphic xmlns:a="http://schemas.openxmlformats.org/drawingml/2006/main">
+              <a:graphicData uri="http://schemas.openxmlformats.org/drawingml/2006/picture">
+                <pic:pic xmlns:pic="http://schemas.openxmlformats.org/drawingml/2006/picture">
+                  <pic:nvPicPr>
+                    <pic:cNvPr id="1" name=""/>
+                    <pic:cNvPicPr/>
+                  </pic:nvPicPr>
+                  <pic:blipFill>
+                    <a:blip r:embed="rId21"/>
+                    <a:stretch>
+                      <a:fillRect/>
+                    </a:stretch>
+                  </pic:blipFill>
+                  <pic:spPr>
+                    <a:xfrm>
+                      <a:off x="0" y="0"/>
+                      <a:ext cx="5943600" cy="2336165"/>
+                    </a:xfrm>
+                    <a:prstGeom prst="rect">
+                      <a:avLst/>
+                    </a:prstGeom>
+                  </pic:spPr>
+                </pic:pic>
+              </a:graphicData>
+            </a:graphic>
+          </wp:inline>
+        </w:drawing>
+      </w:r>
+      <w:r>
+        <w:rPr>
+          <w:rFonts w:ascii="Times New Roman" w:hAnsi="Times New Roman" w:cs="Times New Roman"/>
+          <w:noProof/>
+          <w:sz w:val="24"/>
+          <w:szCs w:val="24"/>
+        </w:rPr>
+        <w:drawing>
+          <wp:inline distT="0" distB="0" distL="0" distR="0" wp14:anchorId="28963E8C" wp14:editId="39AE2053">
+            <wp:extent cx="5943600" cy="3154680"/>
+            <wp:effectExtent l="0" t="0" r="0" b="7620"/>
+            <wp:docPr id="20" name="Picture 20"/>
+            <wp:cNvGraphicFramePr>
+              <a:graphicFrameLocks xmlns:a="http://schemas.openxmlformats.org/drawingml/2006/main" noChangeAspect="1"/>
+            </wp:cNvGraphicFramePr>
+            <a:graphic xmlns:a="http://schemas.openxmlformats.org/drawingml/2006/main">
+              <a:graphicData uri="http://schemas.openxmlformats.org/drawingml/2006/picture">
+                <pic:pic xmlns:pic="http://schemas.openxmlformats.org/drawingml/2006/picture">
+                  <pic:nvPicPr>
+                    <pic:cNvPr id="1" name=""/>
+                    <pic:cNvPicPr/>
+                  </pic:nvPicPr>
+                  <pic:blipFill>
+                    <a:blip r:embed="rId22"/>
+                    <a:stretch>
+                      <a:fillRect/>
+                    </a:stretch>
+                  </pic:blipFill>
+                  <pic:spPr>
+                    <a:xfrm>
+                      <a:off x="0" y="0"/>
+                      <a:ext cx="5943600" cy="3154680"/>
+                    </a:xfrm>
+                    <a:prstGeom prst="rect">
+                      <a:avLst/>
+                    </a:prstGeom>
+                  </pic:spPr>
+                </pic:pic>
+              </a:graphicData>
+            </a:graphic>
+          </wp:inline>
+        </w:drawing>
+      </w:r>
+    </w:p>
+    <w:p>
+      <w:pPr>
+        <w:rPr>
+          <w:rFonts w:ascii="Times New Roman" w:hAnsi="Times New Roman" w:cs="Times New Roman"/>
+          <w:sz w:val="24"/>
+          <w:szCs w:val="24"/>
+        </w:rPr>
+      </w:pPr>
+      <w:proofErr w:type="spellStart"/>
+      <w:r>
+        <w:rPr>
+          <w:rFonts w:ascii="Times New Roman" w:hAnsi="Times New Roman" w:cs="Times New Roman"/>
+          <w:sz w:val="24"/>
+          <w:szCs w:val="24"/>
+        </w:rPr>
+        <w:t>În</w:t>
+      </w:r>
+      <w:proofErr w:type="spellEnd"/>
+      <w:r>
+        <w:rPr>
+          <w:rFonts w:ascii="Times New Roman" w:hAnsi="Times New Roman" w:cs="Times New Roman"/>
+          <w:sz w:val="24"/>
+          <w:szCs w:val="24"/>
+        </w:rPr>
+        <w:t xml:space="preserve"> era </w:t>
+      </w:r>
+      <w:r>
+        <w:rPr>
+          <w:rFonts w:ascii="Times New Roman" w:hAnsi="Times New Roman" w:cs="Times New Roman"/>
+          <w:b/>
+          <w:bCs/>
+          <w:sz w:val="24"/>
+          <w:szCs w:val="24"/>
+        </w:rPr>
+        <w:t>MODERN</w:t>
+      </w:r>
+      <w:r>
+        <w:rPr>
+          <w:rFonts w:ascii="Times New Roman" w:hAnsi="Times New Roman" w:cs="Times New Roman"/>
+          <w:sz w:val="24"/>
+          <w:szCs w:val="24"/>
+        </w:rPr>
+        <w:t xml:space="preserve"> (</w:t>
+      </w:r>
+      <w:proofErr w:type="spellStart"/>
+      <w:r>
+        <w:rPr>
+          <w:rFonts w:ascii="Times New Roman" w:hAnsi="Times New Roman" w:cs="Times New Roman"/>
+          <w:sz w:val="24"/>
+          <w:szCs w:val="24"/>
+        </w:rPr>
+        <w:t>nouă</w:t>
+      </w:r>
+      <w:proofErr w:type="spellEnd"/>
+      <w:r>
+        <w:rPr>
+          <w:rFonts w:ascii="Times New Roman" w:hAnsi="Times New Roman" w:cs="Times New Roman"/>
+          <w:sz w:val="24"/>
+          <w:szCs w:val="24"/>
+        </w:rPr>
+        <w:t xml:space="preserve">), </w:t>
+      </w:r>
+      <w:proofErr w:type="spellStart"/>
+      <w:r>
+        <w:rPr>
+          <w:rFonts w:ascii="Times New Roman" w:hAnsi="Times New Roman" w:cs="Times New Roman"/>
+          <w:sz w:val="24"/>
+          <w:szCs w:val="24"/>
+        </w:rPr>
+        <w:t>primul</w:t>
+      </w:r>
+      <w:proofErr w:type="spellEnd"/>
+      <w:r>
+        <w:rPr>
+          <w:rFonts w:ascii="Times New Roman" w:hAnsi="Times New Roman" w:cs="Times New Roman"/>
+          <w:sz w:val="24"/>
+          <w:szCs w:val="24"/>
+        </w:rPr>
+        <w:t xml:space="preserve"> </w:t>
+      </w:r>
+      <w:proofErr w:type="spellStart"/>
+      <w:r>
+        <w:rPr>
+          <w:rFonts w:ascii="Times New Roman" w:hAnsi="Times New Roman" w:cs="Times New Roman"/>
+          <w:sz w:val="24"/>
+          <w:szCs w:val="24"/>
+        </w:rPr>
+        <w:t>mesaj</w:t>
+      </w:r>
+      <w:proofErr w:type="spellEnd"/>
+      <w:r>
+        <w:rPr>
+          <w:rFonts w:ascii="Times New Roman" w:hAnsi="Times New Roman" w:cs="Times New Roman"/>
+          <w:sz w:val="24"/>
+          <w:szCs w:val="24"/>
+        </w:rPr>
+        <w:t xml:space="preserve"> </w:t>
+      </w:r>
+      <w:proofErr w:type="spellStart"/>
+      <w:r>
+        <w:rPr>
+          <w:rFonts w:ascii="Times New Roman" w:hAnsi="Times New Roman" w:cs="Times New Roman"/>
+          <w:sz w:val="24"/>
+          <w:szCs w:val="24"/>
+        </w:rPr>
+        <w:t>este</w:t>
+      </w:r>
+      <w:proofErr w:type="spellEnd"/>
+      <w:r>
+        <w:rPr>
+          <w:rFonts w:ascii="Times New Roman" w:hAnsi="Times New Roman" w:cs="Times New Roman"/>
+          <w:sz w:val="24"/>
+          <w:szCs w:val="24"/>
+        </w:rPr>
+        <w:t xml:space="preserve"> </w:t>
+      </w:r>
+      <w:r>
+        <w:rPr>
+          <w:rStyle w:val="HTMLCode"/>
+          <w:rFonts w:ascii="Times New Roman" w:eastAsiaTheme="minorHAnsi" w:hAnsi="Times New Roman" w:cs="Times New Roman"/>
+          <w:sz w:val="24"/>
+          <w:szCs w:val="24"/>
+        </w:rPr>
+        <w:t>server/discover</w:t>
+      </w:r>
+      <w:r>
+        <w:rPr>
+          <w:rFonts w:ascii="Times New Roman" w:hAnsi="Times New Roman" w:cs="Times New Roman"/>
+          <w:sz w:val="24"/>
+          <w:szCs w:val="24"/>
+        </w:rPr>
+        <w:t xml:space="preserve">. </w:t>
+      </w:r>
+      <w:proofErr w:type="spellStart"/>
+      <w:r>
+        <w:rPr>
+          <w:rFonts w:ascii="Times New Roman" w:hAnsi="Times New Roman" w:cs="Times New Roman"/>
+          <w:sz w:val="24"/>
+          <w:szCs w:val="24"/>
+        </w:rPr>
+        <w:t>În</w:t>
+      </w:r>
+      <w:proofErr w:type="spellEnd"/>
+      <w:r>
+        <w:rPr>
+          <w:rFonts w:ascii="Times New Roman" w:hAnsi="Times New Roman" w:cs="Times New Roman"/>
+          <w:sz w:val="24"/>
+          <w:szCs w:val="24"/>
+        </w:rPr>
+        <w:t xml:space="preserve"> era </w:t>
+      </w:r>
+      <w:r>
+        <w:rPr>
+          <w:rFonts w:ascii="Times New Roman" w:hAnsi="Times New Roman" w:cs="Times New Roman"/>
+          <w:b/>
+          <w:bCs/>
+          <w:sz w:val="24"/>
+          <w:szCs w:val="24"/>
+        </w:rPr>
+        <w:t>LEGACY</w:t>
+      </w:r>
+      <w:r>
+        <w:rPr>
+          <w:rFonts w:ascii="Times New Roman" w:hAnsi="Times New Roman" w:cs="Times New Roman"/>
+          <w:sz w:val="24"/>
+          <w:szCs w:val="24"/>
+        </w:rPr>
+        <w:t xml:space="preserve"> (</w:t>
+      </w:r>
+      <w:proofErr w:type="spellStart"/>
+      <w:r>
+        <w:rPr>
+          <w:rFonts w:ascii="Times New Roman" w:hAnsi="Times New Roman" w:cs="Times New Roman"/>
+          <w:sz w:val="24"/>
+          <w:szCs w:val="24"/>
+        </w:rPr>
+        <w:t>veche</w:t>
+      </w:r>
+      <w:proofErr w:type="spellEnd"/>
+      <w:r>
+        <w:rPr>
+          <w:rFonts w:ascii="Times New Roman" w:hAnsi="Times New Roman" w:cs="Times New Roman"/>
+          <w:sz w:val="24"/>
+          <w:szCs w:val="24"/>
+        </w:rPr>
+        <w:t xml:space="preserve">), </w:t>
+      </w:r>
+      <w:proofErr w:type="spellStart"/>
+      <w:r>
+        <w:rPr>
+          <w:rFonts w:ascii="Times New Roman" w:hAnsi="Times New Roman" w:cs="Times New Roman"/>
+          <w:sz w:val="24"/>
+          <w:szCs w:val="24"/>
+        </w:rPr>
+        <w:t>primul</w:t>
+      </w:r>
+      <w:proofErr w:type="spellEnd"/>
+      <w:r>
+        <w:rPr>
+          <w:rFonts w:ascii="Times New Roman" w:hAnsi="Times New Roman" w:cs="Times New Roman"/>
+          <w:sz w:val="24"/>
+          <w:szCs w:val="24"/>
+        </w:rPr>
+        <w:t xml:space="preserve"> </w:t>
+      </w:r>
+      <w:proofErr w:type="spellStart"/>
+      <w:r>
+        <w:rPr>
+          <w:rFonts w:ascii="Times New Roman" w:hAnsi="Times New Roman" w:cs="Times New Roman"/>
+          <w:sz w:val="24"/>
+          <w:szCs w:val="24"/>
+        </w:rPr>
+        <w:t>mesaj</w:t>
+      </w:r>
+      <w:proofErr w:type="spellEnd"/>
+      <w:r>
+        <w:rPr>
+          <w:rFonts w:ascii="Times New Roman" w:hAnsi="Times New Roman" w:cs="Times New Roman"/>
+          <w:sz w:val="24"/>
+          <w:szCs w:val="24"/>
+        </w:rPr>
+        <w:t xml:space="preserve"> </w:t>
+      </w:r>
+      <w:proofErr w:type="spellStart"/>
+      <w:r>
+        <w:rPr>
+          <w:rFonts w:ascii="Times New Roman" w:hAnsi="Times New Roman" w:cs="Times New Roman"/>
+          <w:sz w:val="24"/>
+          <w:szCs w:val="24"/>
+        </w:rPr>
+        <w:t>este</w:t>
+      </w:r>
+      <w:proofErr w:type="spellEnd"/>
+      <w:r>
+        <w:rPr>
+          <w:rFonts w:ascii="Times New Roman" w:hAnsi="Times New Roman" w:cs="Times New Roman"/>
+          <w:sz w:val="24"/>
+          <w:szCs w:val="24"/>
+        </w:rPr>
+        <w:t xml:space="preserve"> </w:t>
+      </w:r>
+      <w:r>
+        <w:rPr>
+          <w:rStyle w:val="HTMLCode"/>
+          <w:rFonts w:ascii="Times New Roman" w:eastAsiaTheme="minorHAnsi" w:hAnsi="Times New Roman" w:cs="Times New Roman"/>
+          <w:sz w:val="24"/>
+          <w:szCs w:val="24"/>
+        </w:rPr>
+        <w:t>initialize</w:t>
+      </w:r>
+      <w:r>
+        <w:rPr>
+          <w:rFonts w:ascii="Times New Roman" w:hAnsi="Times New Roman" w:cs="Times New Roman"/>
+          <w:sz w:val="24"/>
+          <w:szCs w:val="24"/>
+        </w:rPr>
+        <w:t xml:space="preserve">. </w:t>
+      </w:r>
+      <w:proofErr w:type="spellStart"/>
+      <w:r>
+        <w:rPr>
+          <w:rFonts w:ascii="Times New Roman" w:hAnsi="Times New Roman" w:cs="Times New Roman"/>
+          <w:sz w:val="24"/>
+          <w:szCs w:val="24"/>
+        </w:rPr>
+        <w:t>Negocierea</w:t>
+      </w:r>
+      <w:proofErr w:type="spellEnd"/>
+      <w:r>
+        <w:rPr>
+          <w:rFonts w:ascii="Times New Roman" w:hAnsi="Times New Roman" w:cs="Times New Roman"/>
+          <w:sz w:val="24"/>
+          <w:szCs w:val="24"/>
+        </w:rPr>
+        <w:t xml:space="preserve"> </w:t>
+      </w:r>
+      <w:r>
+        <w:rPr>
+          <w:rStyle w:val="HTMLCode"/>
+          <w:rFonts w:ascii="Times New Roman" w:eastAsiaTheme="minorHAnsi" w:hAnsi="Times New Roman" w:cs="Times New Roman"/>
+          <w:sz w:val="24"/>
+          <w:szCs w:val="24"/>
+        </w:rPr>
+        <w:t>initialize</w:t>
+      </w:r>
+      <w:r>
+        <w:rPr>
+          <w:rFonts w:ascii="Times New Roman" w:hAnsi="Times New Roman" w:cs="Times New Roman"/>
+          <w:sz w:val="24"/>
+          <w:szCs w:val="24"/>
+        </w:rPr>
+        <w:t xml:space="preserve"> / </w:t>
+      </w:r>
+      <w:r>
+        <w:rPr>
+          <w:rStyle w:val="HTMLCode"/>
+          <w:rFonts w:ascii="Times New Roman" w:eastAsiaTheme="minorHAnsi" w:hAnsi="Times New Roman" w:cs="Times New Roman"/>
+          <w:sz w:val="24"/>
+          <w:szCs w:val="24"/>
+        </w:rPr>
+        <w:t>notifications/initialized</w:t>
+      </w:r>
+      <w:r>
+        <w:rPr>
+          <w:rFonts w:ascii="Times New Roman" w:hAnsi="Times New Roman" w:cs="Times New Roman"/>
+          <w:sz w:val="24"/>
+          <w:szCs w:val="24"/>
+        </w:rPr>
+        <w:t xml:space="preserve"> </w:t>
+      </w:r>
+      <w:proofErr w:type="spellStart"/>
+      <w:r>
+        <w:rPr>
+          <w:rFonts w:ascii="Times New Roman" w:hAnsi="Times New Roman" w:cs="Times New Roman"/>
+          <w:sz w:val="24"/>
+          <w:szCs w:val="24"/>
+        </w:rPr>
+        <w:t>apare</w:t>
+      </w:r>
+      <w:proofErr w:type="spellEnd"/>
+      <w:r>
+        <w:rPr>
+          <w:rFonts w:ascii="Times New Roman" w:hAnsi="Times New Roman" w:cs="Times New Roman"/>
+          <w:sz w:val="24"/>
+          <w:szCs w:val="24"/>
+        </w:rPr>
+        <w:t xml:space="preserve"> </w:t>
+      </w:r>
+      <w:proofErr w:type="spellStart"/>
+      <w:r>
+        <w:rPr>
+          <w:rFonts w:ascii="Times New Roman" w:hAnsi="Times New Roman" w:cs="Times New Roman"/>
+          <w:sz w:val="24"/>
+          <w:szCs w:val="24"/>
+        </w:rPr>
+        <w:t>doar</w:t>
+      </w:r>
+      <w:proofErr w:type="spellEnd"/>
+      <w:r>
+        <w:rPr>
+          <w:rFonts w:ascii="Times New Roman" w:hAnsi="Times New Roman" w:cs="Times New Roman"/>
+          <w:sz w:val="24"/>
+          <w:szCs w:val="24"/>
+        </w:rPr>
+        <w:t xml:space="preserve"> </w:t>
+      </w:r>
+      <w:proofErr w:type="spellStart"/>
+      <w:r>
+        <w:rPr>
+          <w:rFonts w:ascii="Times New Roman" w:hAnsi="Times New Roman" w:cs="Times New Roman"/>
+          <w:sz w:val="24"/>
+          <w:szCs w:val="24"/>
+        </w:rPr>
+        <w:t>în</w:t>
+      </w:r>
+      <w:proofErr w:type="spellEnd"/>
+      <w:r>
+        <w:rPr>
+          <w:rFonts w:ascii="Times New Roman" w:hAnsi="Times New Roman" w:cs="Times New Roman"/>
+          <w:sz w:val="24"/>
+          <w:szCs w:val="24"/>
+        </w:rPr>
+        <w:t xml:space="preserve"> </w:t>
+      </w:r>
+      <w:proofErr w:type="spellStart"/>
+      <w:r>
+        <w:rPr>
+          <w:rFonts w:ascii="Times New Roman" w:hAnsi="Times New Roman" w:cs="Times New Roman"/>
+          <w:sz w:val="24"/>
+          <w:szCs w:val="24"/>
+        </w:rPr>
+        <w:t>varianta</w:t>
+      </w:r>
+      <w:proofErr w:type="spellEnd"/>
+      <w:r>
+        <w:rPr>
+          <w:rFonts w:ascii="Times New Roman" w:hAnsi="Times New Roman" w:cs="Times New Roman"/>
+          <w:sz w:val="24"/>
+          <w:szCs w:val="24"/>
+        </w:rPr>
+        <w:t xml:space="preserve"> </w:t>
+      </w:r>
+      <w:proofErr w:type="spellStart"/>
+      <w:r>
+        <w:rPr>
+          <w:rFonts w:ascii="Times New Roman" w:hAnsi="Times New Roman" w:cs="Times New Roman"/>
+          <w:sz w:val="24"/>
+          <w:szCs w:val="24"/>
+        </w:rPr>
+        <w:t>veche</w:t>
+      </w:r>
+      <w:proofErr w:type="spellEnd"/>
+      <w:r>
+        <w:rPr>
+          <w:rFonts w:ascii="Times New Roman" w:hAnsi="Times New Roman" w:cs="Times New Roman"/>
+          <w:sz w:val="24"/>
+          <w:szCs w:val="24"/>
+        </w:rPr>
+        <w:t>.</w:t>
       </w:r>
     </w:p>
     <w:sectPr>
@@ -1283,6 +7118,19 @@
     <w:semiHidden/>
     <w:unhideWhenUsed/>
   </w:style>
+  <w:style w:type="character" w:styleId="HTMLCode">
+    <w:name w:val="HTML Code"/>
+    <w:basedOn w:val="DefaultParagraphFont"/>
+    <w:uiPriority w:val="99"/>
+    <w:semiHidden/>
+    <w:unhideWhenUsed/>
+    <w:rsid w:val="00917782"/>
+    <w:rPr>
+      <w:rFonts w:ascii="Courier New" w:eastAsia="Times New Roman" w:hAnsi="Courier New" w:cs="Courier New"/>
+      <w:sz w:val="20"/>
+      <w:szCs w:val="20"/>
+    </w:rPr>
+  </w:style>
 </w:styles>
 </file>
 
